--- a/MANUAL DE USUARIO FINAL.docx
+++ b/MANUAL DE USUARIO FINAL.docx
@@ -9,11 +9,322 @@
           <w:bCs/>
         </w:rPr>
       </w:pPr>
-      <w:r>
-        <w:rPr>
-          <w:b/>
-          <w:bCs/>
-        </w:rPr>
+    </w:p>
+    <w:p>
+      <w:pPr>
+        <w:rPr>
+          <w:b/>
+          <w:bCs/>
+        </w:rPr>
+      </w:pPr>
+    </w:p>
+    <w:p>
+      <w:pPr>
+        <w:rPr>
+          <w:b/>
+          <w:bCs/>
+        </w:rPr>
+      </w:pPr>
+    </w:p>
+    <w:p>
+      <w:pPr>
+        <w:rPr>
+          <w:b/>
+          <w:bCs/>
+        </w:rPr>
+      </w:pPr>
+    </w:p>
+    <w:p>
+      <w:pPr>
+        <w:rPr>
+          <w:b/>
+          <w:bCs/>
+        </w:rPr>
+      </w:pPr>
+    </w:p>
+    <w:p>
+      <w:pPr>
+        <w:rPr>
+          <w:b/>
+          <w:bCs/>
+        </w:rPr>
+      </w:pPr>
+    </w:p>
+    <w:p>
+      <w:pPr>
+        <w:rPr>
+          <w:b/>
+          <w:bCs/>
+        </w:rPr>
+      </w:pPr>
+    </w:p>
+    <w:p>
+      <w:pPr>
+        <w:rPr>
+          <w:b/>
+          <w:bCs/>
+        </w:rPr>
+      </w:pPr>
+    </w:p>
+    <w:p>
+      <w:pPr>
+        <w:rPr>
+          <w:b/>
+          <w:bCs/>
+        </w:rPr>
+      </w:pPr>
+    </w:p>
+    <w:p>
+      <w:pPr>
+        <w:rPr>
+          <w:b/>
+          <w:bCs/>
+        </w:rPr>
+      </w:pPr>
+    </w:p>
+    <w:p>
+      <w:pPr>
+        <w:rPr>
+          <w:b/>
+          <w:bCs/>
+        </w:rPr>
+      </w:pPr>
+    </w:p>
+    <w:p>
+      <w:pPr>
+        <w:rPr>
+          <w:b/>
+          <w:bCs/>
+        </w:rPr>
+      </w:pPr>
+    </w:p>
+    <w:p>
+      <w:pPr>
+        <w:rPr>
+          <w:b/>
+          <w:bCs/>
+        </w:rPr>
+      </w:pPr>
+    </w:p>
+    <w:p>
+      <w:pPr>
+        <w:rPr>
+          <w:b/>
+          <w:bCs/>
+        </w:rPr>
+      </w:pPr>
+    </w:p>
+    <w:p>
+      <w:pPr>
+        <w:rPr>
+          <w:b/>
+          <w:bCs/>
+        </w:rPr>
+      </w:pPr>
+    </w:p>
+    <w:p>
+      <w:pPr>
+        <w:rPr>
+          <w:b/>
+          <w:bCs/>
+        </w:rPr>
+      </w:pPr>
+    </w:p>
+    <w:p>
+      <w:pPr>
+        <w:rPr>
+          <w:b/>
+          <w:bCs/>
+        </w:rPr>
+      </w:pPr>
+    </w:p>
+    <w:p>
+      <w:pPr>
+        <w:rPr>
+          <w:b/>
+          <w:bCs/>
+        </w:rPr>
+      </w:pPr>
+    </w:p>
+    <w:p>
+      <w:pPr>
+        <w:rPr>
+          <w:b/>
+          <w:bCs/>
+        </w:rPr>
+      </w:pPr>
+    </w:p>
+    <w:p>
+      <w:pPr>
+        <w:rPr>
+          <w:b/>
+          <w:bCs/>
+        </w:rPr>
+      </w:pPr>
+    </w:p>
+    <w:p>
+      <w:pPr>
+        <w:rPr>
+          <w:b/>
+          <w:bCs/>
+        </w:rPr>
+      </w:pPr>
+    </w:p>
+    <w:p>
+      <w:pPr>
+        <w:rPr>
+          <w:b/>
+          <w:bCs/>
+        </w:rPr>
+      </w:pPr>
+    </w:p>
+    <w:p>
+      <w:pPr>
+        <w:rPr>
+          <w:b/>
+          <w:bCs/>
+        </w:rPr>
+      </w:pPr>
+    </w:p>
+    <w:p>
+      <w:pPr>
+        <w:rPr>
+          <w:b/>
+          <w:bCs/>
+        </w:rPr>
+      </w:pPr>
+    </w:p>
+    <w:p>
+      <w:pPr>
+        <w:rPr>
+          <w:b/>
+          <w:bCs/>
+        </w:rPr>
+      </w:pPr>
+    </w:p>
+    <w:p>
+      <w:pPr>
+        <w:rPr>
+          <w:b/>
+          <w:bCs/>
+        </w:rPr>
+      </w:pPr>
+    </w:p>
+    <w:p>
+      <w:pPr>
+        <w:rPr>
+          <w:b/>
+          <w:bCs/>
+        </w:rPr>
+      </w:pPr>
+    </w:p>
+    <w:p>
+      <w:pPr>
+        <w:rPr>
+          <w:b/>
+          <w:bCs/>
+        </w:rPr>
+      </w:pPr>
+    </w:p>
+    <w:p>
+      <w:pPr>
+        <w:rPr>
+          <w:b/>
+          <w:bCs/>
+        </w:rPr>
+      </w:pPr>
+    </w:p>
+    <w:p>
+      <w:pPr>
+        <w:rPr>
+          <w:b/>
+          <w:bCs/>
+        </w:rPr>
+      </w:pPr>
+    </w:p>
+    <w:p>
+      <w:pPr>
+        <w:rPr>
+          <w:b/>
+          <w:bCs/>
+        </w:rPr>
+      </w:pPr>
+    </w:p>
+    <w:p>
+      <w:pPr>
+        <w:rPr>
+          <w:b/>
+          <w:bCs/>
+        </w:rPr>
+      </w:pPr>
+    </w:p>
+    <w:p>
+      <w:pPr>
+        <w:rPr>
+          <w:b/>
+          <w:bCs/>
+        </w:rPr>
+      </w:pPr>
+    </w:p>
+    <w:p>
+      <w:pPr>
+        <w:rPr>
+          <w:b/>
+          <w:bCs/>
+        </w:rPr>
+      </w:pPr>
+    </w:p>
+    <w:p>
+      <w:pPr>
+        <w:rPr>
+          <w:b/>
+          <w:bCs/>
+        </w:rPr>
+      </w:pPr>
+    </w:p>
+    <w:p>
+      <w:pPr>
+        <w:rPr>
+          <w:b/>
+          <w:bCs/>
+        </w:rPr>
+      </w:pPr>
+    </w:p>
+    <w:p>
+      <w:pPr>
+        <w:rPr>
+          <w:b/>
+          <w:bCs/>
+        </w:rPr>
+      </w:pPr>
+    </w:p>
+    <w:p>
+      <w:pPr>
+        <w:rPr>
+          <w:b/>
+          <w:bCs/>
+        </w:rPr>
+        <w:sectPr>
+          <w:pgSz w:w="12240" w:h="15840"/>
+          <w:pgMar w:top="1417" w:right="1701" w:bottom="1417" w:left="1701" w:header="708" w:footer="708" w:gutter="0"/>
+          <w:cols w:space="708"/>
+          <w:docGrid w:linePitch="360"/>
+        </w:sectPr>
+      </w:pPr>
+    </w:p>
+    <w:p>
+      <w:pPr>
+        <w:rPr>
+          <w:b/>
+          <w:bCs/>
+        </w:rPr>
+      </w:pPr>
+      <w:r>
+        <w:rPr>
+          <w:b/>
+          <w:bCs/>
+        </w:rPr>
+        <w:lastRenderedPageBreak/>
         <w:t>MANUAL DE USUARIO FINAL: SISTEMA DE GESTIÓN DE RESTAURANTE</w:t>
       </w:r>
     </w:p>
@@ -46,6 +357,67 @@
           <w:bCs/>
         </w:rPr>
         <w:t>)</w:t>
+      </w:r>
+    </w:p>
+    <w:p>
+      <w:pPr>
+        <w:rPr>
+          <w:b/>
+          <w:bCs/>
+        </w:rPr>
+      </w:pPr>
+      <w:r>
+        <w:rPr>
+          <w:noProof/>
+        </w:rPr>
+        <w:drawing>
+          <wp:inline distT="0" distB="0" distL="0" distR="0" wp14:anchorId="1A01BE84" wp14:editId="0E41389D">
+            <wp:extent cx="5612130" cy="2766060"/>
+            <wp:effectExtent l="0" t="0" r="7620" b="0"/>
+            <wp:docPr id="1305077469" name="Imagen 14"/>
+            <wp:cNvGraphicFramePr>
+              <a:graphicFrameLocks xmlns:a="http://schemas.openxmlformats.org/drawingml/2006/main" noChangeAspect="1"/>
+            </wp:cNvGraphicFramePr>
+            <a:graphic xmlns:a="http://schemas.openxmlformats.org/drawingml/2006/main">
+              <a:graphicData uri="http://schemas.openxmlformats.org/drawingml/2006/picture">
+                <pic:pic xmlns:pic="http://schemas.openxmlformats.org/drawingml/2006/picture">
+                  <pic:nvPicPr>
+                    <pic:cNvPr id="0" name="Picture 39"/>
+                    <pic:cNvPicPr>
+                      <a:picLocks noChangeAspect="1" noChangeArrowheads="1"/>
+                    </pic:cNvPicPr>
+                  </pic:nvPicPr>
+                  <pic:blipFill>
+                    <a:blip r:embed="rId7">
+                      <a:extLst>
+                        <a:ext uri="{28A0092B-C50C-407E-A947-70E740481C1C}">
+                          <a14:useLocalDpi xmlns:a14="http://schemas.microsoft.com/office/drawing/2010/main" val="0"/>
+                        </a:ext>
+                      </a:extLst>
+                    </a:blip>
+                    <a:srcRect/>
+                    <a:stretch>
+                      <a:fillRect/>
+                    </a:stretch>
+                  </pic:blipFill>
+                  <pic:spPr bwMode="auto">
+                    <a:xfrm>
+                      <a:off x="0" y="0"/>
+                      <a:ext cx="5612130" cy="2766060"/>
+                    </a:xfrm>
+                    <a:prstGeom prst="rect">
+                      <a:avLst/>
+                    </a:prstGeom>
+                    <a:noFill/>
+                    <a:ln>
+                      <a:noFill/>
+                    </a:ln>
+                  </pic:spPr>
+                </pic:pic>
+              </a:graphicData>
+            </a:graphic>
+          </wp:inline>
+        </w:drawing>
       </w:r>
     </w:p>
     <w:p>
@@ -103,6 +475,64 @@
     </w:p>
     <w:p>
       <w:pPr>
+        <w:jc w:val="center"/>
+      </w:pPr>
+      <w:r>
+        <w:rPr>
+          <w:noProof/>
+        </w:rPr>
+        <w:drawing>
+          <wp:inline distT="0" distB="0" distL="0" distR="0" wp14:anchorId="7E2FE580" wp14:editId="5CF8FB29">
+            <wp:extent cx="2647950" cy="582882"/>
+            <wp:effectExtent l="0" t="0" r="0" b="8255"/>
+            <wp:docPr id="1927465333" name="Imagen 1"/>
+            <wp:cNvGraphicFramePr>
+              <a:graphicFrameLocks xmlns:a="http://schemas.openxmlformats.org/drawingml/2006/main" noChangeAspect="1"/>
+            </wp:cNvGraphicFramePr>
+            <a:graphic xmlns:a="http://schemas.openxmlformats.org/drawingml/2006/main">
+              <a:graphicData uri="http://schemas.openxmlformats.org/drawingml/2006/picture">
+                <pic:pic xmlns:pic="http://schemas.openxmlformats.org/drawingml/2006/picture">
+                  <pic:nvPicPr>
+                    <pic:cNvPr id="0" name="Picture 1"/>
+                    <pic:cNvPicPr>
+                      <a:picLocks noChangeAspect="1" noChangeArrowheads="1"/>
+                    </pic:cNvPicPr>
+                  </pic:nvPicPr>
+                  <pic:blipFill>
+                    <a:blip r:embed="rId8">
+                      <a:extLst>
+                        <a:ext uri="{28A0092B-C50C-407E-A947-70E740481C1C}">
+                          <a14:useLocalDpi xmlns:a14="http://schemas.microsoft.com/office/drawing/2010/main" val="0"/>
+                        </a:ext>
+                      </a:extLst>
+                    </a:blip>
+                    <a:srcRect/>
+                    <a:stretch>
+                      <a:fillRect/>
+                    </a:stretch>
+                  </pic:blipFill>
+                  <pic:spPr bwMode="auto">
+                    <a:xfrm>
+                      <a:off x="0" y="0"/>
+                      <a:ext cx="2683488" cy="590705"/>
+                    </a:xfrm>
+                    <a:prstGeom prst="rect">
+                      <a:avLst/>
+                    </a:prstGeom>
+                    <a:noFill/>
+                    <a:ln>
+                      <a:noFill/>
+                    </a:ln>
+                  </pic:spPr>
+                </pic:pic>
+              </a:graphicData>
+            </a:graphic>
+          </wp:inline>
+        </w:drawing>
+      </w:r>
+    </w:p>
+    <w:p>
+      <w:pPr>
         <w:numPr>
           <w:ilvl w:val="0"/>
           <w:numId w:val="1"/>
@@ -121,20 +551,76 @@
     </w:p>
     <w:p>
       <w:pPr>
+        <w:jc w:val="center"/>
+      </w:pPr>
+      <w:r>
+        <w:rPr>
+          <w:noProof/>
+        </w:rPr>
+        <w:drawing>
+          <wp:inline distT="0" distB="0" distL="0" distR="0" wp14:anchorId="4AFC4061" wp14:editId="41123F8F">
+            <wp:extent cx="2647950" cy="603330"/>
+            <wp:effectExtent l="0" t="0" r="0" b="6350"/>
+            <wp:docPr id="53853436" name="Imagen 2"/>
+            <wp:cNvGraphicFramePr>
+              <a:graphicFrameLocks xmlns:a="http://schemas.openxmlformats.org/drawingml/2006/main" noChangeAspect="1"/>
+            </wp:cNvGraphicFramePr>
+            <a:graphic xmlns:a="http://schemas.openxmlformats.org/drawingml/2006/main">
+              <a:graphicData uri="http://schemas.openxmlformats.org/drawingml/2006/picture">
+                <pic:pic xmlns:pic="http://schemas.openxmlformats.org/drawingml/2006/picture">
+                  <pic:nvPicPr>
+                    <pic:cNvPr id="0" name="Picture 3"/>
+                    <pic:cNvPicPr>
+                      <a:picLocks noChangeAspect="1" noChangeArrowheads="1"/>
+                    </pic:cNvPicPr>
+                  </pic:nvPicPr>
+                  <pic:blipFill>
+                    <a:blip r:embed="rId9">
+                      <a:extLst>
+                        <a:ext uri="{28A0092B-C50C-407E-A947-70E740481C1C}">
+                          <a14:useLocalDpi xmlns:a14="http://schemas.microsoft.com/office/drawing/2010/main" val="0"/>
+                        </a:ext>
+                      </a:extLst>
+                    </a:blip>
+                    <a:srcRect/>
+                    <a:stretch>
+                      <a:fillRect/>
+                    </a:stretch>
+                  </pic:blipFill>
+                  <pic:spPr bwMode="auto">
+                    <a:xfrm>
+                      <a:off x="0" y="0"/>
+                      <a:ext cx="2662598" cy="606667"/>
+                    </a:xfrm>
+                    <a:prstGeom prst="rect">
+                      <a:avLst/>
+                    </a:prstGeom>
+                    <a:noFill/>
+                    <a:ln>
+                      <a:noFill/>
+                    </a:ln>
+                  </pic:spPr>
+                </pic:pic>
+              </a:graphicData>
+            </a:graphic>
+          </wp:inline>
+        </w:drawing>
+      </w:r>
+    </w:p>
+    <w:p>
+      <w:pPr>
         <w:numPr>
           <w:ilvl w:val="0"/>
           <w:numId w:val="1"/>
         </w:numPr>
       </w:pPr>
-      <w:proofErr w:type="spellStart"/>
-      <w:r>
-        <w:rPr>
-          <w:b/>
-          <w:bCs/>
-        </w:rPr>
-        <w:t>Boton</w:t>
-      </w:r>
-      <w:proofErr w:type="spellEnd"/>
+      <w:r>
+        <w:rPr>
+          <w:b/>
+          <w:bCs/>
+        </w:rPr>
+        <w:t>Botón</w:t>
+      </w:r>
       <w:r>
         <w:rPr>
           <w:b/>
@@ -148,16 +634,90 @@
     </w:p>
     <w:p>
       <w:pPr>
-        <w:rPr>
-          <w:b/>
-          <w:bCs/>
-        </w:rPr>
-      </w:pPr>
-      <w:r>
-        <w:rPr>
-          <w:b/>
-          <w:bCs/>
-        </w:rPr>
+        <w:jc w:val="center"/>
+      </w:pPr>
+      <w:r>
+        <w:rPr>
+          <w:noProof/>
+        </w:rPr>
+        <w:drawing>
+          <wp:inline distT="0" distB="0" distL="0" distR="0" wp14:anchorId="1077983B" wp14:editId="739D3E5A">
+            <wp:extent cx="2628900" cy="461500"/>
+            <wp:effectExtent l="0" t="0" r="0" b="0"/>
+            <wp:docPr id="693487958" name="Imagen 3"/>
+            <wp:cNvGraphicFramePr>
+              <a:graphicFrameLocks xmlns:a="http://schemas.openxmlformats.org/drawingml/2006/main" noChangeAspect="1"/>
+            </wp:cNvGraphicFramePr>
+            <a:graphic xmlns:a="http://schemas.openxmlformats.org/drawingml/2006/main">
+              <a:graphicData uri="http://schemas.openxmlformats.org/drawingml/2006/picture">
+                <pic:pic xmlns:pic="http://schemas.openxmlformats.org/drawingml/2006/picture">
+                  <pic:nvPicPr>
+                    <pic:cNvPr id="0" name="Picture 5"/>
+                    <pic:cNvPicPr>
+                      <a:picLocks noChangeAspect="1" noChangeArrowheads="1"/>
+                    </pic:cNvPicPr>
+                  </pic:nvPicPr>
+                  <pic:blipFill>
+                    <a:blip r:embed="rId10">
+                      <a:extLst>
+                        <a:ext uri="{28A0092B-C50C-407E-A947-70E740481C1C}">
+                          <a14:useLocalDpi xmlns:a14="http://schemas.microsoft.com/office/drawing/2010/main" val="0"/>
+                        </a:ext>
+                      </a:extLst>
+                    </a:blip>
+                    <a:srcRect/>
+                    <a:stretch>
+                      <a:fillRect/>
+                    </a:stretch>
+                  </pic:blipFill>
+                  <pic:spPr bwMode="auto">
+                    <a:xfrm>
+                      <a:off x="0" y="0"/>
+                      <a:ext cx="2662773" cy="467446"/>
+                    </a:xfrm>
+                    <a:prstGeom prst="rect">
+                      <a:avLst/>
+                    </a:prstGeom>
+                    <a:noFill/>
+                    <a:ln>
+                      <a:noFill/>
+                    </a:ln>
+                  </pic:spPr>
+                </pic:pic>
+              </a:graphicData>
+            </a:graphic>
+          </wp:inline>
+        </w:drawing>
+      </w:r>
+    </w:p>
+    <w:p>
+      <w:pPr>
+        <w:jc w:val="center"/>
+      </w:pPr>
+    </w:p>
+    <w:p>
+      <w:pPr>
+        <w:jc w:val="center"/>
+      </w:pPr>
+    </w:p>
+    <w:p>
+      <w:pPr>
+        <w:jc w:val="center"/>
+      </w:pPr>
+    </w:p>
+    <w:p>
+      <w:pPr>
+        <w:rPr>
+          <w:b/>
+          <w:bCs/>
+        </w:rPr>
+      </w:pPr>
+      <w:r>
+        <w:rPr>
+          <w:b/>
+          <w:bCs/>
+        </w:rPr>
+        <w:lastRenderedPageBreak/>
         <w:t>Flujo de Trabajo</w:t>
       </w:r>
     </w:p>
@@ -301,6 +861,64 @@
     </w:p>
     <w:p>
       <w:pPr>
+        <w:jc w:val="center"/>
+      </w:pPr>
+      <w:r>
+        <w:rPr>
+          <w:noProof/>
+        </w:rPr>
+        <w:drawing>
+          <wp:inline distT="0" distB="0" distL="0" distR="0" wp14:anchorId="48C87E41" wp14:editId="271ED1A5">
+            <wp:extent cx="2317645" cy="2324100"/>
+            <wp:effectExtent l="0" t="0" r="6985" b="0"/>
+            <wp:docPr id="70762380" name="Imagen 4"/>
+            <wp:cNvGraphicFramePr>
+              <a:graphicFrameLocks xmlns:a="http://schemas.openxmlformats.org/drawingml/2006/main" noChangeAspect="1"/>
+            </wp:cNvGraphicFramePr>
+            <a:graphic xmlns:a="http://schemas.openxmlformats.org/drawingml/2006/main">
+              <a:graphicData uri="http://schemas.openxmlformats.org/drawingml/2006/picture">
+                <pic:pic xmlns:pic="http://schemas.openxmlformats.org/drawingml/2006/picture">
+                  <pic:nvPicPr>
+                    <pic:cNvPr id="0" name="Picture 7"/>
+                    <pic:cNvPicPr>
+                      <a:picLocks noChangeAspect="1" noChangeArrowheads="1"/>
+                    </pic:cNvPicPr>
+                  </pic:nvPicPr>
+                  <pic:blipFill>
+                    <a:blip r:embed="rId11">
+                      <a:extLst>
+                        <a:ext uri="{28A0092B-C50C-407E-A947-70E740481C1C}">
+                          <a14:useLocalDpi xmlns:a14="http://schemas.microsoft.com/office/drawing/2010/main" val="0"/>
+                        </a:ext>
+                      </a:extLst>
+                    </a:blip>
+                    <a:srcRect/>
+                    <a:stretch>
+                      <a:fillRect/>
+                    </a:stretch>
+                  </pic:blipFill>
+                  <pic:spPr bwMode="auto">
+                    <a:xfrm>
+                      <a:off x="0" y="0"/>
+                      <a:ext cx="2323242" cy="2329713"/>
+                    </a:xfrm>
+                    <a:prstGeom prst="rect">
+                      <a:avLst/>
+                    </a:prstGeom>
+                    <a:noFill/>
+                    <a:ln>
+                      <a:noFill/>
+                    </a:ln>
+                  </pic:spPr>
+                </pic:pic>
+              </a:graphicData>
+            </a:graphic>
+          </wp:inline>
+        </w:drawing>
+      </w:r>
+    </w:p>
+    <w:p>
+      <w:pPr>
         <w:numPr>
           <w:ilvl w:val="0"/>
           <w:numId w:val="3"/>
@@ -319,16 +937,75 @@
     </w:p>
     <w:p>
       <w:pPr>
-        <w:rPr>
-          <w:b/>
-          <w:bCs/>
-        </w:rPr>
-      </w:pPr>
-      <w:r>
-        <w:rPr>
-          <w:b/>
-          <w:bCs/>
-        </w:rPr>
+        <w:jc w:val="center"/>
+      </w:pPr>
+      <w:r>
+        <w:rPr>
+          <w:noProof/>
+        </w:rPr>
+        <w:drawing>
+          <wp:inline distT="0" distB="0" distL="0" distR="0" wp14:anchorId="3D7640DA" wp14:editId="303928C6">
+            <wp:extent cx="2353291" cy="2333625"/>
+            <wp:effectExtent l="0" t="0" r="9525" b="0"/>
+            <wp:docPr id="1215585196" name="Imagen 5"/>
+            <wp:cNvGraphicFramePr>
+              <a:graphicFrameLocks xmlns:a="http://schemas.openxmlformats.org/drawingml/2006/main" noChangeAspect="1"/>
+            </wp:cNvGraphicFramePr>
+            <a:graphic xmlns:a="http://schemas.openxmlformats.org/drawingml/2006/main">
+              <a:graphicData uri="http://schemas.openxmlformats.org/drawingml/2006/picture">
+                <pic:pic xmlns:pic="http://schemas.openxmlformats.org/drawingml/2006/picture">
+                  <pic:nvPicPr>
+                    <pic:cNvPr id="0" name="Picture 9"/>
+                    <pic:cNvPicPr>
+                      <a:picLocks noChangeAspect="1" noChangeArrowheads="1"/>
+                    </pic:cNvPicPr>
+                  </pic:nvPicPr>
+                  <pic:blipFill>
+                    <a:blip r:embed="rId12">
+                      <a:extLst>
+                        <a:ext uri="{28A0092B-C50C-407E-A947-70E740481C1C}">
+                          <a14:useLocalDpi xmlns:a14="http://schemas.microsoft.com/office/drawing/2010/main" val="0"/>
+                        </a:ext>
+                      </a:extLst>
+                    </a:blip>
+                    <a:srcRect/>
+                    <a:stretch>
+                      <a:fillRect/>
+                    </a:stretch>
+                  </pic:blipFill>
+                  <pic:spPr bwMode="auto">
+                    <a:xfrm>
+                      <a:off x="0" y="0"/>
+                      <a:ext cx="2360101" cy="2340378"/>
+                    </a:xfrm>
+                    <a:prstGeom prst="rect">
+                      <a:avLst/>
+                    </a:prstGeom>
+                    <a:noFill/>
+                    <a:ln>
+                      <a:noFill/>
+                    </a:ln>
+                  </pic:spPr>
+                </pic:pic>
+              </a:graphicData>
+            </a:graphic>
+          </wp:inline>
+        </w:drawing>
+      </w:r>
+    </w:p>
+    <w:p>
+      <w:pPr>
+        <w:rPr>
+          <w:b/>
+          <w:bCs/>
+        </w:rPr>
+      </w:pPr>
+      <w:r>
+        <w:rPr>
+          <w:b/>
+          <w:bCs/>
+        </w:rPr>
+        <w:lastRenderedPageBreak/>
         <w:t>2. Módulo de Gestión de Usuarios y Accesos (</w:t>
       </w:r>
       <w:proofErr w:type="spellStart"/>
@@ -346,6 +1023,67 @@
           <w:bCs/>
         </w:rPr>
         <w:t>)</w:t>
+      </w:r>
+    </w:p>
+    <w:p>
+      <w:pPr>
+        <w:rPr>
+          <w:b/>
+          <w:bCs/>
+        </w:rPr>
+      </w:pPr>
+      <w:r>
+        <w:rPr>
+          <w:noProof/>
+        </w:rPr>
+        <w:drawing>
+          <wp:inline distT="0" distB="0" distL="0" distR="0" wp14:anchorId="56676378" wp14:editId="71FFDC3C">
+            <wp:extent cx="5612130" cy="2766060"/>
+            <wp:effectExtent l="0" t="0" r="7620" b="0"/>
+            <wp:docPr id="1250419140" name="Imagen 6"/>
+            <wp:cNvGraphicFramePr>
+              <a:graphicFrameLocks xmlns:a="http://schemas.openxmlformats.org/drawingml/2006/main" noChangeAspect="1"/>
+            </wp:cNvGraphicFramePr>
+            <a:graphic xmlns:a="http://schemas.openxmlformats.org/drawingml/2006/main">
+              <a:graphicData uri="http://schemas.openxmlformats.org/drawingml/2006/picture">
+                <pic:pic xmlns:pic="http://schemas.openxmlformats.org/drawingml/2006/picture">
+                  <pic:nvPicPr>
+                    <pic:cNvPr id="0" name="Picture 11"/>
+                    <pic:cNvPicPr>
+                      <a:picLocks noChangeAspect="1" noChangeArrowheads="1"/>
+                    </pic:cNvPicPr>
+                  </pic:nvPicPr>
+                  <pic:blipFill>
+                    <a:blip r:embed="rId13">
+                      <a:extLst>
+                        <a:ext uri="{28A0092B-C50C-407E-A947-70E740481C1C}">
+                          <a14:useLocalDpi xmlns:a14="http://schemas.microsoft.com/office/drawing/2010/main" val="0"/>
+                        </a:ext>
+                      </a:extLst>
+                    </a:blip>
+                    <a:srcRect/>
+                    <a:stretch>
+                      <a:fillRect/>
+                    </a:stretch>
+                  </pic:blipFill>
+                  <pic:spPr bwMode="auto">
+                    <a:xfrm>
+                      <a:off x="0" y="0"/>
+                      <a:ext cx="5612130" cy="2766060"/>
+                    </a:xfrm>
+                    <a:prstGeom prst="rect">
+                      <a:avLst/>
+                    </a:prstGeom>
+                    <a:noFill/>
+                    <a:ln>
+                      <a:noFill/>
+                    </a:ln>
+                  </pic:spPr>
+                </pic:pic>
+              </a:graphicData>
+            </a:graphic>
+          </wp:inline>
+        </w:drawing>
       </w:r>
     </w:p>
     <w:p>
@@ -433,6 +1171,64 @@
     </w:p>
     <w:p>
       <w:pPr>
+        <w:jc w:val="center"/>
+      </w:pPr>
+      <w:r>
+        <w:rPr>
+          <w:noProof/>
+        </w:rPr>
+        <w:drawing>
+          <wp:inline distT="0" distB="0" distL="0" distR="0" wp14:anchorId="68740ECB" wp14:editId="28ABFBFF">
+            <wp:extent cx="2305050" cy="458564"/>
+            <wp:effectExtent l="0" t="0" r="0" b="0"/>
+            <wp:docPr id="1099010590" name="Imagen 7"/>
+            <wp:cNvGraphicFramePr>
+              <a:graphicFrameLocks xmlns:a="http://schemas.openxmlformats.org/drawingml/2006/main" noChangeAspect="1"/>
+            </wp:cNvGraphicFramePr>
+            <a:graphic xmlns:a="http://schemas.openxmlformats.org/drawingml/2006/main">
+              <a:graphicData uri="http://schemas.openxmlformats.org/drawingml/2006/picture">
+                <pic:pic xmlns:pic="http://schemas.openxmlformats.org/drawingml/2006/picture">
+                  <pic:nvPicPr>
+                    <pic:cNvPr id="0" name="Picture 13"/>
+                    <pic:cNvPicPr>
+                      <a:picLocks noChangeAspect="1" noChangeArrowheads="1"/>
+                    </pic:cNvPicPr>
+                  </pic:nvPicPr>
+                  <pic:blipFill>
+                    <a:blip r:embed="rId14">
+                      <a:extLst>
+                        <a:ext uri="{28A0092B-C50C-407E-A947-70E740481C1C}">
+                          <a14:useLocalDpi xmlns:a14="http://schemas.microsoft.com/office/drawing/2010/main" val="0"/>
+                        </a:ext>
+                      </a:extLst>
+                    </a:blip>
+                    <a:srcRect/>
+                    <a:stretch>
+                      <a:fillRect/>
+                    </a:stretch>
+                  </pic:blipFill>
+                  <pic:spPr bwMode="auto">
+                    <a:xfrm>
+                      <a:off x="0" y="0"/>
+                      <a:ext cx="2353185" cy="468140"/>
+                    </a:xfrm>
+                    <a:prstGeom prst="rect">
+                      <a:avLst/>
+                    </a:prstGeom>
+                    <a:noFill/>
+                    <a:ln>
+                      <a:noFill/>
+                    </a:ln>
+                  </pic:spPr>
+                </pic:pic>
+              </a:graphicData>
+            </a:graphic>
+          </wp:inline>
+        </w:drawing>
+      </w:r>
+    </w:p>
+    <w:p>
+      <w:pPr>
         <w:numPr>
           <w:ilvl w:val="0"/>
           <w:numId w:val="4"/>
@@ -451,6 +1247,64 @@
     </w:p>
     <w:p>
       <w:pPr>
+        <w:jc w:val="center"/>
+      </w:pPr>
+      <w:r>
+        <w:rPr>
+          <w:noProof/>
+        </w:rPr>
+        <w:drawing>
+          <wp:inline distT="0" distB="0" distL="0" distR="0" wp14:anchorId="694DC5FC" wp14:editId="56E783C4">
+            <wp:extent cx="2257425" cy="394902"/>
+            <wp:effectExtent l="0" t="0" r="0" b="5715"/>
+            <wp:docPr id="929530091" name="Imagen 8"/>
+            <wp:cNvGraphicFramePr>
+              <a:graphicFrameLocks xmlns:a="http://schemas.openxmlformats.org/drawingml/2006/main" noChangeAspect="1"/>
+            </wp:cNvGraphicFramePr>
+            <a:graphic xmlns:a="http://schemas.openxmlformats.org/drawingml/2006/main">
+              <a:graphicData uri="http://schemas.openxmlformats.org/drawingml/2006/picture">
+                <pic:pic xmlns:pic="http://schemas.openxmlformats.org/drawingml/2006/picture">
+                  <pic:nvPicPr>
+                    <pic:cNvPr id="0" name="Picture 15"/>
+                    <pic:cNvPicPr>
+                      <a:picLocks noChangeAspect="1" noChangeArrowheads="1"/>
+                    </pic:cNvPicPr>
+                  </pic:nvPicPr>
+                  <pic:blipFill>
+                    <a:blip r:embed="rId15">
+                      <a:extLst>
+                        <a:ext uri="{28A0092B-C50C-407E-A947-70E740481C1C}">
+                          <a14:useLocalDpi xmlns:a14="http://schemas.microsoft.com/office/drawing/2010/main" val="0"/>
+                        </a:ext>
+                      </a:extLst>
+                    </a:blip>
+                    <a:srcRect/>
+                    <a:stretch>
+                      <a:fillRect/>
+                    </a:stretch>
+                  </pic:blipFill>
+                  <pic:spPr bwMode="auto">
+                    <a:xfrm>
+                      <a:off x="0" y="0"/>
+                      <a:ext cx="2340301" cy="409400"/>
+                    </a:xfrm>
+                    <a:prstGeom prst="rect">
+                      <a:avLst/>
+                    </a:prstGeom>
+                    <a:noFill/>
+                    <a:ln>
+                      <a:noFill/>
+                    </a:ln>
+                  </pic:spPr>
+                </pic:pic>
+              </a:graphicData>
+            </a:graphic>
+          </wp:inline>
+        </w:drawing>
+      </w:r>
+    </w:p>
+    <w:p>
+      <w:pPr>
         <w:numPr>
           <w:ilvl w:val="0"/>
           <w:numId w:val="4"/>
@@ -469,6 +1323,64 @@
     </w:p>
     <w:p>
       <w:pPr>
+        <w:jc w:val="center"/>
+      </w:pPr>
+      <w:r>
+        <w:rPr>
+          <w:noProof/>
+        </w:rPr>
+        <w:drawing>
+          <wp:inline distT="0" distB="0" distL="0" distR="0" wp14:anchorId="64E244E6" wp14:editId="26C1AE0A">
+            <wp:extent cx="2247900" cy="377647"/>
+            <wp:effectExtent l="0" t="0" r="0" b="3810"/>
+            <wp:docPr id="1926742315" name="Imagen 9"/>
+            <wp:cNvGraphicFramePr>
+              <a:graphicFrameLocks xmlns:a="http://schemas.openxmlformats.org/drawingml/2006/main" noChangeAspect="1"/>
+            </wp:cNvGraphicFramePr>
+            <a:graphic xmlns:a="http://schemas.openxmlformats.org/drawingml/2006/main">
+              <a:graphicData uri="http://schemas.openxmlformats.org/drawingml/2006/picture">
+                <pic:pic xmlns:pic="http://schemas.openxmlformats.org/drawingml/2006/picture">
+                  <pic:nvPicPr>
+                    <pic:cNvPr id="0" name="Picture 17"/>
+                    <pic:cNvPicPr>
+                      <a:picLocks noChangeAspect="1" noChangeArrowheads="1"/>
+                    </pic:cNvPicPr>
+                  </pic:nvPicPr>
+                  <pic:blipFill>
+                    <a:blip r:embed="rId16">
+                      <a:extLst>
+                        <a:ext uri="{28A0092B-C50C-407E-A947-70E740481C1C}">
+                          <a14:useLocalDpi xmlns:a14="http://schemas.microsoft.com/office/drawing/2010/main" val="0"/>
+                        </a:ext>
+                      </a:extLst>
+                    </a:blip>
+                    <a:srcRect/>
+                    <a:stretch>
+                      <a:fillRect/>
+                    </a:stretch>
+                  </pic:blipFill>
+                  <pic:spPr bwMode="auto">
+                    <a:xfrm>
+                      <a:off x="0" y="0"/>
+                      <a:ext cx="2302305" cy="386787"/>
+                    </a:xfrm>
+                    <a:prstGeom prst="rect">
+                      <a:avLst/>
+                    </a:prstGeom>
+                    <a:noFill/>
+                    <a:ln>
+                      <a:noFill/>
+                    </a:ln>
+                  </pic:spPr>
+                </pic:pic>
+              </a:graphicData>
+            </a:graphic>
+          </wp:inline>
+        </w:drawing>
+      </w:r>
+    </w:p>
+    <w:p>
+      <w:pPr>
         <w:numPr>
           <w:ilvl w:val="0"/>
           <w:numId w:val="4"/>
@@ -479,12 +1391,79 @@
           <w:b/>
           <w:bCs/>
         </w:rPr>
-        <w:lastRenderedPageBreak/>
         <w:t>Contraseña:</w:t>
       </w:r>
       <w:r>
         <w:t xml:space="preserve"> Clave de acceso asignada al nuevo usuario. </w:t>
       </w:r>
+    </w:p>
+    <w:p>
+      <w:pPr>
+        <w:jc w:val="center"/>
+      </w:pPr>
+      <w:r>
+        <w:rPr>
+          <w:noProof/>
+        </w:rPr>
+        <w:drawing>
+          <wp:inline distT="0" distB="0" distL="0" distR="0" wp14:anchorId="044FA517" wp14:editId="49160F68">
+            <wp:extent cx="2162175" cy="395729"/>
+            <wp:effectExtent l="0" t="0" r="0" b="4445"/>
+            <wp:docPr id="1409335156" name="Imagen 10"/>
+            <wp:cNvGraphicFramePr>
+              <a:graphicFrameLocks xmlns:a="http://schemas.openxmlformats.org/drawingml/2006/main" noChangeAspect="1"/>
+            </wp:cNvGraphicFramePr>
+            <a:graphic xmlns:a="http://schemas.openxmlformats.org/drawingml/2006/main">
+              <a:graphicData uri="http://schemas.openxmlformats.org/drawingml/2006/picture">
+                <pic:pic xmlns:pic="http://schemas.openxmlformats.org/drawingml/2006/picture">
+                  <pic:nvPicPr>
+                    <pic:cNvPr id="0" name="Picture 19"/>
+                    <pic:cNvPicPr>
+                      <a:picLocks noChangeAspect="1" noChangeArrowheads="1"/>
+                    </pic:cNvPicPr>
+                  </pic:nvPicPr>
+                  <pic:blipFill>
+                    <a:blip r:embed="rId17">
+                      <a:extLst>
+                        <a:ext uri="{28A0092B-C50C-407E-A947-70E740481C1C}">
+                          <a14:useLocalDpi xmlns:a14="http://schemas.microsoft.com/office/drawing/2010/main" val="0"/>
+                        </a:ext>
+                      </a:extLst>
+                    </a:blip>
+                    <a:srcRect/>
+                    <a:stretch>
+                      <a:fillRect/>
+                    </a:stretch>
+                  </pic:blipFill>
+                  <pic:spPr bwMode="auto">
+                    <a:xfrm>
+                      <a:off x="0" y="0"/>
+                      <a:ext cx="2226892" cy="407574"/>
+                    </a:xfrm>
+                    <a:prstGeom prst="rect">
+                      <a:avLst/>
+                    </a:prstGeom>
+                    <a:noFill/>
+                    <a:ln>
+                      <a:noFill/>
+                    </a:ln>
+                  </pic:spPr>
+                </pic:pic>
+              </a:graphicData>
+            </a:graphic>
+          </wp:inline>
+        </w:drawing>
+      </w:r>
+    </w:p>
+    <w:p>
+      <w:pPr>
+        <w:jc w:val="center"/>
+      </w:pPr>
+    </w:p>
+    <w:p>
+      <w:pPr>
+        <w:jc w:val="center"/>
+      </w:pPr>
     </w:p>
     <w:p>
       <w:pPr>
@@ -493,15 +1472,14 @@
           <w:numId w:val="4"/>
         </w:numPr>
       </w:pPr>
-      <w:proofErr w:type="spellStart"/>
-      <w:r>
-        <w:rPr>
-          <w:b/>
-          <w:bCs/>
-        </w:rPr>
-        <w:t>Boton</w:t>
-      </w:r>
-      <w:proofErr w:type="spellEnd"/>
+      <w:r>
+        <w:rPr>
+          <w:b/>
+          <w:bCs/>
+        </w:rPr>
+        <w:lastRenderedPageBreak/>
+        <w:t>Botón</w:t>
+      </w:r>
       <w:r>
         <w:rPr>
           <w:b/>
@@ -511,6 +1489,64 @@
       </w:r>
       <w:r>
         <w:t xml:space="preserve"> Guarda el nuevo usuario en el sistema. </w:t>
+      </w:r>
+    </w:p>
+    <w:p>
+      <w:pPr>
+        <w:jc w:val="center"/>
+      </w:pPr>
+      <w:r>
+        <w:rPr>
+          <w:noProof/>
+        </w:rPr>
+        <w:drawing>
+          <wp:inline distT="0" distB="0" distL="0" distR="0" wp14:anchorId="270DFB8E" wp14:editId="7F60A732">
+            <wp:extent cx="2428875" cy="330327"/>
+            <wp:effectExtent l="0" t="0" r="0" b="0"/>
+            <wp:docPr id="120546982" name="Imagen 11"/>
+            <wp:cNvGraphicFramePr>
+              <a:graphicFrameLocks xmlns:a="http://schemas.openxmlformats.org/drawingml/2006/main" noChangeAspect="1"/>
+            </wp:cNvGraphicFramePr>
+            <a:graphic xmlns:a="http://schemas.openxmlformats.org/drawingml/2006/main">
+              <a:graphicData uri="http://schemas.openxmlformats.org/drawingml/2006/picture">
+                <pic:pic xmlns:pic="http://schemas.openxmlformats.org/drawingml/2006/picture">
+                  <pic:nvPicPr>
+                    <pic:cNvPr id="0" name="Picture 21"/>
+                    <pic:cNvPicPr>
+                      <a:picLocks noChangeAspect="1" noChangeArrowheads="1"/>
+                    </pic:cNvPicPr>
+                  </pic:nvPicPr>
+                  <pic:blipFill>
+                    <a:blip r:embed="rId18">
+                      <a:extLst>
+                        <a:ext uri="{28A0092B-C50C-407E-A947-70E740481C1C}">
+                          <a14:useLocalDpi xmlns:a14="http://schemas.microsoft.com/office/drawing/2010/main" val="0"/>
+                        </a:ext>
+                      </a:extLst>
+                    </a:blip>
+                    <a:srcRect/>
+                    <a:stretch>
+                      <a:fillRect/>
+                    </a:stretch>
+                  </pic:blipFill>
+                  <pic:spPr bwMode="auto">
+                    <a:xfrm>
+                      <a:off x="0" y="0"/>
+                      <a:ext cx="2531768" cy="344320"/>
+                    </a:xfrm>
+                    <a:prstGeom prst="rect">
+                      <a:avLst/>
+                    </a:prstGeom>
+                    <a:noFill/>
+                    <a:ln>
+                      <a:noFill/>
+                    </a:ln>
+                  </pic:spPr>
+                </pic:pic>
+              </a:graphicData>
+            </a:graphic>
+          </wp:inline>
+        </w:drawing>
       </w:r>
     </w:p>
     <w:p>
@@ -520,15 +1556,13 @@
           <w:numId w:val="4"/>
         </w:numPr>
       </w:pPr>
-      <w:proofErr w:type="spellStart"/>
-      <w:r>
-        <w:rPr>
-          <w:b/>
-          <w:bCs/>
-        </w:rPr>
-        <w:t>Boton</w:t>
-      </w:r>
-      <w:proofErr w:type="spellEnd"/>
+      <w:r>
+        <w:rPr>
+          <w:b/>
+          <w:bCs/>
+        </w:rPr>
+        <w:t>Botón</w:t>
+      </w:r>
       <w:r>
         <w:rPr>
           <w:b/>
@@ -538,6 +1572,64 @@
       </w:r>
       <w:r>
         <w:t xml:space="preserve"> Finaliza la sesión actual y regresa a la pantalla de inicio. </w:t>
+      </w:r>
+    </w:p>
+    <w:p>
+      <w:pPr>
+        <w:jc w:val="center"/>
+      </w:pPr>
+      <w:r>
+        <w:rPr>
+          <w:noProof/>
+        </w:rPr>
+        <w:drawing>
+          <wp:inline distT="0" distB="0" distL="0" distR="0" wp14:anchorId="2ACF9ACF" wp14:editId="44985EF4">
+            <wp:extent cx="2114550" cy="289121"/>
+            <wp:effectExtent l="0" t="0" r="0" b="0"/>
+            <wp:docPr id="315018898" name="Imagen 12"/>
+            <wp:cNvGraphicFramePr>
+              <a:graphicFrameLocks xmlns:a="http://schemas.openxmlformats.org/drawingml/2006/main" noChangeAspect="1"/>
+            </wp:cNvGraphicFramePr>
+            <a:graphic xmlns:a="http://schemas.openxmlformats.org/drawingml/2006/main">
+              <a:graphicData uri="http://schemas.openxmlformats.org/drawingml/2006/picture">
+                <pic:pic xmlns:pic="http://schemas.openxmlformats.org/drawingml/2006/picture">
+                  <pic:nvPicPr>
+                    <pic:cNvPr id="0" name="Picture 23"/>
+                    <pic:cNvPicPr>
+                      <a:picLocks noChangeAspect="1" noChangeArrowheads="1"/>
+                    </pic:cNvPicPr>
+                  </pic:nvPicPr>
+                  <pic:blipFill>
+                    <a:blip r:embed="rId19">
+                      <a:extLst>
+                        <a:ext uri="{28A0092B-C50C-407E-A947-70E740481C1C}">
+                          <a14:useLocalDpi xmlns:a14="http://schemas.microsoft.com/office/drawing/2010/main" val="0"/>
+                        </a:ext>
+                      </a:extLst>
+                    </a:blip>
+                    <a:srcRect/>
+                    <a:stretch>
+                      <a:fillRect/>
+                    </a:stretch>
+                  </pic:blipFill>
+                  <pic:spPr bwMode="auto">
+                    <a:xfrm>
+                      <a:off x="0" y="0"/>
+                      <a:ext cx="2168811" cy="296540"/>
+                    </a:xfrm>
+                    <a:prstGeom prst="rect">
+                      <a:avLst/>
+                    </a:prstGeom>
+                    <a:noFill/>
+                    <a:ln>
+                      <a:noFill/>
+                    </a:ln>
+                  </pic:spPr>
+                </pic:pic>
+              </a:graphicData>
+            </a:graphic>
+          </wp:inline>
+        </w:drawing>
       </w:r>
     </w:p>
     <w:p>
@@ -547,15 +1639,13 @@
           <w:numId w:val="4"/>
         </w:numPr>
       </w:pPr>
-      <w:proofErr w:type="spellStart"/>
-      <w:r>
-        <w:rPr>
-          <w:b/>
-          <w:bCs/>
-        </w:rPr>
-        <w:t>Boton</w:t>
-      </w:r>
-      <w:proofErr w:type="spellEnd"/>
+      <w:r>
+        <w:rPr>
+          <w:b/>
+          <w:bCs/>
+        </w:rPr>
+        <w:t>Botón</w:t>
+      </w:r>
       <w:r>
         <w:rPr>
           <w:b/>
@@ -565,6 +1655,64 @@
       </w:r>
       <w:r>
         <w:t xml:space="preserve"> Acceso directo para ajustar inventarios y costos de los platillos. </w:t>
+      </w:r>
+    </w:p>
+    <w:p>
+      <w:pPr>
+        <w:jc w:val="center"/>
+      </w:pPr>
+      <w:r>
+        <w:rPr>
+          <w:noProof/>
+        </w:rPr>
+        <w:drawing>
+          <wp:inline distT="0" distB="0" distL="0" distR="0" wp14:anchorId="6A03C519" wp14:editId="48276BBB">
+            <wp:extent cx="2105025" cy="310392"/>
+            <wp:effectExtent l="0" t="0" r="0" b="0"/>
+            <wp:docPr id="1890492471" name="Imagen 13"/>
+            <wp:cNvGraphicFramePr>
+              <a:graphicFrameLocks xmlns:a="http://schemas.openxmlformats.org/drawingml/2006/main" noChangeAspect="1"/>
+            </wp:cNvGraphicFramePr>
+            <a:graphic xmlns:a="http://schemas.openxmlformats.org/drawingml/2006/main">
+              <a:graphicData uri="http://schemas.openxmlformats.org/drawingml/2006/picture">
+                <pic:pic xmlns:pic="http://schemas.openxmlformats.org/drawingml/2006/picture">
+                  <pic:nvPicPr>
+                    <pic:cNvPr id="0" name="Picture 25"/>
+                    <pic:cNvPicPr>
+                      <a:picLocks noChangeAspect="1" noChangeArrowheads="1"/>
+                    </pic:cNvPicPr>
+                  </pic:nvPicPr>
+                  <pic:blipFill>
+                    <a:blip r:embed="rId20">
+                      <a:extLst>
+                        <a:ext uri="{28A0092B-C50C-407E-A947-70E740481C1C}">
+                          <a14:useLocalDpi xmlns:a14="http://schemas.microsoft.com/office/drawing/2010/main" val="0"/>
+                        </a:ext>
+                      </a:extLst>
+                    </a:blip>
+                    <a:srcRect/>
+                    <a:stretch>
+                      <a:fillRect/>
+                    </a:stretch>
+                  </pic:blipFill>
+                  <pic:spPr bwMode="auto">
+                    <a:xfrm>
+                      <a:off x="0" y="0"/>
+                      <a:ext cx="2172228" cy="320301"/>
+                    </a:xfrm>
+                    <a:prstGeom prst="rect">
+                      <a:avLst/>
+                    </a:prstGeom>
+                    <a:noFill/>
+                    <a:ln>
+                      <a:noFill/>
+                    </a:ln>
+                  </pic:spPr>
+                </pic:pic>
+              </a:graphicData>
+            </a:graphic>
+          </wp:inline>
+        </w:drawing>
       </w:r>
     </w:p>
     <w:p>
@@ -574,15 +1722,13 @@
           <w:numId w:val="4"/>
         </w:numPr>
       </w:pPr>
-      <w:proofErr w:type="spellStart"/>
-      <w:r>
-        <w:rPr>
-          <w:b/>
-          <w:bCs/>
-        </w:rPr>
-        <w:t>Boton</w:t>
-      </w:r>
-      <w:proofErr w:type="spellEnd"/>
+      <w:r>
+        <w:rPr>
+          <w:b/>
+          <w:bCs/>
+        </w:rPr>
+        <w:t>Botón</w:t>
+      </w:r>
       <w:r>
         <w:rPr>
           <w:b/>
@@ -592,6 +1738,64 @@
       </w:r>
       <w:r>
         <w:t xml:space="preserve"> Habilita o inhabilita temporalmente el acceso de un usuario al sistema. </w:t>
+      </w:r>
+    </w:p>
+    <w:p>
+      <w:pPr>
+        <w:jc w:val="center"/>
+      </w:pPr>
+      <w:r>
+        <w:rPr>
+          <w:noProof/>
+        </w:rPr>
+        <w:drawing>
+          <wp:inline distT="0" distB="0" distL="0" distR="0" wp14:anchorId="4BDF23CA" wp14:editId="6CA350BA">
+            <wp:extent cx="695325" cy="337536"/>
+            <wp:effectExtent l="0" t="0" r="0" b="5715"/>
+            <wp:docPr id="796039066" name="Imagen 14"/>
+            <wp:cNvGraphicFramePr>
+              <a:graphicFrameLocks xmlns:a="http://schemas.openxmlformats.org/drawingml/2006/main" noChangeAspect="1"/>
+            </wp:cNvGraphicFramePr>
+            <a:graphic xmlns:a="http://schemas.openxmlformats.org/drawingml/2006/main">
+              <a:graphicData uri="http://schemas.openxmlformats.org/drawingml/2006/picture">
+                <pic:pic xmlns:pic="http://schemas.openxmlformats.org/drawingml/2006/picture">
+                  <pic:nvPicPr>
+                    <pic:cNvPr id="0" name="Picture 27"/>
+                    <pic:cNvPicPr>
+                      <a:picLocks noChangeAspect="1" noChangeArrowheads="1"/>
+                    </pic:cNvPicPr>
+                  </pic:nvPicPr>
+                  <pic:blipFill>
+                    <a:blip r:embed="rId21">
+                      <a:extLst>
+                        <a:ext uri="{28A0092B-C50C-407E-A947-70E740481C1C}">
+                          <a14:useLocalDpi xmlns:a14="http://schemas.microsoft.com/office/drawing/2010/main" val="0"/>
+                        </a:ext>
+                      </a:extLst>
+                    </a:blip>
+                    <a:srcRect/>
+                    <a:stretch>
+                      <a:fillRect/>
+                    </a:stretch>
+                  </pic:blipFill>
+                  <pic:spPr bwMode="auto">
+                    <a:xfrm>
+                      <a:off x="0" y="0"/>
+                      <a:ext cx="704161" cy="341825"/>
+                    </a:xfrm>
+                    <a:prstGeom prst="rect">
+                      <a:avLst/>
+                    </a:prstGeom>
+                    <a:noFill/>
+                    <a:ln>
+                      <a:noFill/>
+                    </a:ln>
+                  </pic:spPr>
+                </pic:pic>
+              </a:graphicData>
+            </a:graphic>
+          </wp:inline>
+        </w:drawing>
       </w:r>
     </w:p>
     <w:p>
@@ -601,15 +1805,13 @@
           <w:numId w:val="4"/>
         </w:numPr>
       </w:pPr>
-      <w:proofErr w:type="spellStart"/>
-      <w:r>
-        <w:rPr>
-          <w:b/>
-          <w:bCs/>
-        </w:rPr>
-        <w:t>Boton</w:t>
-      </w:r>
-      <w:proofErr w:type="spellEnd"/>
+      <w:r>
+        <w:rPr>
+          <w:b/>
+          <w:bCs/>
+        </w:rPr>
+        <w:t>Botón</w:t>
+      </w:r>
       <w:r>
         <w:rPr>
           <w:b/>
@@ -618,7 +1820,65 @@
         <w:t xml:space="preserve"> "Eliminar" (en tabla):</w:t>
       </w:r>
       <w:r>
-        <w:t xml:space="preserve"> Borra permanentemente un usuario del listado. </w:t>
+        <w:t xml:space="preserve"> Borra permanentemente un usuario del listado.</w:t>
+      </w:r>
+    </w:p>
+    <w:p>
+      <w:pPr>
+        <w:jc w:val="center"/>
+      </w:pPr>
+      <w:r>
+        <w:rPr>
+          <w:noProof/>
+        </w:rPr>
+        <w:drawing>
+          <wp:inline distT="0" distB="0" distL="0" distR="0" wp14:anchorId="3EA6A46B" wp14:editId="693E0282">
+            <wp:extent cx="619125" cy="324304"/>
+            <wp:effectExtent l="0" t="0" r="0" b="0"/>
+            <wp:docPr id="1761468376" name="Imagen 15"/>
+            <wp:cNvGraphicFramePr>
+              <a:graphicFrameLocks xmlns:a="http://schemas.openxmlformats.org/drawingml/2006/main" noChangeAspect="1"/>
+            </wp:cNvGraphicFramePr>
+            <a:graphic xmlns:a="http://schemas.openxmlformats.org/drawingml/2006/main">
+              <a:graphicData uri="http://schemas.openxmlformats.org/drawingml/2006/picture">
+                <pic:pic xmlns:pic="http://schemas.openxmlformats.org/drawingml/2006/picture">
+                  <pic:nvPicPr>
+                    <pic:cNvPr id="0" name="Picture 29"/>
+                    <pic:cNvPicPr>
+                      <a:picLocks noChangeAspect="1" noChangeArrowheads="1"/>
+                    </pic:cNvPicPr>
+                  </pic:nvPicPr>
+                  <pic:blipFill>
+                    <a:blip r:embed="rId22">
+                      <a:extLst>
+                        <a:ext uri="{28A0092B-C50C-407E-A947-70E740481C1C}">
+                          <a14:useLocalDpi xmlns:a14="http://schemas.microsoft.com/office/drawing/2010/main" val="0"/>
+                        </a:ext>
+                      </a:extLst>
+                    </a:blip>
+                    <a:srcRect/>
+                    <a:stretch>
+                      <a:fillRect/>
+                    </a:stretch>
+                  </pic:blipFill>
+                  <pic:spPr bwMode="auto">
+                    <a:xfrm>
+                      <a:off x="0" y="0"/>
+                      <a:ext cx="627906" cy="328903"/>
+                    </a:xfrm>
+                    <a:prstGeom prst="rect">
+                      <a:avLst/>
+                    </a:prstGeom>
+                    <a:noFill/>
+                    <a:ln>
+                      <a:noFill/>
+                    </a:ln>
+                  </pic:spPr>
+                </pic:pic>
+              </a:graphicData>
+            </a:graphic>
+          </wp:inline>
+        </w:drawing>
       </w:r>
     </w:p>
     <w:p>
@@ -637,7 +1897,70 @@
       </w:r>
     </w:p>
     <w:p>
-      <w:r>
+      <w:pPr>
+        <w:jc w:val="center"/>
+        <w:rPr>
+          <w:b/>
+          <w:bCs/>
+        </w:rPr>
+      </w:pPr>
+      <w:r>
+        <w:rPr>
+          <w:noProof/>
+        </w:rPr>
+        <w:drawing>
+          <wp:inline distT="0" distB="0" distL="0" distR="0" wp14:anchorId="62B6C421" wp14:editId="23DEF5B7">
+            <wp:extent cx="4800600" cy="3919025"/>
+            <wp:effectExtent l="0" t="0" r="0" b="5715"/>
+            <wp:docPr id="584566080" name="Imagen 16"/>
+            <wp:cNvGraphicFramePr>
+              <a:graphicFrameLocks xmlns:a="http://schemas.openxmlformats.org/drawingml/2006/main" noChangeAspect="1"/>
+            </wp:cNvGraphicFramePr>
+            <a:graphic xmlns:a="http://schemas.openxmlformats.org/drawingml/2006/main">
+              <a:graphicData uri="http://schemas.openxmlformats.org/drawingml/2006/picture">
+                <pic:pic xmlns:pic="http://schemas.openxmlformats.org/drawingml/2006/picture">
+                  <pic:nvPicPr>
+                    <pic:cNvPr id="0" name="Picture 31"/>
+                    <pic:cNvPicPr>
+                      <a:picLocks noChangeAspect="1" noChangeArrowheads="1"/>
+                    </pic:cNvPicPr>
+                  </pic:nvPicPr>
+                  <pic:blipFill>
+                    <a:blip r:embed="rId23">
+                      <a:extLst>
+                        <a:ext uri="{28A0092B-C50C-407E-A947-70E740481C1C}">
+                          <a14:useLocalDpi xmlns:a14="http://schemas.microsoft.com/office/drawing/2010/main" val="0"/>
+                        </a:ext>
+                      </a:extLst>
+                    </a:blip>
+                    <a:srcRect/>
+                    <a:stretch>
+                      <a:fillRect/>
+                    </a:stretch>
+                  </pic:blipFill>
+                  <pic:spPr bwMode="auto">
+                    <a:xfrm>
+                      <a:off x="0" y="0"/>
+                      <a:ext cx="4818336" cy="3933504"/>
+                    </a:xfrm>
+                    <a:prstGeom prst="rect">
+                      <a:avLst/>
+                    </a:prstGeom>
+                    <a:noFill/>
+                    <a:ln>
+                      <a:noFill/>
+                    </a:ln>
+                  </pic:spPr>
+                </pic:pic>
+              </a:graphicData>
+            </a:graphic>
+          </wp:inline>
+        </w:drawing>
+      </w:r>
+    </w:p>
+    <w:p>
+      <w:r>
+        <w:lastRenderedPageBreak/>
         <w:t>Muestra el ID, Nombre, Rol, Correo Electrónico, Fecha de Creación y el Estado actual de la cuenta (</w:t>
       </w:r>
       <w:r>
@@ -696,6 +2019,64 @@
     </w:p>
     <w:p>
       <w:pPr>
+        <w:jc w:val="center"/>
+      </w:pPr>
+      <w:r>
+        <w:rPr>
+          <w:noProof/>
+        </w:rPr>
+        <w:drawing>
+          <wp:inline distT="0" distB="0" distL="0" distR="0" wp14:anchorId="00C77E1D" wp14:editId="3C2D059F">
+            <wp:extent cx="2095500" cy="357768"/>
+            <wp:effectExtent l="0" t="0" r="0" b="4445"/>
+            <wp:docPr id="1841284631" name="Imagen 18"/>
+            <wp:cNvGraphicFramePr>
+              <a:graphicFrameLocks xmlns:a="http://schemas.openxmlformats.org/drawingml/2006/main" noChangeAspect="1"/>
+            </wp:cNvGraphicFramePr>
+            <a:graphic xmlns:a="http://schemas.openxmlformats.org/drawingml/2006/main">
+              <a:graphicData uri="http://schemas.openxmlformats.org/drawingml/2006/picture">
+                <pic:pic xmlns:pic="http://schemas.openxmlformats.org/drawingml/2006/picture">
+                  <pic:nvPicPr>
+                    <pic:cNvPr id="0" name="Picture 38"/>
+                    <pic:cNvPicPr>
+                      <a:picLocks noChangeAspect="1" noChangeArrowheads="1"/>
+                    </pic:cNvPicPr>
+                  </pic:nvPicPr>
+                  <pic:blipFill>
+                    <a:blip r:embed="rId24">
+                      <a:extLst>
+                        <a:ext uri="{28A0092B-C50C-407E-A947-70E740481C1C}">
+                          <a14:useLocalDpi xmlns:a14="http://schemas.microsoft.com/office/drawing/2010/main" val="0"/>
+                        </a:ext>
+                      </a:extLst>
+                    </a:blip>
+                    <a:srcRect/>
+                    <a:stretch>
+                      <a:fillRect/>
+                    </a:stretch>
+                  </pic:blipFill>
+                  <pic:spPr bwMode="auto">
+                    <a:xfrm>
+                      <a:off x="0" y="0"/>
+                      <a:ext cx="2119831" cy="361922"/>
+                    </a:xfrm>
+                    <a:prstGeom prst="rect">
+                      <a:avLst/>
+                    </a:prstGeom>
+                    <a:noFill/>
+                    <a:ln>
+                      <a:noFill/>
+                    </a:ln>
+                  </pic:spPr>
+                </pic:pic>
+              </a:graphicData>
+            </a:graphic>
+          </wp:inline>
+        </w:drawing>
+      </w:r>
+    </w:p>
+    <w:p>
+      <w:pPr>
         <w:numPr>
           <w:ilvl w:val="0"/>
           <w:numId w:val="5"/>
@@ -714,6 +2095,64 @@
     </w:p>
     <w:p>
       <w:pPr>
+        <w:jc w:val="center"/>
+      </w:pPr>
+      <w:r>
+        <w:rPr>
+          <w:noProof/>
+        </w:rPr>
+        <w:drawing>
+          <wp:inline distT="0" distB="0" distL="0" distR="0" wp14:anchorId="24E6ADD3" wp14:editId="002961F7">
+            <wp:extent cx="3505200" cy="364002"/>
+            <wp:effectExtent l="0" t="0" r="0" b="0"/>
+            <wp:docPr id="1418527727" name="Imagen 19"/>
+            <wp:cNvGraphicFramePr>
+              <a:graphicFrameLocks xmlns:a="http://schemas.openxmlformats.org/drawingml/2006/main" noChangeAspect="1"/>
+            </wp:cNvGraphicFramePr>
+            <a:graphic xmlns:a="http://schemas.openxmlformats.org/drawingml/2006/main">
+              <a:graphicData uri="http://schemas.openxmlformats.org/drawingml/2006/picture">
+                <pic:pic xmlns:pic="http://schemas.openxmlformats.org/drawingml/2006/picture">
+                  <pic:nvPicPr>
+                    <pic:cNvPr id="0" name="Picture 40"/>
+                    <pic:cNvPicPr>
+                      <a:picLocks noChangeAspect="1" noChangeArrowheads="1"/>
+                    </pic:cNvPicPr>
+                  </pic:nvPicPr>
+                  <pic:blipFill>
+                    <a:blip r:embed="rId25">
+                      <a:extLst>
+                        <a:ext uri="{28A0092B-C50C-407E-A947-70E740481C1C}">
+                          <a14:useLocalDpi xmlns:a14="http://schemas.microsoft.com/office/drawing/2010/main" val="0"/>
+                        </a:ext>
+                      </a:extLst>
+                    </a:blip>
+                    <a:srcRect/>
+                    <a:stretch>
+                      <a:fillRect/>
+                    </a:stretch>
+                  </pic:blipFill>
+                  <pic:spPr bwMode="auto">
+                    <a:xfrm>
+                      <a:off x="0" y="0"/>
+                      <a:ext cx="3599030" cy="373746"/>
+                    </a:xfrm>
+                    <a:prstGeom prst="rect">
+                      <a:avLst/>
+                    </a:prstGeom>
+                    <a:noFill/>
+                    <a:ln>
+                      <a:noFill/>
+                    </a:ln>
+                  </pic:spPr>
+                </pic:pic>
+              </a:graphicData>
+            </a:graphic>
+          </wp:inline>
+        </w:drawing>
+      </w:r>
+    </w:p>
+    <w:p>
+      <w:pPr>
         <w:numPr>
           <w:ilvl w:val="0"/>
           <w:numId w:val="5"/>
@@ -732,17 +2171,82 @@
     </w:p>
     <w:p>
       <w:pPr>
-        <w:rPr>
-          <w:b/>
-          <w:bCs/>
-        </w:rPr>
-      </w:pPr>
-      <w:r>
-        <w:rPr>
-          <w:b/>
-          <w:bCs/>
-        </w:rPr>
-        <w:t>3. Módulo de Selección e Interacción de Mesas (</w:t>
+        <w:jc w:val="center"/>
+      </w:pPr>
+      <w:r>
+        <w:rPr>
+          <w:noProof/>
+        </w:rPr>
+        <w:drawing>
+          <wp:inline distT="0" distB="0" distL="0" distR="0" wp14:anchorId="108900B3" wp14:editId="37192B05">
+            <wp:extent cx="2657475" cy="545574"/>
+            <wp:effectExtent l="0" t="0" r="0" b="6985"/>
+            <wp:docPr id="1699294963" name="Imagen 20"/>
+            <wp:cNvGraphicFramePr>
+              <a:graphicFrameLocks xmlns:a="http://schemas.openxmlformats.org/drawingml/2006/main" noChangeAspect="1"/>
+            </wp:cNvGraphicFramePr>
+            <a:graphic xmlns:a="http://schemas.openxmlformats.org/drawingml/2006/main">
+              <a:graphicData uri="http://schemas.openxmlformats.org/drawingml/2006/picture">
+                <pic:pic xmlns:pic="http://schemas.openxmlformats.org/drawingml/2006/picture">
+                  <pic:nvPicPr>
+                    <pic:cNvPr id="0" name="Picture 42"/>
+                    <pic:cNvPicPr>
+                      <a:picLocks noChangeAspect="1" noChangeArrowheads="1"/>
+                    </pic:cNvPicPr>
+                  </pic:nvPicPr>
+                  <pic:blipFill>
+                    <a:blip r:embed="rId26">
+                      <a:extLst>
+                        <a:ext uri="{28A0092B-C50C-407E-A947-70E740481C1C}">
+                          <a14:useLocalDpi xmlns:a14="http://schemas.microsoft.com/office/drawing/2010/main" val="0"/>
+                        </a:ext>
+                      </a:extLst>
+                    </a:blip>
+                    <a:srcRect/>
+                    <a:stretch>
+                      <a:fillRect/>
+                    </a:stretch>
+                  </pic:blipFill>
+                  <pic:spPr bwMode="auto">
+                    <a:xfrm>
+                      <a:off x="0" y="0"/>
+                      <a:ext cx="2698682" cy="554034"/>
+                    </a:xfrm>
+                    <a:prstGeom prst="rect">
+                      <a:avLst/>
+                    </a:prstGeom>
+                    <a:noFill/>
+                    <a:ln>
+                      <a:noFill/>
+                    </a:ln>
+                  </pic:spPr>
+                </pic:pic>
+              </a:graphicData>
+            </a:graphic>
+          </wp:inline>
+        </w:drawing>
+      </w:r>
+    </w:p>
+    <w:p>
+      <w:pPr>
+        <w:rPr>
+          <w:b/>
+          <w:bCs/>
+        </w:rPr>
+      </w:pPr>
+      <w:r>
+        <w:rPr>
+          <w:b/>
+          <w:bCs/>
+        </w:rPr>
+        <w:t>3</w:t>
+      </w:r>
+      <w:r>
+        <w:rPr>
+          <w:b/>
+          <w:bCs/>
+        </w:rPr>
+        <w:t>. Módulo de Menú Principal y Toma de Pedidos / Puntos de Venta (</w:t>
       </w:r>
       <w:proofErr w:type="spellStart"/>
       <w:r>
@@ -750,6 +2254,1205 @@
           <w:b/>
           <w:bCs/>
         </w:rPr>
+        <w:t>menu.php</w:t>
+      </w:r>
+      <w:proofErr w:type="spellEnd"/>
+      <w:r>
+        <w:rPr>
+          <w:b/>
+          <w:bCs/>
+        </w:rPr>
+        <w:t>)</w:t>
+      </w:r>
+    </w:p>
+    <w:p>
+      <w:pPr>
+        <w:rPr>
+          <w:b/>
+          <w:bCs/>
+        </w:rPr>
+      </w:pPr>
+      <w:r>
+        <w:rPr>
+          <w:noProof/>
+        </w:rPr>
+        <w:drawing>
+          <wp:inline distT="0" distB="0" distL="0" distR="0" wp14:anchorId="7DBA86C0" wp14:editId="3CFA56D9">
+            <wp:extent cx="5612130" cy="2767965"/>
+            <wp:effectExtent l="0" t="0" r="7620" b="0"/>
+            <wp:docPr id="120563161" name="Imagen 21"/>
+            <wp:cNvGraphicFramePr>
+              <a:graphicFrameLocks xmlns:a="http://schemas.openxmlformats.org/drawingml/2006/main" noChangeAspect="1"/>
+            </wp:cNvGraphicFramePr>
+            <a:graphic xmlns:a="http://schemas.openxmlformats.org/drawingml/2006/main">
+              <a:graphicData uri="http://schemas.openxmlformats.org/drawingml/2006/picture">
+                <pic:pic xmlns:pic="http://schemas.openxmlformats.org/drawingml/2006/picture">
+                  <pic:nvPicPr>
+                    <pic:cNvPr id="0" name="Picture 44"/>
+                    <pic:cNvPicPr>
+                      <a:picLocks noChangeAspect="1" noChangeArrowheads="1"/>
+                    </pic:cNvPicPr>
+                  </pic:nvPicPr>
+                  <pic:blipFill>
+                    <a:blip r:embed="rId27">
+                      <a:extLst>
+                        <a:ext uri="{28A0092B-C50C-407E-A947-70E740481C1C}">
+                          <a14:useLocalDpi xmlns:a14="http://schemas.microsoft.com/office/drawing/2010/main" val="0"/>
+                        </a:ext>
+                      </a:extLst>
+                    </a:blip>
+                    <a:srcRect/>
+                    <a:stretch>
+                      <a:fillRect/>
+                    </a:stretch>
+                  </pic:blipFill>
+                  <pic:spPr bwMode="auto">
+                    <a:xfrm>
+                      <a:off x="0" y="0"/>
+                      <a:ext cx="5612130" cy="2767965"/>
+                    </a:xfrm>
+                    <a:prstGeom prst="rect">
+                      <a:avLst/>
+                    </a:prstGeom>
+                    <a:noFill/>
+                    <a:ln>
+                      <a:noFill/>
+                    </a:ln>
+                  </pic:spPr>
+                </pic:pic>
+              </a:graphicData>
+            </a:graphic>
+          </wp:inline>
+        </w:drawing>
+      </w:r>
+    </w:p>
+    <w:p>
+      <w:pPr>
+        <w:rPr>
+          <w:b/>
+          <w:bCs/>
+        </w:rPr>
+      </w:pPr>
+      <w:r>
+        <w:rPr>
+          <w:b/>
+          <w:bCs/>
+        </w:rPr>
+        <w:t>Introducción y Objetivo</w:t>
+      </w:r>
+    </w:p>
+    <w:p>
+      <w:r>
+        <w:t xml:space="preserve">Es la pantalla principal para tomar las comandas de los clientes. Permite navegar entre categorías de productos, agregar o restar cantidades al pedido activo y enviar la orden a la cocina en tiempo real. </w:t>
+      </w:r>
+    </w:p>
+    <w:p/>
+    <w:p>
+      <w:pPr>
+        <w:rPr>
+          <w:b/>
+          <w:bCs/>
+        </w:rPr>
+      </w:pPr>
+      <w:r>
+        <w:rPr>
+          <w:b/>
+          <w:bCs/>
+        </w:rPr>
+        <w:lastRenderedPageBreak/>
+        <w:t>Estructura de la Pantalla</w:t>
+      </w:r>
+      <w:r>
+        <w:rPr>
+          <w:b/>
+          <w:bCs/>
+        </w:rPr>
+        <w:t>:</w:t>
+      </w:r>
+    </w:p>
+    <w:p>
+      <w:pPr>
+        <w:rPr>
+          <w:b/>
+          <w:bCs/>
+        </w:rPr>
+      </w:pPr>
+      <w:r>
+        <w:rPr>
+          <w:b/>
+          <w:bCs/>
+        </w:rPr>
+        <w:t>Encabezado Superior</w:t>
+      </w:r>
+    </w:p>
+    <w:p>
+      <w:pPr>
+        <w:numPr>
+          <w:ilvl w:val="0"/>
+          <w:numId w:val="7"/>
+        </w:numPr>
+      </w:pPr>
+      <w:r>
+        <w:rPr>
+          <w:b/>
+          <w:bCs/>
+        </w:rPr>
+        <w:t>Ubicación/Mesa Activa:</w:t>
+      </w:r>
+      <w:r>
+        <w:t xml:space="preserve"> Indica la mesa sobre la cual se registrará el pedido. Haz clic sobre el nombre para cambiar de mesa en el mapa. </w:t>
+      </w:r>
+    </w:p>
+    <w:p>
+      <w:pPr>
+        <w:jc w:val="center"/>
+      </w:pPr>
+      <w:r>
+        <w:rPr>
+          <w:noProof/>
+        </w:rPr>
+        <w:drawing>
+          <wp:inline distT="0" distB="0" distL="0" distR="0" wp14:anchorId="154BB7ED" wp14:editId="4E538090">
+            <wp:extent cx="1236052" cy="333375"/>
+            <wp:effectExtent l="0" t="0" r="2540" b="0"/>
+            <wp:docPr id="1280971003" name="Imagen 22"/>
+            <wp:cNvGraphicFramePr>
+              <a:graphicFrameLocks xmlns:a="http://schemas.openxmlformats.org/drawingml/2006/main" noChangeAspect="1"/>
+            </wp:cNvGraphicFramePr>
+            <a:graphic xmlns:a="http://schemas.openxmlformats.org/drawingml/2006/main">
+              <a:graphicData uri="http://schemas.openxmlformats.org/drawingml/2006/picture">
+                <pic:pic xmlns:pic="http://schemas.openxmlformats.org/drawingml/2006/picture">
+                  <pic:nvPicPr>
+                    <pic:cNvPr id="0" name="Picture 46"/>
+                    <pic:cNvPicPr>
+                      <a:picLocks noChangeAspect="1" noChangeArrowheads="1"/>
+                    </pic:cNvPicPr>
+                  </pic:nvPicPr>
+                  <pic:blipFill>
+                    <a:blip r:embed="rId28">
+                      <a:extLst>
+                        <a:ext uri="{28A0092B-C50C-407E-A947-70E740481C1C}">
+                          <a14:useLocalDpi xmlns:a14="http://schemas.microsoft.com/office/drawing/2010/main" val="0"/>
+                        </a:ext>
+                      </a:extLst>
+                    </a:blip>
+                    <a:srcRect/>
+                    <a:stretch>
+                      <a:fillRect/>
+                    </a:stretch>
+                  </pic:blipFill>
+                  <pic:spPr bwMode="auto">
+                    <a:xfrm>
+                      <a:off x="0" y="0"/>
+                      <a:ext cx="1276799" cy="344365"/>
+                    </a:xfrm>
+                    <a:prstGeom prst="rect">
+                      <a:avLst/>
+                    </a:prstGeom>
+                    <a:noFill/>
+                    <a:ln>
+                      <a:noFill/>
+                    </a:ln>
+                  </pic:spPr>
+                </pic:pic>
+              </a:graphicData>
+            </a:graphic>
+          </wp:inline>
+        </w:drawing>
+      </w:r>
+    </w:p>
+    <w:p>
+      <w:pPr>
+        <w:numPr>
+          <w:ilvl w:val="0"/>
+          <w:numId w:val="7"/>
+        </w:numPr>
+      </w:pPr>
+      <w:r>
+        <w:rPr>
+          <w:b/>
+          <w:bCs/>
+        </w:rPr>
+        <w:t>Nombre de Usuario:</w:t>
+      </w:r>
+      <w:r>
+        <w:t xml:space="preserve"> Muestra la cuenta que está operando </w:t>
+      </w:r>
+      <w:r>
+        <w:t>los pedidos</w:t>
+      </w:r>
+      <w:r>
+        <w:t>.</w:t>
+      </w:r>
+    </w:p>
+    <w:p>
+      <w:pPr>
+        <w:jc w:val="center"/>
+      </w:pPr>
+      <w:r>
+        <w:rPr>
+          <w:noProof/>
+        </w:rPr>
+        <w:drawing>
+          <wp:inline distT="0" distB="0" distL="0" distR="0" wp14:anchorId="51317DA6" wp14:editId="3310EF0C">
+            <wp:extent cx="762000" cy="343912"/>
+            <wp:effectExtent l="0" t="0" r="0" b="0"/>
+            <wp:docPr id="757978558" name="Imagen 23"/>
+            <wp:cNvGraphicFramePr>
+              <a:graphicFrameLocks xmlns:a="http://schemas.openxmlformats.org/drawingml/2006/main" noChangeAspect="1"/>
+            </wp:cNvGraphicFramePr>
+            <a:graphic xmlns:a="http://schemas.openxmlformats.org/drawingml/2006/main">
+              <a:graphicData uri="http://schemas.openxmlformats.org/drawingml/2006/picture">
+                <pic:pic xmlns:pic="http://schemas.openxmlformats.org/drawingml/2006/picture">
+                  <pic:nvPicPr>
+                    <pic:cNvPr id="0" name="Picture 48"/>
+                    <pic:cNvPicPr>
+                      <a:picLocks noChangeAspect="1" noChangeArrowheads="1"/>
+                    </pic:cNvPicPr>
+                  </pic:nvPicPr>
+                  <pic:blipFill>
+                    <a:blip r:embed="rId29">
+                      <a:extLst>
+                        <a:ext uri="{28A0092B-C50C-407E-A947-70E740481C1C}">
+                          <a14:useLocalDpi xmlns:a14="http://schemas.microsoft.com/office/drawing/2010/main" val="0"/>
+                        </a:ext>
+                      </a:extLst>
+                    </a:blip>
+                    <a:srcRect/>
+                    <a:stretch>
+                      <a:fillRect/>
+                    </a:stretch>
+                  </pic:blipFill>
+                  <pic:spPr bwMode="auto">
+                    <a:xfrm>
+                      <a:off x="0" y="0"/>
+                      <a:ext cx="773976" cy="349317"/>
+                    </a:xfrm>
+                    <a:prstGeom prst="rect">
+                      <a:avLst/>
+                    </a:prstGeom>
+                    <a:noFill/>
+                    <a:ln>
+                      <a:noFill/>
+                    </a:ln>
+                  </pic:spPr>
+                </pic:pic>
+              </a:graphicData>
+            </a:graphic>
+          </wp:inline>
+        </w:drawing>
+      </w:r>
+    </w:p>
+    <w:p>
+      <w:pPr>
+        <w:numPr>
+          <w:ilvl w:val="0"/>
+          <w:numId w:val="7"/>
+        </w:numPr>
+      </w:pPr>
+      <w:r>
+        <w:rPr>
+          <w:b/>
+          <w:bCs/>
+        </w:rPr>
+        <w:t>Botón</w:t>
+      </w:r>
+      <w:r>
+        <w:rPr>
+          <w:b/>
+          <w:bCs/>
+        </w:rPr>
+        <w:t xml:space="preserve"> "Cocina":</w:t>
+      </w:r>
+      <w:r>
+        <w:t xml:space="preserve"> Acceso rápido para consultar los pedidos que se están preparando. </w:t>
+      </w:r>
+    </w:p>
+    <w:p>
+      <w:pPr>
+        <w:jc w:val="center"/>
+      </w:pPr>
+      <w:r>
+        <w:rPr>
+          <w:noProof/>
+        </w:rPr>
+        <w:drawing>
+          <wp:inline distT="0" distB="0" distL="0" distR="0" wp14:anchorId="65573F18" wp14:editId="778A2F4B">
+            <wp:extent cx="628650" cy="310871"/>
+            <wp:effectExtent l="0" t="0" r="0" b="0"/>
+            <wp:docPr id="1689796926" name="Imagen 24"/>
+            <wp:cNvGraphicFramePr>
+              <a:graphicFrameLocks xmlns:a="http://schemas.openxmlformats.org/drawingml/2006/main" noChangeAspect="1"/>
+            </wp:cNvGraphicFramePr>
+            <a:graphic xmlns:a="http://schemas.openxmlformats.org/drawingml/2006/main">
+              <a:graphicData uri="http://schemas.openxmlformats.org/drawingml/2006/picture">
+                <pic:pic xmlns:pic="http://schemas.openxmlformats.org/drawingml/2006/picture">
+                  <pic:nvPicPr>
+                    <pic:cNvPr id="0" name="Picture 50"/>
+                    <pic:cNvPicPr>
+                      <a:picLocks noChangeAspect="1" noChangeArrowheads="1"/>
+                    </pic:cNvPicPr>
+                  </pic:nvPicPr>
+                  <pic:blipFill>
+                    <a:blip r:embed="rId30">
+                      <a:extLst>
+                        <a:ext uri="{28A0092B-C50C-407E-A947-70E740481C1C}">
+                          <a14:useLocalDpi xmlns:a14="http://schemas.microsoft.com/office/drawing/2010/main" val="0"/>
+                        </a:ext>
+                      </a:extLst>
+                    </a:blip>
+                    <a:srcRect/>
+                    <a:stretch>
+                      <a:fillRect/>
+                    </a:stretch>
+                  </pic:blipFill>
+                  <pic:spPr bwMode="auto">
+                    <a:xfrm>
+                      <a:off x="0" y="0"/>
+                      <a:ext cx="640097" cy="316531"/>
+                    </a:xfrm>
+                    <a:prstGeom prst="rect">
+                      <a:avLst/>
+                    </a:prstGeom>
+                    <a:noFill/>
+                    <a:ln>
+                      <a:noFill/>
+                    </a:ln>
+                  </pic:spPr>
+                </pic:pic>
+              </a:graphicData>
+            </a:graphic>
+          </wp:inline>
+        </w:drawing>
+      </w:r>
+    </w:p>
+    <w:p>
+      <w:pPr>
+        <w:rPr>
+          <w:b/>
+          <w:bCs/>
+        </w:rPr>
+      </w:pPr>
+      <w:r>
+        <w:rPr>
+          <w:b/>
+          <w:bCs/>
+        </w:rPr>
+        <w:t>Catálogo de Productos (Panel Izquierdo)</w:t>
+      </w:r>
+    </w:p>
+    <w:p>
+      <w:pPr>
+        <w:numPr>
+          <w:ilvl w:val="0"/>
+          <w:numId w:val="8"/>
+        </w:numPr>
+      </w:pPr>
+      <w:r>
+        <w:rPr>
+          <w:b/>
+          <w:bCs/>
+        </w:rPr>
+        <w:t>Filtros por Categoría:</w:t>
+      </w:r>
+      <w:r>
+        <w:t xml:space="preserve"> Botones (</w:t>
+      </w:r>
+      <w:r>
+        <w:rPr>
+          <w:i/>
+          <w:iCs/>
+        </w:rPr>
+        <w:t>Comida</w:t>
+      </w:r>
+      <w:r>
+        <w:t xml:space="preserve">, </w:t>
+      </w:r>
+      <w:r>
+        <w:rPr>
+          <w:i/>
+          <w:iCs/>
+        </w:rPr>
+        <w:t>Bebidas</w:t>
+      </w:r>
+      <w:r>
+        <w:t xml:space="preserve">, </w:t>
+      </w:r>
+      <w:r>
+        <w:rPr>
+          <w:i/>
+          <w:iCs/>
+        </w:rPr>
+        <w:t>Postres</w:t>
+      </w:r>
+      <w:r>
+        <w:t xml:space="preserve">) para consultar rápidamente el catálogo. </w:t>
+      </w:r>
+    </w:p>
+    <w:p>
+      <w:pPr>
+        <w:jc w:val="center"/>
+      </w:pPr>
+      <w:r>
+        <w:rPr>
+          <w:noProof/>
+        </w:rPr>
+        <w:drawing>
+          <wp:inline distT="0" distB="0" distL="0" distR="0" wp14:anchorId="29857730" wp14:editId="5CE7AFA0">
+            <wp:extent cx="2009775" cy="349526"/>
+            <wp:effectExtent l="0" t="0" r="0" b="0"/>
+            <wp:docPr id="27315963" name="Imagen 25"/>
+            <wp:cNvGraphicFramePr>
+              <a:graphicFrameLocks xmlns:a="http://schemas.openxmlformats.org/drawingml/2006/main" noChangeAspect="1"/>
+            </wp:cNvGraphicFramePr>
+            <a:graphic xmlns:a="http://schemas.openxmlformats.org/drawingml/2006/main">
+              <a:graphicData uri="http://schemas.openxmlformats.org/drawingml/2006/picture">
+                <pic:pic xmlns:pic="http://schemas.openxmlformats.org/drawingml/2006/picture">
+                  <pic:nvPicPr>
+                    <pic:cNvPr id="0" name="Picture 52"/>
+                    <pic:cNvPicPr>
+                      <a:picLocks noChangeAspect="1" noChangeArrowheads="1"/>
+                    </pic:cNvPicPr>
+                  </pic:nvPicPr>
+                  <pic:blipFill>
+                    <a:blip r:embed="rId31">
+                      <a:extLst>
+                        <a:ext uri="{28A0092B-C50C-407E-A947-70E740481C1C}">
+                          <a14:useLocalDpi xmlns:a14="http://schemas.microsoft.com/office/drawing/2010/main" val="0"/>
+                        </a:ext>
+                      </a:extLst>
+                    </a:blip>
+                    <a:srcRect/>
+                    <a:stretch>
+                      <a:fillRect/>
+                    </a:stretch>
+                  </pic:blipFill>
+                  <pic:spPr bwMode="auto">
+                    <a:xfrm>
+                      <a:off x="0" y="0"/>
+                      <a:ext cx="2051870" cy="356847"/>
+                    </a:xfrm>
+                    <a:prstGeom prst="rect">
+                      <a:avLst/>
+                    </a:prstGeom>
+                    <a:noFill/>
+                    <a:ln>
+                      <a:noFill/>
+                    </a:ln>
+                  </pic:spPr>
+                </pic:pic>
+              </a:graphicData>
+            </a:graphic>
+          </wp:inline>
+        </w:drawing>
+      </w:r>
+    </w:p>
+    <w:p>
+      <w:pPr>
+        <w:numPr>
+          <w:ilvl w:val="0"/>
+          <w:numId w:val="8"/>
+        </w:numPr>
+      </w:pPr>
+      <w:r>
+        <w:rPr>
+          <w:b/>
+          <w:bCs/>
+        </w:rPr>
+        <w:t>Tarjetas de Producto:</w:t>
+      </w:r>
+      <w:r>
+        <w:t xml:space="preserve"> Muestra la imagen, nombre, descripción y precio del ítem. </w:t>
+      </w:r>
+    </w:p>
+    <w:p>
+      <w:pPr>
+        <w:jc w:val="center"/>
+      </w:pPr>
+      <w:r>
+        <w:rPr>
+          <w:noProof/>
+        </w:rPr>
+        <w:drawing>
+          <wp:inline distT="0" distB="0" distL="0" distR="0" wp14:anchorId="72AD39CB" wp14:editId="499904C0">
+            <wp:extent cx="2562225" cy="852089"/>
+            <wp:effectExtent l="0" t="0" r="0" b="5715"/>
+            <wp:docPr id="2080924195" name="Imagen 26"/>
+            <wp:cNvGraphicFramePr>
+              <a:graphicFrameLocks xmlns:a="http://schemas.openxmlformats.org/drawingml/2006/main" noChangeAspect="1"/>
+            </wp:cNvGraphicFramePr>
+            <a:graphic xmlns:a="http://schemas.openxmlformats.org/drawingml/2006/main">
+              <a:graphicData uri="http://schemas.openxmlformats.org/drawingml/2006/picture">
+                <pic:pic xmlns:pic="http://schemas.openxmlformats.org/drawingml/2006/picture">
+                  <pic:nvPicPr>
+                    <pic:cNvPr id="0" name="Picture 54"/>
+                    <pic:cNvPicPr>
+                      <a:picLocks noChangeAspect="1" noChangeArrowheads="1"/>
+                    </pic:cNvPicPr>
+                  </pic:nvPicPr>
+                  <pic:blipFill>
+                    <a:blip r:embed="rId32">
+                      <a:extLst>
+                        <a:ext uri="{28A0092B-C50C-407E-A947-70E740481C1C}">
+                          <a14:useLocalDpi xmlns:a14="http://schemas.microsoft.com/office/drawing/2010/main" val="0"/>
+                        </a:ext>
+                      </a:extLst>
+                    </a:blip>
+                    <a:srcRect/>
+                    <a:stretch>
+                      <a:fillRect/>
+                    </a:stretch>
+                  </pic:blipFill>
+                  <pic:spPr bwMode="auto">
+                    <a:xfrm>
+                      <a:off x="0" y="0"/>
+                      <a:ext cx="2584461" cy="859484"/>
+                    </a:xfrm>
+                    <a:prstGeom prst="rect">
+                      <a:avLst/>
+                    </a:prstGeom>
+                    <a:noFill/>
+                    <a:ln>
+                      <a:noFill/>
+                    </a:ln>
+                  </pic:spPr>
+                </pic:pic>
+              </a:graphicData>
+            </a:graphic>
+          </wp:inline>
+        </w:drawing>
+      </w:r>
+    </w:p>
+    <w:p>
+      <w:pPr>
+        <w:numPr>
+          <w:ilvl w:val="0"/>
+          <w:numId w:val="8"/>
+        </w:numPr>
+      </w:pPr>
+      <w:r>
+        <w:rPr>
+          <w:b/>
+          <w:bCs/>
+        </w:rPr>
+        <w:t>Botón</w:t>
+      </w:r>
+      <w:r>
+        <w:rPr>
+          <w:b/>
+          <w:bCs/>
+        </w:rPr>
+        <w:t xml:space="preserve"> "+":</w:t>
+      </w:r>
+      <w:r>
+        <w:t xml:space="preserve"> Agrega una unidad del producto seleccionado a la lista de pedido. </w:t>
+      </w:r>
+    </w:p>
+    <w:p>
+      <w:pPr>
+        <w:jc w:val="center"/>
+      </w:pPr>
+      <w:r>
+        <w:rPr>
+          <w:noProof/>
+        </w:rPr>
+        <w:drawing>
+          <wp:inline distT="0" distB="0" distL="0" distR="0" wp14:anchorId="6542E46E" wp14:editId="413C856E">
+            <wp:extent cx="263604" cy="257175"/>
+            <wp:effectExtent l="0" t="0" r="3175" b="0"/>
+            <wp:docPr id="535861097" name="Imagen 27"/>
+            <wp:cNvGraphicFramePr>
+              <a:graphicFrameLocks xmlns:a="http://schemas.openxmlformats.org/drawingml/2006/main" noChangeAspect="1"/>
+            </wp:cNvGraphicFramePr>
+            <a:graphic xmlns:a="http://schemas.openxmlformats.org/drawingml/2006/main">
+              <a:graphicData uri="http://schemas.openxmlformats.org/drawingml/2006/picture">
+                <pic:pic xmlns:pic="http://schemas.openxmlformats.org/drawingml/2006/picture">
+                  <pic:nvPicPr>
+                    <pic:cNvPr id="0" name="Picture 56"/>
+                    <pic:cNvPicPr>
+                      <a:picLocks noChangeAspect="1" noChangeArrowheads="1"/>
+                    </pic:cNvPicPr>
+                  </pic:nvPicPr>
+                  <pic:blipFill>
+                    <a:blip r:embed="rId33">
+                      <a:extLst>
+                        <a:ext uri="{28A0092B-C50C-407E-A947-70E740481C1C}">
+                          <a14:useLocalDpi xmlns:a14="http://schemas.microsoft.com/office/drawing/2010/main" val="0"/>
+                        </a:ext>
+                      </a:extLst>
+                    </a:blip>
+                    <a:srcRect/>
+                    <a:stretch>
+                      <a:fillRect/>
+                    </a:stretch>
+                  </pic:blipFill>
+                  <pic:spPr bwMode="auto">
+                    <a:xfrm>
+                      <a:off x="0" y="0"/>
+                      <a:ext cx="266539" cy="260038"/>
+                    </a:xfrm>
+                    <a:prstGeom prst="rect">
+                      <a:avLst/>
+                    </a:prstGeom>
+                    <a:noFill/>
+                    <a:ln>
+                      <a:noFill/>
+                    </a:ln>
+                  </pic:spPr>
+                </pic:pic>
+              </a:graphicData>
+            </a:graphic>
+          </wp:inline>
+        </w:drawing>
+      </w:r>
+    </w:p>
+    <w:p>
+      <w:pPr>
+        <w:rPr>
+          <w:b/>
+          <w:bCs/>
+        </w:rPr>
+      </w:pPr>
+    </w:p>
+    <w:p>
+      <w:pPr>
+        <w:rPr>
+          <w:b/>
+          <w:bCs/>
+        </w:rPr>
+      </w:pPr>
+    </w:p>
+    <w:p>
+      <w:pPr>
+        <w:rPr>
+          <w:b/>
+          <w:bCs/>
+        </w:rPr>
+      </w:pPr>
+    </w:p>
+    <w:p>
+      <w:pPr>
+        <w:rPr>
+          <w:b/>
+          <w:bCs/>
+        </w:rPr>
+      </w:pPr>
+    </w:p>
+    <w:p>
+      <w:pPr>
+        <w:rPr>
+          <w:b/>
+          <w:bCs/>
+        </w:rPr>
+      </w:pPr>
+    </w:p>
+    <w:p>
+      <w:pPr>
+        <w:rPr>
+          <w:b/>
+          <w:bCs/>
+        </w:rPr>
+      </w:pPr>
+    </w:p>
+    <w:p>
+      <w:pPr>
+        <w:rPr>
+          <w:b/>
+          <w:bCs/>
+        </w:rPr>
+      </w:pPr>
+    </w:p>
+    <w:p>
+      <w:pPr>
+        <w:rPr>
+          <w:b/>
+          <w:bCs/>
+        </w:rPr>
+      </w:pPr>
+      <w:r>
+        <w:rPr>
+          <w:b/>
+          <w:bCs/>
+        </w:rPr>
+        <w:lastRenderedPageBreak/>
+        <w:t>Resumen de Pedido / Carrito (Panel Derecho)</w:t>
+      </w:r>
+    </w:p>
+    <w:p>
+      <w:pPr>
+        <w:jc w:val="center"/>
+        <w:rPr>
+          <w:b/>
+          <w:bCs/>
+        </w:rPr>
+      </w:pPr>
+      <w:r>
+        <w:rPr>
+          <w:noProof/>
+        </w:rPr>
+        <w:drawing>
+          <wp:inline distT="0" distB="0" distL="0" distR="0" wp14:anchorId="44EBE3A1" wp14:editId="7C125A02">
+            <wp:extent cx="1590675" cy="2388111"/>
+            <wp:effectExtent l="0" t="0" r="0" b="0"/>
+            <wp:docPr id="1627169161" name="Imagen 28"/>
+            <wp:cNvGraphicFramePr>
+              <a:graphicFrameLocks xmlns:a="http://schemas.openxmlformats.org/drawingml/2006/main" noChangeAspect="1"/>
+            </wp:cNvGraphicFramePr>
+            <a:graphic xmlns:a="http://schemas.openxmlformats.org/drawingml/2006/main">
+              <a:graphicData uri="http://schemas.openxmlformats.org/drawingml/2006/picture">
+                <pic:pic xmlns:pic="http://schemas.openxmlformats.org/drawingml/2006/picture">
+                  <pic:nvPicPr>
+                    <pic:cNvPr id="0" name="Picture 58"/>
+                    <pic:cNvPicPr>
+                      <a:picLocks noChangeAspect="1" noChangeArrowheads="1"/>
+                    </pic:cNvPicPr>
+                  </pic:nvPicPr>
+                  <pic:blipFill>
+                    <a:blip r:embed="rId34">
+                      <a:extLst>
+                        <a:ext uri="{28A0092B-C50C-407E-A947-70E740481C1C}">
+                          <a14:useLocalDpi xmlns:a14="http://schemas.microsoft.com/office/drawing/2010/main" val="0"/>
+                        </a:ext>
+                      </a:extLst>
+                    </a:blip>
+                    <a:srcRect/>
+                    <a:stretch>
+                      <a:fillRect/>
+                    </a:stretch>
+                  </pic:blipFill>
+                  <pic:spPr bwMode="auto">
+                    <a:xfrm>
+                      <a:off x="0" y="0"/>
+                      <a:ext cx="1590675" cy="2388111"/>
+                    </a:xfrm>
+                    <a:prstGeom prst="rect">
+                      <a:avLst/>
+                    </a:prstGeom>
+                    <a:noFill/>
+                    <a:ln>
+                      <a:noFill/>
+                    </a:ln>
+                  </pic:spPr>
+                </pic:pic>
+              </a:graphicData>
+            </a:graphic>
+          </wp:inline>
+        </w:drawing>
+      </w:r>
+    </w:p>
+    <w:p>
+      <w:pPr>
+        <w:numPr>
+          <w:ilvl w:val="0"/>
+          <w:numId w:val="9"/>
+        </w:numPr>
+      </w:pPr>
+      <w:r>
+        <w:rPr>
+          <w:b/>
+          <w:bCs/>
+        </w:rPr>
+        <w:t>Lista de Consumo:</w:t>
+      </w:r>
+      <w:r>
+        <w:t xml:space="preserve"> Detalla el nombre de cada producto ingresado, sus subtotales y los botones </w:t>
+      </w:r>
+      <w:r>
+        <w:rPr>
+          <w:b/>
+          <w:bCs/>
+        </w:rPr>
+        <w:t>"+"</w:t>
+      </w:r>
+      <w:r>
+        <w:t xml:space="preserve"> o </w:t>
+      </w:r>
+      <w:r>
+        <w:rPr>
+          <w:b/>
+          <w:bCs/>
+        </w:rPr>
+        <w:t>"-"</w:t>
+      </w:r>
+      <w:r>
+        <w:t xml:space="preserve"> para ajustar cantidades o remover ítems. </w:t>
+      </w:r>
+    </w:p>
+    <w:p>
+      <w:pPr>
+        <w:jc w:val="center"/>
+      </w:pPr>
+      <w:r>
+        <w:rPr>
+          <w:noProof/>
+        </w:rPr>
+        <w:drawing>
+          <wp:inline distT="0" distB="0" distL="0" distR="0" wp14:anchorId="42B405D0" wp14:editId="27A85647">
+            <wp:extent cx="695325" cy="287490"/>
+            <wp:effectExtent l="0" t="0" r="0" b="0"/>
+            <wp:docPr id="1631132737" name="Imagen 29"/>
+            <wp:cNvGraphicFramePr>
+              <a:graphicFrameLocks xmlns:a="http://schemas.openxmlformats.org/drawingml/2006/main" noChangeAspect="1"/>
+            </wp:cNvGraphicFramePr>
+            <a:graphic xmlns:a="http://schemas.openxmlformats.org/drawingml/2006/main">
+              <a:graphicData uri="http://schemas.openxmlformats.org/drawingml/2006/picture">
+                <pic:pic xmlns:pic="http://schemas.openxmlformats.org/drawingml/2006/picture">
+                  <pic:nvPicPr>
+                    <pic:cNvPr id="0" name="Picture 66"/>
+                    <pic:cNvPicPr>
+                      <a:picLocks noChangeAspect="1" noChangeArrowheads="1"/>
+                    </pic:cNvPicPr>
+                  </pic:nvPicPr>
+                  <pic:blipFill>
+                    <a:blip r:embed="rId35">
+                      <a:extLst>
+                        <a:ext uri="{28A0092B-C50C-407E-A947-70E740481C1C}">
+                          <a14:useLocalDpi xmlns:a14="http://schemas.microsoft.com/office/drawing/2010/main" val="0"/>
+                        </a:ext>
+                      </a:extLst>
+                    </a:blip>
+                    <a:srcRect/>
+                    <a:stretch>
+                      <a:fillRect/>
+                    </a:stretch>
+                  </pic:blipFill>
+                  <pic:spPr bwMode="auto">
+                    <a:xfrm>
+                      <a:off x="0" y="0"/>
+                      <a:ext cx="704800" cy="291407"/>
+                    </a:xfrm>
+                    <a:prstGeom prst="rect">
+                      <a:avLst/>
+                    </a:prstGeom>
+                    <a:noFill/>
+                    <a:ln>
+                      <a:noFill/>
+                    </a:ln>
+                  </pic:spPr>
+                </pic:pic>
+              </a:graphicData>
+            </a:graphic>
+          </wp:inline>
+        </w:drawing>
+      </w:r>
+    </w:p>
+    <w:p>
+      <w:pPr>
+        <w:numPr>
+          <w:ilvl w:val="0"/>
+          <w:numId w:val="9"/>
+        </w:numPr>
+      </w:pPr>
+      <w:r>
+        <w:rPr>
+          <w:b/>
+          <w:bCs/>
+        </w:rPr>
+        <w:t>Monto Total:</w:t>
+      </w:r>
+      <w:r>
+        <w:t xml:space="preserve"> Cálculo acumulado en tiempo real del dinero a pagar.</w:t>
+      </w:r>
+    </w:p>
+    <w:p>
+      <w:pPr>
+        <w:jc w:val="center"/>
+      </w:pPr>
+      <w:r>
+        <w:rPr>
+          <w:noProof/>
+        </w:rPr>
+        <w:drawing>
+          <wp:inline distT="0" distB="0" distL="0" distR="0" wp14:anchorId="1EB8144A" wp14:editId="27145853">
+            <wp:extent cx="1847850" cy="264783"/>
+            <wp:effectExtent l="0" t="0" r="0" b="2540"/>
+            <wp:docPr id="1993500452" name="Imagen 30"/>
+            <wp:cNvGraphicFramePr>
+              <a:graphicFrameLocks xmlns:a="http://schemas.openxmlformats.org/drawingml/2006/main" noChangeAspect="1"/>
+            </wp:cNvGraphicFramePr>
+            <a:graphic xmlns:a="http://schemas.openxmlformats.org/drawingml/2006/main">
+              <a:graphicData uri="http://schemas.openxmlformats.org/drawingml/2006/picture">
+                <pic:pic xmlns:pic="http://schemas.openxmlformats.org/drawingml/2006/picture">
+                  <pic:nvPicPr>
+                    <pic:cNvPr id="0" name="Picture 68"/>
+                    <pic:cNvPicPr>
+                      <a:picLocks noChangeAspect="1" noChangeArrowheads="1"/>
+                    </pic:cNvPicPr>
+                  </pic:nvPicPr>
+                  <pic:blipFill>
+                    <a:blip r:embed="rId36">
+                      <a:extLst>
+                        <a:ext uri="{28A0092B-C50C-407E-A947-70E740481C1C}">
+                          <a14:useLocalDpi xmlns:a14="http://schemas.microsoft.com/office/drawing/2010/main" val="0"/>
+                        </a:ext>
+                      </a:extLst>
+                    </a:blip>
+                    <a:srcRect/>
+                    <a:stretch>
+                      <a:fillRect/>
+                    </a:stretch>
+                  </pic:blipFill>
+                  <pic:spPr bwMode="auto">
+                    <a:xfrm>
+                      <a:off x="0" y="0"/>
+                      <a:ext cx="1919299" cy="275021"/>
+                    </a:xfrm>
+                    <a:prstGeom prst="rect">
+                      <a:avLst/>
+                    </a:prstGeom>
+                    <a:noFill/>
+                    <a:ln>
+                      <a:noFill/>
+                    </a:ln>
+                  </pic:spPr>
+                </pic:pic>
+              </a:graphicData>
+            </a:graphic>
+          </wp:inline>
+        </w:drawing>
+      </w:r>
+    </w:p>
+    <w:p>
+      <w:pPr>
+        <w:numPr>
+          <w:ilvl w:val="0"/>
+          <w:numId w:val="9"/>
+        </w:numPr>
+      </w:pPr>
+      <w:r>
+        <w:rPr>
+          <w:b/>
+          <w:bCs/>
+        </w:rPr>
+        <w:t>Botón</w:t>
+      </w:r>
+      <w:r>
+        <w:rPr>
+          <w:b/>
+          <w:bCs/>
+        </w:rPr>
+        <w:t xml:space="preserve"> "Enviar a Cocina":</w:t>
+      </w:r>
+      <w:r>
+        <w:t xml:space="preserve"> Confirma la comanda y genera la orden de preparación.</w:t>
+      </w:r>
+    </w:p>
+    <w:p>
+      <w:pPr>
+        <w:jc w:val="center"/>
+      </w:pPr>
+      <w:r>
+        <w:rPr>
+          <w:noProof/>
+        </w:rPr>
+        <w:drawing>
+          <wp:inline distT="0" distB="0" distL="0" distR="0" wp14:anchorId="690C5A8C" wp14:editId="65A7CDAC">
+            <wp:extent cx="2472247" cy="428625"/>
+            <wp:effectExtent l="0" t="0" r="4445" b="0"/>
+            <wp:docPr id="1787338957" name="Imagen 31"/>
+            <wp:cNvGraphicFramePr>
+              <a:graphicFrameLocks xmlns:a="http://schemas.openxmlformats.org/drawingml/2006/main" noChangeAspect="1"/>
+            </wp:cNvGraphicFramePr>
+            <a:graphic xmlns:a="http://schemas.openxmlformats.org/drawingml/2006/main">
+              <a:graphicData uri="http://schemas.openxmlformats.org/drawingml/2006/picture">
+                <pic:pic xmlns:pic="http://schemas.openxmlformats.org/drawingml/2006/picture">
+                  <pic:nvPicPr>
+                    <pic:cNvPr id="0" name="Picture 70"/>
+                    <pic:cNvPicPr>
+                      <a:picLocks noChangeAspect="1" noChangeArrowheads="1"/>
+                    </pic:cNvPicPr>
+                  </pic:nvPicPr>
+                  <pic:blipFill>
+                    <a:blip r:embed="rId37">
+                      <a:extLst>
+                        <a:ext uri="{28A0092B-C50C-407E-A947-70E740481C1C}">
+                          <a14:useLocalDpi xmlns:a14="http://schemas.microsoft.com/office/drawing/2010/main" val="0"/>
+                        </a:ext>
+                      </a:extLst>
+                    </a:blip>
+                    <a:srcRect/>
+                    <a:stretch>
+                      <a:fillRect/>
+                    </a:stretch>
+                  </pic:blipFill>
+                  <pic:spPr bwMode="auto">
+                    <a:xfrm>
+                      <a:off x="0" y="0"/>
+                      <a:ext cx="2569292" cy="445450"/>
+                    </a:xfrm>
+                    <a:prstGeom prst="rect">
+                      <a:avLst/>
+                    </a:prstGeom>
+                    <a:noFill/>
+                    <a:ln>
+                      <a:noFill/>
+                    </a:ln>
+                  </pic:spPr>
+                </pic:pic>
+              </a:graphicData>
+            </a:graphic>
+          </wp:inline>
+        </w:drawing>
+      </w:r>
+    </w:p>
+    <w:p>
+      <w:pPr>
+        <w:rPr>
+          <w:b/>
+          <w:bCs/>
+        </w:rPr>
+      </w:pPr>
+      <w:r>
+        <w:rPr>
+          <w:b/>
+          <w:bCs/>
+        </w:rPr>
+        <w:t>Flujo de Trabajo</w:t>
+      </w:r>
+    </w:p>
+    <w:p>
+      <w:pPr>
+        <w:numPr>
+          <w:ilvl w:val="0"/>
+          <w:numId w:val="10"/>
+        </w:numPr>
+      </w:pPr>
+      <w:r>
+        <w:t xml:space="preserve">Verifica que la mesa seleccionada en el encabezado sea la adecuada. </w:t>
+      </w:r>
+    </w:p>
+    <w:p>
+      <w:pPr>
+        <w:numPr>
+          <w:ilvl w:val="0"/>
+          <w:numId w:val="10"/>
+        </w:numPr>
+      </w:pPr>
+      <w:r>
+        <w:t xml:space="preserve">Navega entre las categorías para ubicar los platos o bebidas requeridos. </w:t>
+      </w:r>
+    </w:p>
+    <w:p>
+      <w:pPr>
+        <w:numPr>
+          <w:ilvl w:val="0"/>
+          <w:numId w:val="10"/>
+        </w:numPr>
+      </w:pPr>
+      <w:r>
+        <w:t xml:space="preserve">Presiona el botón </w:t>
+      </w:r>
+      <w:r>
+        <w:rPr>
+          <w:b/>
+          <w:bCs/>
+        </w:rPr>
+        <w:t>"+"</w:t>
+      </w:r>
+      <w:r>
+        <w:t xml:space="preserve"> en los productos que desee el cliente. </w:t>
+      </w:r>
+    </w:p>
+    <w:p>
+      <w:pPr>
+        <w:numPr>
+          <w:ilvl w:val="0"/>
+          <w:numId w:val="10"/>
+        </w:numPr>
+      </w:pPr>
+      <w:r>
+        <w:t xml:space="preserve">Ajusta las cantidades en la columna "Tu Pedido". </w:t>
+      </w:r>
+    </w:p>
+    <w:p>
+      <w:pPr>
+        <w:numPr>
+          <w:ilvl w:val="0"/>
+          <w:numId w:val="10"/>
+        </w:numPr>
+      </w:pPr>
+      <w:r>
+        <w:t xml:space="preserve">Haz clic en </w:t>
+      </w:r>
+      <w:r>
+        <w:rPr>
+          <w:b/>
+          <w:bCs/>
+        </w:rPr>
+        <w:t>Enviar a Cocina</w:t>
+      </w:r>
+      <w:r>
+        <w:t xml:space="preserve"> para registrar la orden de consumo. </w:t>
+      </w:r>
+    </w:p>
+    <w:p>
+      <w:pPr>
+        <w:rPr>
+          <w:b/>
+          <w:bCs/>
+        </w:rPr>
+      </w:pPr>
+    </w:p>
+    <w:p>
+      <w:pPr>
+        <w:rPr>
+          <w:b/>
+          <w:bCs/>
+        </w:rPr>
+      </w:pPr>
+    </w:p>
+    <w:p>
+      <w:pPr>
+        <w:rPr>
+          <w:b/>
+          <w:bCs/>
+        </w:rPr>
+      </w:pPr>
+    </w:p>
+    <w:p>
+      <w:pPr>
+        <w:rPr>
+          <w:b/>
+          <w:bCs/>
+        </w:rPr>
+      </w:pPr>
+    </w:p>
+    <w:p>
+      <w:pPr>
+        <w:rPr>
+          <w:b/>
+          <w:bCs/>
+        </w:rPr>
+      </w:pPr>
+    </w:p>
+    <w:p>
+      <w:pPr>
+        <w:rPr>
+          <w:b/>
+          <w:bCs/>
+        </w:rPr>
+      </w:pPr>
+      <w:r>
+        <w:rPr>
+          <w:b/>
+          <w:bCs/>
+        </w:rPr>
+        <w:lastRenderedPageBreak/>
+        <w:t>4</w:t>
+      </w:r>
+      <w:r>
+        <w:rPr>
+          <w:b/>
+          <w:bCs/>
+        </w:rPr>
+        <w:t>. Módulo de Selección e Interacción de Mesas (</w:t>
+      </w:r>
+      <w:proofErr w:type="spellStart"/>
+      <w:r>
+        <w:rPr>
+          <w:b/>
+          <w:bCs/>
+        </w:rPr>
         <w:t>mesas.php</w:t>
       </w:r>
       <w:proofErr w:type="spellEnd"/>
@@ -759,6 +3462,68 @@
           <w:bCs/>
         </w:rPr>
         <w:t>)</w:t>
+      </w:r>
+    </w:p>
+    <w:p>
+      <w:pPr>
+        <w:jc w:val="center"/>
+        <w:rPr>
+          <w:b/>
+          <w:bCs/>
+        </w:rPr>
+      </w:pPr>
+      <w:r>
+        <w:rPr>
+          <w:noProof/>
+        </w:rPr>
+        <w:drawing>
+          <wp:inline distT="0" distB="0" distL="0" distR="0" wp14:anchorId="6426DD40" wp14:editId="48EC4FF2">
+            <wp:extent cx="4704741" cy="2314575"/>
+            <wp:effectExtent l="0" t="0" r="635" b="0"/>
+            <wp:docPr id="494465989" name="Imagen 32"/>
+            <wp:cNvGraphicFramePr>
+              <a:graphicFrameLocks xmlns:a="http://schemas.openxmlformats.org/drawingml/2006/main" noChangeAspect="1"/>
+            </wp:cNvGraphicFramePr>
+            <a:graphic xmlns:a="http://schemas.openxmlformats.org/drawingml/2006/main">
+              <a:graphicData uri="http://schemas.openxmlformats.org/drawingml/2006/picture">
+                <pic:pic xmlns:pic="http://schemas.openxmlformats.org/drawingml/2006/picture">
+                  <pic:nvPicPr>
+                    <pic:cNvPr id="0" name="Picture 72"/>
+                    <pic:cNvPicPr>
+                      <a:picLocks noChangeAspect="1" noChangeArrowheads="1"/>
+                    </pic:cNvPicPr>
+                  </pic:nvPicPr>
+                  <pic:blipFill>
+                    <a:blip r:embed="rId38" cstate="print">
+                      <a:extLst>
+                        <a:ext uri="{28A0092B-C50C-407E-A947-70E740481C1C}">
+                          <a14:useLocalDpi xmlns:a14="http://schemas.microsoft.com/office/drawing/2010/main" val="0"/>
+                        </a:ext>
+                      </a:extLst>
+                    </a:blip>
+                    <a:srcRect/>
+                    <a:stretch>
+                      <a:fillRect/>
+                    </a:stretch>
+                  </pic:blipFill>
+                  <pic:spPr bwMode="auto">
+                    <a:xfrm>
+                      <a:off x="0" y="0"/>
+                      <a:ext cx="4715046" cy="2319645"/>
+                    </a:xfrm>
+                    <a:prstGeom prst="rect">
+                      <a:avLst/>
+                    </a:prstGeom>
+                    <a:noFill/>
+                    <a:ln>
+                      <a:noFill/>
+                    </a:ln>
+                  </pic:spPr>
+                </pic:pic>
+              </a:graphicData>
+            </a:graphic>
+          </wp:inline>
+        </w:drawing>
       </w:r>
     </w:p>
     <w:p>
@@ -1173,6 +3938,13 @@
         </w:rPr>
         <w:t>Guía de Botones y Acciones</w:t>
       </w:r>
+      <w:r>
+        <w:rPr>
+          <w:b/>
+          <w:bCs/>
+        </w:rPr>
+        <w:t>:</w:t>
+      </w:r>
     </w:p>
     <w:p>
       <w:pPr>
@@ -1186,7 +3958,6 @@
           <w:b/>
           <w:bCs/>
         </w:rPr>
-        <w:lastRenderedPageBreak/>
         <w:t>Clic sobre una Tarjeta de Mesa:</w:t>
       </w:r>
       <w:r>
@@ -1210,15 +3981,13 @@
           <w:numId w:val="6"/>
         </w:numPr>
       </w:pPr>
-      <w:proofErr w:type="spellStart"/>
-      <w:r>
-        <w:rPr>
-          <w:b/>
-          <w:bCs/>
-        </w:rPr>
-        <w:t>Boton</w:t>
-      </w:r>
-      <w:proofErr w:type="spellEnd"/>
+      <w:r>
+        <w:rPr>
+          <w:b/>
+          <w:bCs/>
+        </w:rPr>
+        <w:t>Botón</w:t>
+      </w:r>
       <w:r>
         <w:rPr>
           <w:b/>
@@ -1238,6 +4007,64 @@
       </w:r>
       <w:r>
         <w:t xml:space="preserve">. </w:t>
+      </w:r>
+    </w:p>
+    <w:p>
+      <w:pPr>
+        <w:jc w:val="center"/>
+      </w:pPr>
+      <w:r>
+        <w:rPr>
+          <w:noProof/>
+        </w:rPr>
+        <w:drawing>
+          <wp:inline distT="0" distB="0" distL="0" distR="0" wp14:anchorId="57E9A850" wp14:editId="1D75BD4F">
+            <wp:extent cx="1293817" cy="333375"/>
+            <wp:effectExtent l="0" t="0" r="1905" b="0"/>
+            <wp:docPr id="1878191409" name="Imagen 33"/>
+            <wp:cNvGraphicFramePr>
+              <a:graphicFrameLocks xmlns:a="http://schemas.openxmlformats.org/drawingml/2006/main" noChangeAspect="1"/>
+            </wp:cNvGraphicFramePr>
+            <a:graphic xmlns:a="http://schemas.openxmlformats.org/drawingml/2006/main">
+              <a:graphicData uri="http://schemas.openxmlformats.org/drawingml/2006/picture">
+                <pic:pic xmlns:pic="http://schemas.openxmlformats.org/drawingml/2006/picture">
+                  <pic:nvPicPr>
+                    <pic:cNvPr id="0" name="Picture 74"/>
+                    <pic:cNvPicPr>
+                      <a:picLocks noChangeAspect="1" noChangeArrowheads="1"/>
+                    </pic:cNvPicPr>
+                  </pic:nvPicPr>
+                  <pic:blipFill>
+                    <a:blip r:embed="rId39">
+                      <a:extLst>
+                        <a:ext uri="{28A0092B-C50C-407E-A947-70E740481C1C}">
+                          <a14:useLocalDpi xmlns:a14="http://schemas.microsoft.com/office/drawing/2010/main" val="0"/>
+                        </a:ext>
+                      </a:extLst>
+                    </a:blip>
+                    <a:srcRect/>
+                    <a:stretch>
+                      <a:fillRect/>
+                    </a:stretch>
+                  </pic:blipFill>
+                  <pic:spPr bwMode="auto">
+                    <a:xfrm>
+                      <a:off x="0" y="0"/>
+                      <a:ext cx="1326084" cy="341689"/>
+                    </a:xfrm>
+                    <a:prstGeom prst="rect">
+                      <a:avLst/>
+                    </a:prstGeom>
+                    <a:noFill/>
+                    <a:ln>
+                      <a:noFill/>
+                    </a:ln>
+                  </pic:spPr>
+                </pic:pic>
+              </a:graphicData>
+            </a:graphic>
+          </wp:inline>
+        </w:drawing>
       </w:r>
     </w:p>
     <w:p>
@@ -1247,15 +4074,13 @@
           <w:numId w:val="6"/>
         </w:numPr>
       </w:pPr>
-      <w:proofErr w:type="spellStart"/>
-      <w:r>
-        <w:rPr>
-          <w:b/>
-          <w:bCs/>
-        </w:rPr>
-        <w:t>Boton</w:t>
-      </w:r>
-      <w:proofErr w:type="spellEnd"/>
+      <w:r>
+        <w:rPr>
+          <w:b/>
+          <w:bCs/>
+        </w:rPr>
+        <w:t>Botón</w:t>
+      </w:r>
       <w:r>
         <w:rPr>
           <w:b/>
@@ -1295,6 +4120,64 @@
       </w:r>
       <w:r>
         <w:t xml:space="preserve">. </w:t>
+      </w:r>
+    </w:p>
+    <w:p>
+      <w:pPr>
+        <w:jc w:val="center"/>
+      </w:pPr>
+      <w:r>
+        <w:rPr>
+          <w:noProof/>
+        </w:rPr>
+        <w:drawing>
+          <wp:inline distT="0" distB="0" distL="0" distR="0" wp14:anchorId="34010D9B" wp14:editId="042435CE">
+            <wp:extent cx="1346793" cy="361950"/>
+            <wp:effectExtent l="0" t="0" r="6350" b="0"/>
+            <wp:docPr id="1768752463" name="Imagen 34"/>
+            <wp:cNvGraphicFramePr>
+              <a:graphicFrameLocks xmlns:a="http://schemas.openxmlformats.org/drawingml/2006/main" noChangeAspect="1"/>
+            </wp:cNvGraphicFramePr>
+            <a:graphic xmlns:a="http://schemas.openxmlformats.org/drawingml/2006/main">
+              <a:graphicData uri="http://schemas.openxmlformats.org/drawingml/2006/picture">
+                <pic:pic xmlns:pic="http://schemas.openxmlformats.org/drawingml/2006/picture">
+                  <pic:nvPicPr>
+                    <pic:cNvPr id="0" name="Picture 76"/>
+                    <pic:cNvPicPr>
+                      <a:picLocks noChangeAspect="1" noChangeArrowheads="1"/>
+                    </pic:cNvPicPr>
+                  </pic:nvPicPr>
+                  <pic:blipFill>
+                    <a:blip r:embed="rId40">
+                      <a:extLst>
+                        <a:ext uri="{28A0092B-C50C-407E-A947-70E740481C1C}">
+                          <a14:useLocalDpi xmlns:a14="http://schemas.microsoft.com/office/drawing/2010/main" val="0"/>
+                        </a:ext>
+                      </a:extLst>
+                    </a:blip>
+                    <a:srcRect/>
+                    <a:stretch>
+                      <a:fillRect/>
+                    </a:stretch>
+                  </pic:blipFill>
+                  <pic:spPr bwMode="auto">
+                    <a:xfrm>
+                      <a:off x="0" y="0"/>
+                      <a:ext cx="1365099" cy="366870"/>
+                    </a:xfrm>
+                    <a:prstGeom prst="rect">
+                      <a:avLst/>
+                    </a:prstGeom>
+                    <a:noFill/>
+                    <a:ln>
+                      <a:noFill/>
+                    </a:ln>
+                  </pic:spPr>
+                </pic:pic>
+              </a:graphicData>
+            </a:graphic>
+          </wp:inline>
+        </w:drawing>
       </w:r>
     </w:p>
     <w:p>
@@ -1304,13 +4187,104 @@
           <w:numId w:val="6"/>
         </w:numPr>
       </w:pPr>
+      <w:r>
+        <w:rPr>
+          <w:b/>
+          <w:bCs/>
+        </w:rPr>
+        <w:lastRenderedPageBreak/>
+        <w:t>Botón</w:t>
+      </w:r>
+      <w:r>
+        <w:rPr>
+          <w:b/>
+          <w:bCs/>
+        </w:rPr>
+        <w:t xml:space="preserve"> "Volver al Menú":</w:t>
+      </w:r>
+      <w:r>
+        <w:t xml:space="preserve"> Te regresa a la toma de comandas. </w:t>
+      </w:r>
+    </w:p>
+    <w:p>
+      <w:pPr>
+        <w:jc w:val="center"/>
+      </w:pPr>
+      <w:r>
+        <w:rPr>
+          <w:noProof/>
+        </w:rPr>
+        <w:drawing>
+          <wp:inline distT="0" distB="0" distL="0" distR="0" wp14:anchorId="2E54EA15" wp14:editId="73E3F1CA">
+            <wp:extent cx="1057275" cy="345515"/>
+            <wp:effectExtent l="0" t="0" r="0" b="0"/>
+            <wp:docPr id="461421647" name="Imagen 35"/>
+            <wp:cNvGraphicFramePr>
+              <a:graphicFrameLocks xmlns:a="http://schemas.openxmlformats.org/drawingml/2006/main" noChangeAspect="1"/>
+            </wp:cNvGraphicFramePr>
+            <a:graphic xmlns:a="http://schemas.openxmlformats.org/drawingml/2006/main">
+              <a:graphicData uri="http://schemas.openxmlformats.org/drawingml/2006/picture">
+                <pic:pic xmlns:pic="http://schemas.openxmlformats.org/drawingml/2006/picture">
+                  <pic:nvPicPr>
+                    <pic:cNvPr id="0" name="Picture 78"/>
+                    <pic:cNvPicPr>
+                      <a:picLocks noChangeAspect="1" noChangeArrowheads="1"/>
+                    </pic:cNvPicPr>
+                  </pic:nvPicPr>
+                  <pic:blipFill>
+                    <a:blip r:embed="rId41">
+                      <a:extLst>
+                        <a:ext uri="{28A0092B-C50C-407E-A947-70E740481C1C}">
+                          <a14:useLocalDpi xmlns:a14="http://schemas.microsoft.com/office/drawing/2010/main" val="0"/>
+                        </a:ext>
+                      </a:extLst>
+                    </a:blip>
+                    <a:srcRect/>
+                    <a:stretch>
+                      <a:fillRect/>
+                    </a:stretch>
+                  </pic:blipFill>
+                  <pic:spPr bwMode="auto">
+                    <a:xfrm>
+                      <a:off x="0" y="0"/>
+                      <a:ext cx="1063454" cy="347534"/>
+                    </a:xfrm>
+                    <a:prstGeom prst="rect">
+                      <a:avLst/>
+                    </a:prstGeom>
+                    <a:noFill/>
+                    <a:ln>
+                      <a:noFill/>
+                    </a:ln>
+                  </pic:spPr>
+                </pic:pic>
+              </a:graphicData>
+            </a:graphic>
+          </wp:inline>
+        </w:drawing>
+      </w:r>
+    </w:p>
+    <w:p>
+      <w:pPr>
+        <w:rPr>
+          <w:b/>
+          <w:bCs/>
+        </w:rPr>
+      </w:pPr>
+      <w:r>
+        <w:rPr>
+          <w:b/>
+          <w:bCs/>
+        </w:rPr>
+        <w:t>5. Módulo de Pantalla de Cocina / KDS (</w:t>
+      </w:r>
       <w:proofErr w:type="spellStart"/>
       <w:r>
         <w:rPr>
           <w:b/>
           <w:bCs/>
         </w:rPr>
-        <w:t>Boton</w:t>
+        <w:t>menu_cocina.php</w:t>
       </w:r>
       <w:proofErr w:type="spellEnd"/>
       <w:r>
@@ -1318,40 +4292,6 @@
           <w:b/>
           <w:bCs/>
         </w:rPr>
-        <w:t xml:space="preserve"> "Volver al Menú":</w:t>
-      </w:r>
-      <w:r>
-        <w:t xml:space="preserve"> Te regresa a la toma de comandas. </w:t>
-      </w:r>
-    </w:p>
-    <w:p>
-      <w:pPr>
-        <w:rPr>
-          <w:b/>
-          <w:bCs/>
-        </w:rPr>
-      </w:pPr>
-      <w:r>
-        <w:rPr>
-          <w:b/>
-          <w:bCs/>
-        </w:rPr>
-        <w:t>4. Módulo de Menú Principal y Toma de Pedidos / Puntos de Venta (</w:t>
-      </w:r>
-      <w:proofErr w:type="spellStart"/>
-      <w:r>
-        <w:rPr>
-          <w:b/>
-          <w:bCs/>
-        </w:rPr>
-        <w:t>menu.php</w:t>
-      </w:r>
-      <w:proofErr w:type="spellEnd"/>
-      <w:r>
-        <w:rPr>
-          <w:b/>
-          <w:bCs/>
-        </w:rPr>
         <w:t>)</w:t>
       </w:r>
     </w:p>
@@ -1364,436 +4304,56 @@
       </w:pPr>
       <w:r>
         <w:rPr>
-          <w:b/>
-          <w:bCs/>
-        </w:rPr>
-        <w:t>Introducción y Objetivo</w:t>
-      </w:r>
-    </w:p>
-    <w:p>
-      <w:r>
-        <w:t xml:space="preserve">Es la pantalla principal para tomar las comandas de los clientes. Permite navegar entre categorías de productos, agregar o restar cantidades al pedido activo y enviar la orden a la cocina en tiempo real. </w:t>
-      </w:r>
-    </w:p>
-    <w:p>
-      <w:pPr>
-        <w:rPr>
-          <w:b/>
-          <w:bCs/>
-        </w:rPr>
-      </w:pPr>
-      <w:r>
-        <w:rPr>
-          <w:b/>
-          <w:bCs/>
-        </w:rPr>
-        <w:t>Estructura de la Pantalla</w:t>
-      </w:r>
-    </w:p>
-    <w:p>
-      <w:pPr>
-        <w:rPr>
-          <w:b/>
-          <w:bCs/>
-        </w:rPr>
-      </w:pPr>
-      <w:r>
-        <w:rPr>
-          <w:b/>
-          <w:bCs/>
-        </w:rPr>
-        <w:t>Encabezado Superior</w:t>
-      </w:r>
-    </w:p>
-    <w:p>
-      <w:pPr>
-        <w:numPr>
-          <w:ilvl w:val="0"/>
-          <w:numId w:val="7"/>
-        </w:numPr>
-      </w:pPr>
-      <w:r>
-        <w:rPr>
-          <w:b/>
-          <w:bCs/>
-        </w:rPr>
-        <w:t>Ubicación/Mesa Activa:</w:t>
-      </w:r>
-      <w:r>
-        <w:t xml:space="preserve"> Indica la mesa sobre la cual se registrará el pedido. Haz clic sobre el nombre para cambiar de mesa en el mapa. </w:t>
-      </w:r>
-    </w:p>
-    <w:p>
-      <w:pPr>
-        <w:numPr>
-          <w:ilvl w:val="0"/>
-          <w:numId w:val="7"/>
-        </w:numPr>
-      </w:pPr>
-      <w:r>
-        <w:rPr>
-          <w:b/>
-          <w:bCs/>
-        </w:rPr>
-        <w:t>Nombre de Usuario:</w:t>
-      </w:r>
-      <w:r>
-        <w:t xml:space="preserve"> Muestra la cuenta que está operando en la toma de comandas. </w:t>
-      </w:r>
-    </w:p>
-    <w:p>
-      <w:pPr>
-        <w:numPr>
-          <w:ilvl w:val="0"/>
-          <w:numId w:val="7"/>
-        </w:numPr>
-      </w:pPr>
-      <w:proofErr w:type="spellStart"/>
-      <w:r>
-        <w:rPr>
-          <w:b/>
-          <w:bCs/>
-        </w:rPr>
-        <w:t>Boton</w:t>
-      </w:r>
-      <w:proofErr w:type="spellEnd"/>
-      <w:r>
-        <w:rPr>
-          <w:b/>
-          <w:bCs/>
-        </w:rPr>
-        <w:t xml:space="preserve"> "Cocina":</w:t>
-      </w:r>
-      <w:r>
-        <w:t xml:space="preserve"> Acceso rápido para consultar los pedidos que se están preparando. </w:t>
-      </w:r>
-    </w:p>
-    <w:p>
-      <w:pPr>
-        <w:rPr>
-          <w:b/>
-          <w:bCs/>
-        </w:rPr>
-      </w:pPr>
-      <w:r>
-        <w:rPr>
-          <w:b/>
-          <w:bCs/>
-        </w:rPr>
-        <w:t>Catálogo de Productos (Panel Izquierdo)</w:t>
-      </w:r>
-    </w:p>
-    <w:p>
-      <w:pPr>
-        <w:numPr>
-          <w:ilvl w:val="0"/>
-          <w:numId w:val="8"/>
-        </w:numPr>
-      </w:pPr>
-      <w:r>
-        <w:rPr>
-          <w:b/>
-          <w:bCs/>
-        </w:rPr>
-        <w:t>Filtros por Categoría:</w:t>
-      </w:r>
-      <w:r>
-        <w:t xml:space="preserve"> Botones (</w:t>
-      </w:r>
-      <w:r>
-        <w:rPr>
-          <w:i/>
-          <w:iCs/>
-        </w:rPr>
-        <w:t>Comida</w:t>
-      </w:r>
-      <w:r>
-        <w:t xml:space="preserve">, </w:t>
-      </w:r>
-      <w:r>
-        <w:rPr>
-          <w:i/>
-          <w:iCs/>
-        </w:rPr>
-        <w:t>Bebidas</w:t>
-      </w:r>
-      <w:r>
-        <w:t xml:space="preserve">, </w:t>
-      </w:r>
-      <w:r>
-        <w:rPr>
-          <w:i/>
-          <w:iCs/>
-        </w:rPr>
-        <w:t>Postres</w:t>
-      </w:r>
-      <w:r>
-        <w:t xml:space="preserve">) para consultar rápidamente el catálogo. </w:t>
-      </w:r>
-    </w:p>
-    <w:p>
-      <w:pPr>
-        <w:numPr>
-          <w:ilvl w:val="0"/>
-          <w:numId w:val="8"/>
-        </w:numPr>
-      </w:pPr>
-      <w:r>
-        <w:rPr>
-          <w:b/>
-          <w:bCs/>
-        </w:rPr>
-        <w:t>Tarjetas de Producto:</w:t>
-      </w:r>
-      <w:r>
-        <w:t xml:space="preserve"> Muestra la imagen, nombre, descripción y precio del ítem. </w:t>
-      </w:r>
-    </w:p>
-    <w:p>
-      <w:pPr>
-        <w:numPr>
-          <w:ilvl w:val="0"/>
-          <w:numId w:val="8"/>
-        </w:numPr>
-      </w:pPr>
-      <w:proofErr w:type="spellStart"/>
-      <w:r>
-        <w:rPr>
-          <w:b/>
-          <w:bCs/>
-        </w:rPr>
-        <w:t>Boton</w:t>
-      </w:r>
-      <w:proofErr w:type="spellEnd"/>
-      <w:r>
-        <w:rPr>
-          <w:b/>
-          <w:bCs/>
-        </w:rPr>
-        <w:t xml:space="preserve"> "+":</w:t>
-      </w:r>
-      <w:r>
-        <w:t xml:space="preserve"> Agrega una unidad del producto seleccionado a la lista de pedido. </w:t>
-      </w:r>
-    </w:p>
-    <w:p>
-      <w:pPr>
-        <w:rPr>
-          <w:b/>
-          <w:bCs/>
-        </w:rPr>
-      </w:pPr>
-      <w:r>
-        <w:rPr>
-          <w:b/>
-          <w:bCs/>
-        </w:rPr>
-        <w:t>Resumen de Pedido / Carrito (Panel Derecho)</w:t>
-      </w:r>
-    </w:p>
-    <w:p>
-      <w:pPr>
-        <w:numPr>
-          <w:ilvl w:val="0"/>
-          <w:numId w:val="9"/>
-        </w:numPr>
-      </w:pPr>
-      <w:r>
-        <w:rPr>
-          <w:b/>
-          <w:bCs/>
-        </w:rPr>
-        <w:t>Lista de Consumo:</w:t>
-      </w:r>
-      <w:r>
-        <w:t xml:space="preserve"> Detalla el nombre de cada producto ingresado, sus subtotales y los botones </w:t>
-      </w:r>
-      <w:r>
-        <w:rPr>
-          <w:b/>
-          <w:bCs/>
-        </w:rPr>
-        <w:t>"+"</w:t>
-      </w:r>
-      <w:r>
-        <w:t xml:space="preserve"> o </w:t>
-      </w:r>
-      <w:r>
-        <w:rPr>
-          <w:b/>
-          <w:bCs/>
-        </w:rPr>
-        <w:t>"-"</w:t>
-      </w:r>
-      <w:r>
-        <w:t xml:space="preserve"> para ajustar cantidades o remover ítems. </w:t>
-      </w:r>
-    </w:p>
-    <w:p>
-      <w:pPr>
-        <w:numPr>
-          <w:ilvl w:val="0"/>
-          <w:numId w:val="9"/>
-        </w:numPr>
-      </w:pPr>
-      <w:r>
-        <w:rPr>
-          <w:b/>
-          <w:bCs/>
-        </w:rPr>
-        <w:t>Monto Total:</w:t>
-      </w:r>
-      <w:r>
-        <w:t xml:space="preserve"> Cálculo acumulado en tiempo real del dinero a pagar. </w:t>
-      </w:r>
-    </w:p>
-    <w:p>
-      <w:pPr>
-        <w:numPr>
-          <w:ilvl w:val="0"/>
-          <w:numId w:val="9"/>
-        </w:numPr>
-      </w:pPr>
-      <w:proofErr w:type="spellStart"/>
-      <w:r>
-        <w:rPr>
-          <w:b/>
-          <w:bCs/>
-        </w:rPr>
-        <w:t>Boton</w:t>
-      </w:r>
-      <w:proofErr w:type="spellEnd"/>
-      <w:r>
-        <w:rPr>
-          <w:b/>
-          <w:bCs/>
-        </w:rPr>
-        <w:t xml:space="preserve"> "Enviar a Cocina":</w:t>
-      </w:r>
-      <w:r>
-        <w:t xml:space="preserve"> Confirma la comanda y genera la orden de preparación. </w:t>
-      </w:r>
-    </w:p>
-    <w:p>
-      <w:pPr>
-        <w:rPr>
-          <w:b/>
-          <w:bCs/>
-        </w:rPr>
-      </w:pPr>
-      <w:r>
-        <w:rPr>
-          <w:b/>
-          <w:bCs/>
-        </w:rPr>
-        <w:t>Flujo de Trabajo</w:t>
-      </w:r>
-    </w:p>
-    <w:p>
-      <w:pPr>
-        <w:numPr>
-          <w:ilvl w:val="0"/>
-          <w:numId w:val="10"/>
-        </w:numPr>
-      </w:pPr>
-      <w:r>
-        <w:t xml:space="preserve">Verifica que la mesa seleccionada en el encabezado sea la adecuada. </w:t>
-      </w:r>
-    </w:p>
-    <w:p>
-      <w:pPr>
-        <w:numPr>
-          <w:ilvl w:val="0"/>
-          <w:numId w:val="10"/>
-        </w:numPr>
-      </w:pPr>
-      <w:r>
-        <w:t xml:space="preserve">Navega entre las categorías para ubicar los platos o bebidas requeridos. </w:t>
-      </w:r>
-    </w:p>
-    <w:p>
-      <w:pPr>
-        <w:numPr>
-          <w:ilvl w:val="0"/>
-          <w:numId w:val="10"/>
-        </w:numPr>
-      </w:pPr>
-      <w:r>
-        <w:t xml:space="preserve">Presiona el botón </w:t>
-      </w:r>
-      <w:r>
-        <w:rPr>
-          <w:b/>
-          <w:bCs/>
-        </w:rPr>
-        <w:t>"+"</w:t>
-      </w:r>
-      <w:r>
-        <w:t xml:space="preserve"> en los productos que desee el cliente. </w:t>
-      </w:r>
-    </w:p>
-    <w:p>
-      <w:pPr>
-        <w:numPr>
-          <w:ilvl w:val="0"/>
-          <w:numId w:val="10"/>
-        </w:numPr>
-      </w:pPr>
-      <w:r>
-        <w:lastRenderedPageBreak/>
-        <w:t xml:space="preserve">Ajusta las cantidades en la columna "Tu Pedido". </w:t>
-      </w:r>
-    </w:p>
-    <w:p>
-      <w:pPr>
-        <w:numPr>
-          <w:ilvl w:val="0"/>
-          <w:numId w:val="10"/>
-        </w:numPr>
-      </w:pPr>
-      <w:r>
-        <w:t xml:space="preserve">Haz clic en </w:t>
-      </w:r>
-      <w:r>
-        <w:rPr>
-          <w:b/>
-          <w:bCs/>
-        </w:rPr>
-        <w:t>Enviar a Cocina</w:t>
-      </w:r>
-      <w:r>
-        <w:t xml:space="preserve"> para registrar la orden de consumo. </w:t>
-      </w:r>
-    </w:p>
-    <w:p>
-      <w:pPr>
-        <w:rPr>
-          <w:b/>
-          <w:bCs/>
-        </w:rPr>
-      </w:pPr>
-      <w:r>
-        <w:rPr>
-          <w:b/>
-          <w:bCs/>
-        </w:rPr>
-        <w:t>5. Módulo de Pantalla de Cocina / KDS (</w:t>
-      </w:r>
-      <w:proofErr w:type="spellStart"/>
-      <w:r>
-        <w:rPr>
-          <w:b/>
-          <w:bCs/>
-        </w:rPr>
-        <w:t>menu_cocina.php</w:t>
-      </w:r>
-      <w:proofErr w:type="spellEnd"/>
-      <w:r>
-        <w:rPr>
-          <w:b/>
-          <w:bCs/>
-        </w:rPr>
-        <w:t>)</w:t>
+          <w:noProof/>
+        </w:rPr>
+        <w:drawing>
+          <wp:inline distT="0" distB="0" distL="0" distR="0" wp14:anchorId="1F39A00D" wp14:editId="07B97002">
+            <wp:extent cx="5612130" cy="2748915"/>
+            <wp:effectExtent l="0" t="0" r="7620" b="0"/>
+            <wp:docPr id="1144317549" name="Imagen 2"/>
+            <wp:cNvGraphicFramePr>
+              <a:graphicFrameLocks xmlns:a="http://schemas.openxmlformats.org/drawingml/2006/main" noChangeAspect="1"/>
+            </wp:cNvGraphicFramePr>
+            <a:graphic xmlns:a="http://schemas.openxmlformats.org/drawingml/2006/main">
+              <a:graphicData uri="http://schemas.openxmlformats.org/drawingml/2006/picture">
+                <pic:pic xmlns:pic="http://schemas.openxmlformats.org/drawingml/2006/picture">
+                  <pic:nvPicPr>
+                    <pic:cNvPr id="0" name="Picture 6"/>
+                    <pic:cNvPicPr>
+                      <a:picLocks noChangeAspect="1" noChangeArrowheads="1"/>
+                    </pic:cNvPicPr>
+                  </pic:nvPicPr>
+                  <pic:blipFill>
+                    <a:blip r:embed="rId42">
+                      <a:extLst>
+                        <a:ext uri="{28A0092B-C50C-407E-A947-70E740481C1C}">
+                          <a14:useLocalDpi xmlns:a14="http://schemas.microsoft.com/office/drawing/2010/main" val="0"/>
+                        </a:ext>
+                      </a:extLst>
+                    </a:blip>
+                    <a:srcRect/>
+                    <a:stretch>
+                      <a:fillRect/>
+                    </a:stretch>
+                  </pic:blipFill>
+                  <pic:spPr bwMode="auto">
+                    <a:xfrm>
+                      <a:off x="0" y="0"/>
+                      <a:ext cx="5612130" cy="2748915"/>
+                    </a:xfrm>
+                    <a:prstGeom prst="rect">
+                      <a:avLst/>
+                    </a:prstGeom>
+                    <a:noFill/>
+                    <a:ln>
+                      <a:noFill/>
+                    </a:ln>
+                  </pic:spPr>
+                </pic:pic>
+              </a:graphicData>
+            </a:graphic>
+          </wp:inline>
+        </w:drawing>
       </w:r>
     </w:p>
     <w:p>
@@ -1967,6 +4527,13 @@
                 <w:bCs/>
               </w:rPr>
               <w:t>Normal (Neutro)</w:t>
+            </w:r>
+            <w:r>
+              <w:rPr>
+                <w:b/>
+                <w:bCs/>
+              </w:rPr>
+              <w:t xml:space="preserve"> Azul</w:t>
             </w:r>
           </w:p>
         </w:tc>
@@ -2225,6 +4792,65 @@
     </w:p>
     <w:p>
       <w:pPr>
+        <w:ind w:left="720"/>
+        <w:jc w:val="center"/>
+      </w:pPr>
+      <w:r>
+        <w:rPr>
+          <w:noProof/>
+        </w:rPr>
+        <w:drawing>
+          <wp:inline distT="0" distB="0" distL="0" distR="0" wp14:anchorId="288EBAF4" wp14:editId="0678578B">
+            <wp:extent cx="2447925" cy="355630"/>
+            <wp:effectExtent l="0" t="0" r="0" b="6350"/>
+            <wp:docPr id="2063431440" name="Imagen 5"/>
+            <wp:cNvGraphicFramePr>
+              <a:graphicFrameLocks xmlns:a="http://schemas.openxmlformats.org/drawingml/2006/main" noChangeAspect="1"/>
+            </wp:cNvGraphicFramePr>
+            <a:graphic xmlns:a="http://schemas.openxmlformats.org/drawingml/2006/main">
+              <a:graphicData uri="http://schemas.openxmlformats.org/drawingml/2006/picture">
+                <pic:pic xmlns:pic="http://schemas.openxmlformats.org/drawingml/2006/picture">
+                  <pic:nvPicPr>
+                    <pic:cNvPr id="0" name="Picture 18"/>
+                    <pic:cNvPicPr>
+                      <a:picLocks noChangeAspect="1" noChangeArrowheads="1"/>
+                    </pic:cNvPicPr>
+                  </pic:nvPicPr>
+                  <pic:blipFill>
+                    <a:blip r:embed="rId43">
+                      <a:extLst>
+                        <a:ext uri="{28A0092B-C50C-407E-A947-70E740481C1C}">
+                          <a14:useLocalDpi xmlns:a14="http://schemas.microsoft.com/office/drawing/2010/main" val="0"/>
+                        </a:ext>
+                      </a:extLst>
+                    </a:blip>
+                    <a:srcRect/>
+                    <a:stretch>
+                      <a:fillRect/>
+                    </a:stretch>
+                  </pic:blipFill>
+                  <pic:spPr bwMode="auto">
+                    <a:xfrm>
+                      <a:off x="0" y="0"/>
+                      <a:ext cx="2466236" cy="358290"/>
+                    </a:xfrm>
+                    <a:prstGeom prst="rect">
+                      <a:avLst/>
+                    </a:prstGeom>
+                    <a:noFill/>
+                    <a:ln>
+                      <a:noFill/>
+                    </a:ln>
+                  </pic:spPr>
+                </pic:pic>
+              </a:graphicData>
+            </a:graphic>
+          </wp:inline>
+        </w:drawing>
+      </w:r>
+    </w:p>
+    <w:p>
+      <w:pPr>
         <w:numPr>
           <w:ilvl w:val="0"/>
           <w:numId w:val="11"/>
@@ -2235,10 +4861,70 @@
           <w:b/>
           <w:bCs/>
         </w:rPr>
+        <w:lastRenderedPageBreak/>
         <w:t>Lista de Preparación:</w:t>
       </w:r>
       <w:r>
         <w:t xml:space="preserve"> Muestra la cantidad y el nombre de cada platillo o bebida solicitada, junto con notas especiales asociadas si existen. </w:t>
+      </w:r>
+    </w:p>
+    <w:p>
+      <w:pPr>
+        <w:ind w:left="720"/>
+        <w:jc w:val="center"/>
+      </w:pPr>
+      <w:r>
+        <w:rPr>
+          <w:noProof/>
+        </w:rPr>
+        <w:drawing>
+          <wp:inline distT="0" distB="0" distL="0" distR="0" wp14:anchorId="576E607D" wp14:editId="15EC2423">
+            <wp:extent cx="2905125" cy="1840154"/>
+            <wp:effectExtent l="0" t="0" r="0" b="8255"/>
+            <wp:docPr id="1421531716" name="Imagen 6"/>
+            <wp:cNvGraphicFramePr>
+              <a:graphicFrameLocks xmlns:a="http://schemas.openxmlformats.org/drawingml/2006/main" noChangeAspect="1"/>
+            </wp:cNvGraphicFramePr>
+            <a:graphic xmlns:a="http://schemas.openxmlformats.org/drawingml/2006/main">
+              <a:graphicData uri="http://schemas.openxmlformats.org/drawingml/2006/picture">
+                <pic:pic xmlns:pic="http://schemas.openxmlformats.org/drawingml/2006/picture">
+                  <pic:nvPicPr>
+                    <pic:cNvPr id="0" name="Picture 20"/>
+                    <pic:cNvPicPr>
+                      <a:picLocks noChangeAspect="1" noChangeArrowheads="1"/>
+                    </pic:cNvPicPr>
+                  </pic:nvPicPr>
+                  <pic:blipFill>
+                    <a:blip r:embed="rId44">
+                      <a:extLst>
+                        <a:ext uri="{28A0092B-C50C-407E-A947-70E740481C1C}">
+                          <a14:useLocalDpi xmlns:a14="http://schemas.microsoft.com/office/drawing/2010/main" val="0"/>
+                        </a:ext>
+                      </a:extLst>
+                    </a:blip>
+                    <a:srcRect/>
+                    <a:stretch>
+                      <a:fillRect/>
+                    </a:stretch>
+                  </pic:blipFill>
+                  <pic:spPr bwMode="auto">
+                    <a:xfrm>
+                      <a:off x="0" y="0"/>
+                      <a:ext cx="2922490" cy="1851153"/>
+                    </a:xfrm>
+                    <a:prstGeom prst="rect">
+                      <a:avLst/>
+                    </a:prstGeom>
+                    <a:noFill/>
+                    <a:ln>
+                      <a:noFill/>
+                    </a:ln>
+                  </pic:spPr>
+                </pic:pic>
+              </a:graphicData>
+            </a:graphic>
+          </wp:inline>
+        </w:drawing>
       </w:r>
     </w:p>
     <w:p>
@@ -2270,6 +4956,65 @@
     </w:p>
     <w:p>
       <w:pPr>
+        <w:ind w:left="720"/>
+        <w:jc w:val="center"/>
+      </w:pPr>
+      <w:r>
+        <w:rPr>
+          <w:noProof/>
+        </w:rPr>
+        <w:drawing>
+          <wp:inline distT="0" distB="0" distL="0" distR="0" wp14:anchorId="45C752D8" wp14:editId="12ECDDAD">
+            <wp:extent cx="2619375" cy="433125"/>
+            <wp:effectExtent l="0" t="0" r="0" b="5080"/>
+            <wp:docPr id="1879575988" name="Imagen 4"/>
+            <wp:cNvGraphicFramePr>
+              <a:graphicFrameLocks xmlns:a="http://schemas.openxmlformats.org/drawingml/2006/main" noChangeAspect="1"/>
+            </wp:cNvGraphicFramePr>
+            <a:graphic xmlns:a="http://schemas.openxmlformats.org/drawingml/2006/main">
+              <a:graphicData uri="http://schemas.openxmlformats.org/drawingml/2006/picture">
+                <pic:pic xmlns:pic="http://schemas.openxmlformats.org/drawingml/2006/picture">
+                  <pic:nvPicPr>
+                    <pic:cNvPr id="0" name="Picture 16"/>
+                    <pic:cNvPicPr>
+                      <a:picLocks noChangeAspect="1" noChangeArrowheads="1"/>
+                    </pic:cNvPicPr>
+                  </pic:nvPicPr>
+                  <pic:blipFill>
+                    <a:blip r:embed="rId45">
+                      <a:extLst>
+                        <a:ext uri="{28A0092B-C50C-407E-A947-70E740481C1C}">
+                          <a14:useLocalDpi xmlns:a14="http://schemas.microsoft.com/office/drawing/2010/main" val="0"/>
+                        </a:ext>
+                      </a:extLst>
+                    </a:blip>
+                    <a:srcRect/>
+                    <a:stretch>
+                      <a:fillRect/>
+                    </a:stretch>
+                  </pic:blipFill>
+                  <pic:spPr bwMode="auto">
+                    <a:xfrm>
+                      <a:off x="0" y="0"/>
+                      <a:ext cx="2658278" cy="439558"/>
+                    </a:xfrm>
+                    <a:prstGeom prst="rect">
+                      <a:avLst/>
+                    </a:prstGeom>
+                    <a:noFill/>
+                    <a:ln>
+                      <a:noFill/>
+                    </a:ln>
+                  </pic:spPr>
+                </pic:pic>
+              </a:graphicData>
+            </a:graphic>
+          </wp:inline>
+        </w:drawing>
+      </w:r>
+    </w:p>
+    <w:p>
+      <w:pPr>
         <w:rPr>
           <w:b/>
           <w:bCs/>
@@ -2328,6 +5073,76 @@
         </w:rPr>
         <w:t>)</w:t>
       </w:r>
+    </w:p>
+    <w:p>
+      <w:pPr>
+        <w:jc w:val="center"/>
+        <w:rPr>
+          <w:b/>
+          <w:bCs/>
+        </w:rPr>
+      </w:pPr>
+      <w:r>
+        <w:rPr>
+          <w:noProof/>
+        </w:rPr>
+        <w:drawing>
+          <wp:inline distT="0" distB="0" distL="0" distR="0" wp14:anchorId="52D26C72" wp14:editId="65EEBD67">
+            <wp:extent cx="3352625" cy="3448050"/>
+            <wp:effectExtent l="0" t="0" r="635" b="0"/>
+            <wp:docPr id="1615901736" name="Imagen 3"/>
+            <wp:cNvGraphicFramePr>
+              <a:graphicFrameLocks xmlns:a="http://schemas.openxmlformats.org/drawingml/2006/main" noChangeAspect="1"/>
+            </wp:cNvGraphicFramePr>
+            <a:graphic xmlns:a="http://schemas.openxmlformats.org/drawingml/2006/main">
+              <a:graphicData uri="http://schemas.openxmlformats.org/drawingml/2006/picture">
+                <pic:pic xmlns:pic="http://schemas.openxmlformats.org/drawingml/2006/picture">
+                  <pic:nvPicPr>
+                    <pic:cNvPr id="0" name="Picture 8"/>
+                    <pic:cNvPicPr>
+                      <a:picLocks noChangeAspect="1" noChangeArrowheads="1"/>
+                    </pic:cNvPicPr>
+                  </pic:nvPicPr>
+                  <pic:blipFill>
+                    <a:blip r:embed="rId46">
+                      <a:extLst>
+                        <a:ext uri="{28A0092B-C50C-407E-A947-70E740481C1C}">
+                          <a14:useLocalDpi xmlns:a14="http://schemas.microsoft.com/office/drawing/2010/main" val="0"/>
+                        </a:ext>
+                      </a:extLst>
+                    </a:blip>
+                    <a:srcRect/>
+                    <a:stretch>
+                      <a:fillRect/>
+                    </a:stretch>
+                  </pic:blipFill>
+                  <pic:spPr bwMode="auto">
+                    <a:xfrm>
+                      <a:off x="0" y="0"/>
+                      <a:ext cx="3358878" cy="3454481"/>
+                    </a:xfrm>
+                    <a:prstGeom prst="rect">
+                      <a:avLst/>
+                    </a:prstGeom>
+                    <a:noFill/>
+                    <a:ln>
+                      <a:noFill/>
+                    </a:ln>
+                  </pic:spPr>
+                </pic:pic>
+              </a:graphicData>
+            </a:graphic>
+          </wp:inline>
+        </w:drawing>
+      </w:r>
+    </w:p>
+    <w:p>
+      <w:pPr>
+        <w:rPr>
+          <w:b/>
+          <w:bCs/>
+        </w:rPr>
+      </w:pPr>
     </w:p>
     <w:p>
       <w:pPr>
@@ -2384,6 +5199,65 @@
     </w:p>
     <w:p>
       <w:pPr>
+        <w:ind w:left="720"/>
+        <w:jc w:val="center"/>
+      </w:pPr>
+      <w:r>
+        <w:rPr>
+          <w:noProof/>
+        </w:rPr>
+        <w:drawing>
+          <wp:inline distT="0" distB="0" distL="0" distR="0" wp14:anchorId="5B50CE6E" wp14:editId="6AB18366">
+            <wp:extent cx="2714625" cy="1047328"/>
+            <wp:effectExtent l="0" t="0" r="0" b="635"/>
+            <wp:docPr id="526565815" name="Imagen 7"/>
+            <wp:cNvGraphicFramePr>
+              <a:graphicFrameLocks xmlns:a="http://schemas.openxmlformats.org/drawingml/2006/main" noChangeAspect="1"/>
+            </wp:cNvGraphicFramePr>
+            <a:graphic xmlns:a="http://schemas.openxmlformats.org/drawingml/2006/main">
+              <a:graphicData uri="http://schemas.openxmlformats.org/drawingml/2006/picture">
+                <pic:pic xmlns:pic="http://schemas.openxmlformats.org/drawingml/2006/picture">
+                  <pic:nvPicPr>
+                    <pic:cNvPr id="0" name="Picture 22"/>
+                    <pic:cNvPicPr>
+                      <a:picLocks noChangeAspect="1" noChangeArrowheads="1"/>
+                    </pic:cNvPicPr>
+                  </pic:nvPicPr>
+                  <pic:blipFill>
+                    <a:blip r:embed="rId47">
+                      <a:extLst>
+                        <a:ext uri="{28A0092B-C50C-407E-A947-70E740481C1C}">
+                          <a14:useLocalDpi xmlns:a14="http://schemas.microsoft.com/office/drawing/2010/main" val="0"/>
+                        </a:ext>
+                      </a:extLst>
+                    </a:blip>
+                    <a:srcRect/>
+                    <a:stretch>
+                      <a:fillRect/>
+                    </a:stretch>
+                  </pic:blipFill>
+                  <pic:spPr bwMode="auto">
+                    <a:xfrm>
+                      <a:off x="0" y="0"/>
+                      <a:ext cx="2725132" cy="1051382"/>
+                    </a:xfrm>
+                    <a:prstGeom prst="rect">
+                      <a:avLst/>
+                    </a:prstGeom>
+                    <a:noFill/>
+                    <a:ln>
+                      <a:noFill/>
+                    </a:ln>
+                  </pic:spPr>
+                </pic:pic>
+              </a:graphicData>
+            </a:graphic>
+          </wp:inline>
+        </w:drawing>
+      </w:r>
+    </w:p>
+    <w:p>
+      <w:pPr>
         <w:numPr>
           <w:ilvl w:val="0"/>
           <w:numId w:val="12"/>
@@ -2394,11 +5268,69 @@
           <w:b/>
           <w:bCs/>
         </w:rPr>
-        <w:lastRenderedPageBreak/>
         <w:t>Datos de Transacción:</w:t>
       </w:r>
       <w:r>
         <w:t xml:space="preserve"> Muestra el número de Mesa, Fecha, Hora de la comanda, Estado actual de la transacción y el Nombre del mesero/cajero que atendió la cuenta. </w:t>
+      </w:r>
+    </w:p>
+    <w:p>
+      <w:pPr>
+        <w:ind w:left="720"/>
+        <w:jc w:val="center"/>
+      </w:pPr>
+      <w:r>
+        <w:rPr>
+          <w:noProof/>
+        </w:rPr>
+        <w:drawing>
+          <wp:inline distT="0" distB="0" distL="0" distR="0" wp14:anchorId="0F670E46" wp14:editId="7368D62F">
+            <wp:extent cx="3086100" cy="583016"/>
+            <wp:effectExtent l="0" t="0" r="0" b="7620"/>
+            <wp:docPr id="528312884" name="Imagen 8"/>
+            <wp:cNvGraphicFramePr>
+              <a:graphicFrameLocks xmlns:a="http://schemas.openxmlformats.org/drawingml/2006/main" noChangeAspect="1"/>
+            </wp:cNvGraphicFramePr>
+            <a:graphic xmlns:a="http://schemas.openxmlformats.org/drawingml/2006/main">
+              <a:graphicData uri="http://schemas.openxmlformats.org/drawingml/2006/picture">
+                <pic:pic xmlns:pic="http://schemas.openxmlformats.org/drawingml/2006/picture">
+                  <pic:nvPicPr>
+                    <pic:cNvPr id="0" name="Picture 24"/>
+                    <pic:cNvPicPr>
+                      <a:picLocks noChangeAspect="1" noChangeArrowheads="1"/>
+                    </pic:cNvPicPr>
+                  </pic:nvPicPr>
+                  <pic:blipFill>
+                    <a:blip r:embed="rId48">
+                      <a:extLst>
+                        <a:ext uri="{28A0092B-C50C-407E-A947-70E740481C1C}">
+                          <a14:useLocalDpi xmlns:a14="http://schemas.microsoft.com/office/drawing/2010/main" val="0"/>
+                        </a:ext>
+                      </a:extLst>
+                    </a:blip>
+                    <a:srcRect/>
+                    <a:stretch>
+                      <a:fillRect/>
+                    </a:stretch>
+                  </pic:blipFill>
+                  <pic:spPr bwMode="auto">
+                    <a:xfrm>
+                      <a:off x="0" y="0"/>
+                      <a:ext cx="3116425" cy="588745"/>
+                    </a:xfrm>
+                    <a:prstGeom prst="rect">
+                      <a:avLst/>
+                    </a:prstGeom>
+                    <a:noFill/>
+                    <a:ln>
+                      <a:noFill/>
+                    </a:ln>
+                  </pic:spPr>
+                </pic:pic>
+              </a:graphicData>
+            </a:graphic>
+          </wp:inline>
+        </w:drawing>
       </w:r>
     </w:p>
     <w:p>
@@ -2418,6 +5350,65 @@
     </w:p>
     <w:p>
       <w:pPr>
+        <w:ind w:left="720"/>
+        <w:jc w:val="center"/>
+      </w:pPr>
+      <w:r>
+        <w:rPr>
+          <w:noProof/>
+        </w:rPr>
+        <w:drawing>
+          <wp:inline distT="0" distB="0" distL="0" distR="0" wp14:anchorId="5E431C51" wp14:editId="4BC0CDFB">
+            <wp:extent cx="2390775" cy="1004126"/>
+            <wp:effectExtent l="0" t="0" r="0" b="5715"/>
+            <wp:docPr id="1023329876" name="Imagen 9"/>
+            <wp:cNvGraphicFramePr>
+              <a:graphicFrameLocks xmlns:a="http://schemas.openxmlformats.org/drawingml/2006/main" noChangeAspect="1"/>
+            </wp:cNvGraphicFramePr>
+            <a:graphic xmlns:a="http://schemas.openxmlformats.org/drawingml/2006/main">
+              <a:graphicData uri="http://schemas.openxmlformats.org/drawingml/2006/picture">
+                <pic:pic xmlns:pic="http://schemas.openxmlformats.org/drawingml/2006/picture">
+                  <pic:nvPicPr>
+                    <pic:cNvPr id="0" name="Picture 26"/>
+                    <pic:cNvPicPr>
+                      <a:picLocks noChangeAspect="1" noChangeArrowheads="1"/>
+                    </pic:cNvPicPr>
+                  </pic:nvPicPr>
+                  <pic:blipFill>
+                    <a:blip r:embed="rId49">
+                      <a:extLst>
+                        <a:ext uri="{28A0092B-C50C-407E-A947-70E740481C1C}">
+                          <a14:useLocalDpi xmlns:a14="http://schemas.microsoft.com/office/drawing/2010/main" val="0"/>
+                        </a:ext>
+                      </a:extLst>
+                    </a:blip>
+                    <a:srcRect/>
+                    <a:stretch>
+                      <a:fillRect/>
+                    </a:stretch>
+                  </pic:blipFill>
+                  <pic:spPr bwMode="auto">
+                    <a:xfrm>
+                      <a:off x="0" y="0"/>
+                      <a:ext cx="2403911" cy="1009643"/>
+                    </a:xfrm>
+                    <a:prstGeom prst="rect">
+                      <a:avLst/>
+                    </a:prstGeom>
+                    <a:noFill/>
+                    <a:ln>
+                      <a:noFill/>
+                    </a:ln>
+                  </pic:spPr>
+                </pic:pic>
+              </a:graphicData>
+            </a:graphic>
+          </wp:inline>
+        </w:drawing>
+      </w:r>
+    </w:p>
+    <w:p>
+      <w:pPr>
         <w:numPr>
           <w:ilvl w:val="1"/>
           <w:numId w:val="12"/>
@@ -2545,6 +5536,13 @@
         </w:rPr>
         <w:t>Botones de Acción</w:t>
       </w:r>
+      <w:r>
+        <w:rPr>
+          <w:b/>
+          <w:bCs/>
+        </w:rPr>
+        <w:t>:</w:t>
+      </w:r>
     </w:p>
     <w:p>
       <w:pPr>
@@ -2553,15 +5551,13 @@
           <w:numId w:val="13"/>
         </w:numPr>
       </w:pPr>
-      <w:proofErr w:type="spellStart"/>
-      <w:r>
-        <w:rPr>
-          <w:b/>
-          <w:bCs/>
-        </w:rPr>
-        <w:t>Boton</w:t>
-      </w:r>
-      <w:proofErr w:type="spellEnd"/>
+      <w:r>
+        <w:rPr>
+          <w:b/>
+          <w:bCs/>
+        </w:rPr>
+        <w:t>Botón</w:t>
+      </w:r>
       <w:r>
         <w:rPr>
           <w:b/>
@@ -2572,6 +5568,69 @@
       <w:r>
         <w:t xml:space="preserve"> Abre la ventana nativa de impresión del navegador o del sistema para generar el ticket físico. </w:t>
       </w:r>
+    </w:p>
+    <w:p>
+      <w:pPr>
+        <w:ind w:left="720"/>
+      </w:pPr>
+      <w:r>
+        <w:rPr>
+          <w:noProof/>
+        </w:rPr>
+        <w:drawing>
+          <wp:inline distT="0" distB="0" distL="0" distR="0" wp14:anchorId="3EA7B9A4" wp14:editId="06FAB539">
+            <wp:extent cx="938389" cy="571500"/>
+            <wp:effectExtent l="0" t="0" r="0" b="0"/>
+            <wp:docPr id="153062235" name="Imagen 10"/>
+            <wp:cNvGraphicFramePr>
+              <a:graphicFrameLocks xmlns:a="http://schemas.openxmlformats.org/drawingml/2006/main" noChangeAspect="1"/>
+            </wp:cNvGraphicFramePr>
+            <a:graphic xmlns:a="http://schemas.openxmlformats.org/drawingml/2006/main">
+              <a:graphicData uri="http://schemas.openxmlformats.org/drawingml/2006/picture">
+                <pic:pic xmlns:pic="http://schemas.openxmlformats.org/drawingml/2006/picture">
+                  <pic:nvPicPr>
+                    <pic:cNvPr id="0" name="Picture 28"/>
+                    <pic:cNvPicPr>
+                      <a:picLocks noChangeAspect="1" noChangeArrowheads="1"/>
+                    </pic:cNvPicPr>
+                  </pic:nvPicPr>
+                  <pic:blipFill>
+                    <a:blip r:embed="rId50">
+                      <a:extLst>
+                        <a:ext uri="{28A0092B-C50C-407E-A947-70E740481C1C}">
+                          <a14:useLocalDpi xmlns:a14="http://schemas.microsoft.com/office/drawing/2010/main" val="0"/>
+                        </a:ext>
+                      </a:extLst>
+                    </a:blip>
+                    <a:srcRect/>
+                    <a:stretch>
+                      <a:fillRect/>
+                    </a:stretch>
+                  </pic:blipFill>
+                  <pic:spPr bwMode="auto">
+                    <a:xfrm>
+                      <a:off x="0" y="0"/>
+                      <a:ext cx="941442" cy="573359"/>
+                    </a:xfrm>
+                    <a:prstGeom prst="rect">
+                      <a:avLst/>
+                    </a:prstGeom>
+                    <a:noFill/>
+                    <a:ln>
+                      <a:noFill/>
+                    </a:ln>
+                  </pic:spPr>
+                </pic:pic>
+              </a:graphicData>
+            </a:graphic>
+          </wp:inline>
+        </w:drawing>
+      </w:r>
+    </w:p>
+    <w:p>
+      <w:pPr>
+        <w:ind w:left="720"/>
+      </w:pPr>
     </w:p>
     <w:p>
       <w:pPr>
@@ -2580,32 +5639,94 @@
           <w:numId w:val="13"/>
         </w:numPr>
       </w:pPr>
+      <w:r>
+        <w:rPr>
+          <w:b/>
+          <w:bCs/>
+        </w:rPr>
+        <w:t>Botón</w:t>
+      </w:r>
+      <w:r>
+        <w:rPr>
+          <w:b/>
+          <w:bCs/>
+        </w:rPr>
+        <w:t xml:space="preserve"> "Nuevo Pedido":</w:t>
+      </w:r>
+      <w:r>
+        <w:t xml:space="preserve"> Regresa al menú para </w:t>
+      </w:r>
       <w:proofErr w:type="spellStart"/>
       <w:r>
-        <w:rPr>
-          <w:b/>
-          <w:bCs/>
-        </w:rPr>
-        <w:t>Boton</w:t>
+        <w:t>aperturar</w:t>
       </w:r>
       <w:proofErr w:type="spellEnd"/>
       <w:r>
-        <w:rPr>
-          <w:b/>
-          <w:bCs/>
-        </w:rPr>
-        <w:t xml:space="preserve"> "Nuevo Pedido":</w:t>
-      </w:r>
-      <w:r>
-        <w:t xml:space="preserve"> Regresa al menú para </w:t>
-      </w:r>
-      <w:proofErr w:type="spellStart"/>
-      <w:r>
-        <w:t>aperturar</w:t>
-      </w:r>
-      <w:proofErr w:type="spellEnd"/>
-      <w:r>
-        <w:t xml:space="preserve"> una nueva comanda. </w:t>
+        <w:t xml:space="preserve"> un</w:t>
+      </w:r>
+      <w:r>
+        <w:t xml:space="preserve"> nuevo pedido</w:t>
+      </w:r>
+      <w:r>
+        <w:t xml:space="preserve">. </w:t>
+      </w:r>
+    </w:p>
+    <w:p>
+      <w:pPr>
+        <w:ind w:left="720"/>
+      </w:pPr>
+      <w:r>
+        <w:rPr>
+          <w:noProof/>
+        </w:rPr>
+        <w:drawing>
+          <wp:inline distT="0" distB="0" distL="0" distR="0" wp14:anchorId="50D53F6F" wp14:editId="5D9AA694">
+            <wp:extent cx="1019175" cy="617456"/>
+            <wp:effectExtent l="0" t="0" r="0" b="0"/>
+            <wp:docPr id="449756684" name="Imagen 11"/>
+            <wp:cNvGraphicFramePr>
+              <a:graphicFrameLocks xmlns:a="http://schemas.openxmlformats.org/drawingml/2006/main" noChangeAspect="1"/>
+            </wp:cNvGraphicFramePr>
+            <a:graphic xmlns:a="http://schemas.openxmlformats.org/drawingml/2006/main">
+              <a:graphicData uri="http://schemas.openxmlformats.org/drawingml/2006/picture">
+                <pic:pic xmlns:pic="http://schemas.openxmlformats.org/drawingml/2006/picture">
+                  <pic:nvPicPr>
+                    <pic:cNvPr id="0" name="Picture 30"/>
+                    <pic:cNvPicPr>
+                      <a:picLocks noChangeAspect="1" noChangeArrowheads="1"/>
+                    </pic:cNvPicPr>
+                  </pic:nvPicPr>
+                  <pic:blipFill>
+                    <a:blip r:embed="rId51">
+                      <a:extLst>
+                        <a:ext uri="{28A0092B-C50C-407E-A947-70E740481C1C}">
+                          <a14:useLocalDpi xmlns:a14="http://schemas.microsoft.com/office/drawing/2010/main" val="0"/>
+                        </a:ext>
+                      </a:extLst>
+                    </a:blip>
+                    <a:srcRect/>
+                    <a:stretch>
+                      <a:fillRect/>
+                    </a:stretch>
+                  </pic:blipFill>
+                  <pic:spPr bwMode="auto">
+                    <a:xfrm>
+                      <a:off x="0" y="0"/>
+                      <a:ext cx="1023656" cy="620171"/>
+                    </a:xfrm>
+                    <a:prstGeom prst="rect">
+                      <a:avLst/>
+                    </a:prstGeom>
+                    <a:noFill/>
+                    <a:ln>
+                      <a:noFill/>
+                    </a:ln>
+                  </pic:spPr>
+                </pic:pic>
+              </a:graphicData>
+            </a:graphic>
+          </wp:inline>
+        </w:drawing>
       </w:r>
     </w:p>
     <w:p>
@@ -2615,13 +5736,106 @@
           <w:numId w:val="13"/>
         </w:numPr>
       </w:pPr>
+      <w:r>
+        <w:rPr>
+          <w:b/>
+          <w:bCs/>
+        </w:rPr>
+        <w:t>Botón</w:t>
+      </w:r>
+      <w:r>
+        <w:rPr>
+          <w:b/>
+          <w:bCs/>
+        </w:rPr>
+        <w:t xml:space="preserve"> "Volver a Cocina":</w:t>
+      </w:r>
+      <w:r>
+        <w:t xml:space="preserve"> Redirige a la pantalla de control del chef o cocinero.</w:t>
+      </w:r>
+    </w:p>
+    <w:p>
+      <w:pPr>
+        <w:ind w:left="720"/>
+      </w:pPr>
+      <w:r>
+        <w:rPr>
+          <w:noProof/>
+        </w:rPr>
+        <w:drawing>
+          <wp:inline distT="0" distB="0" distL="0" distR="0" wp14:anchorId="0890CD01" wp14:editId="328DBFC3">
+            <wp:extent cx="904875" cy="506460"/>
+            <wp:effectExtent l="0" t="0" r="0" b="8255"/>
+            <wp:docPr id="201313842" name="Imagen 12"/>
+            <wp:cNvGraphicFramePr>
+              <a:graphicFrameLocks xmlns:a="http://schemas.openxmlformats.org/drawingml/2006/main" noChangeAspect="1"/>
+            </wp:cNvGraphicFramePr>
+            <a:graphic xmlns:a="http://schemas.openxmlformats.org/drawingml/2006/main">
+              <a:graphicData uri="http://schemas.openxmlformats.org/drawingml/2006/picture">
+                <pic:pic xmlns:pic="http://schemas.openxmlformats.org/drawingml/2006/picture">
+                  <pic:nvPicPr>
+                    <pic:cNvPr id="0" name="Picture 32"/>
+                    <pic:cNvPicPr>
+                      <a:picLocks noChangeAspect="1" noChangeArrowheads="1"/>
+                    </pic:cNvPicPr>
+                  </pic:nvPicPr>
+                  <pic:blipFill>
+                    <a:blip r:embed="rId52">
+                      <a:extLst>
+                        <a:ext uri="{28A0092B-C50C-407E-A947-70E740481C1C}">
+                          <a14:useLocalDpi xmlns:a14="http://schemas.microsoft.com/office/drawing/2010/main" val="0"/>
+                        </a:ext>
+                      </a:extLst>
+                    </a:blip>
+                    <a:srcRect/>
+                    <a:stretch>
+                      <a:fillRect/>
+                    </a:stretch>
+                  </pic:blipFill>
+                  <pic:spPr bwMode="auto">
+                    <a:xfrm>
+                      <a:off x="0" y="0"/>
+                      <a:ext cx="914378" cy="511779"/>
+                    </a:xfrm>
+                    <a:prstGeom prst="rect">
+                      <a:avLst/>
+                    </a:prstGeom>
+                    <a:noFill/>
+                    <a:ln>
+                      <a:noFill/>
+                    </a:ln>
+                  </pic:spPr>
+                </pic:pic>
+              </a:graphicData>
+            </a:graphic>
+          </wp:inline>
+        </w:drawing>
+      </w:r>
+      <w:r>
+        <w:t xml:space="preserve"> </w:t>
+      </w:r>
+    </w:p>
+    <w:p>
+      <w:pPr>
+        <w:rPr>
+          <w:b/>
+          <w:bCs/>
+        </w:rPr>
+      </w:pPr>
+      <w:r>
+        <w:rPr>
+          <w:b/>
+          <w:bCs/>
+        </w:rPr>
+        <w:t>7. Módulo de Modificación de Precios e Inventario (</w:t>
+      </w:r>
       <w:proofErr w:type="spellStart"/>
       <w:r>
         <w:rPr>
           <w:b/>
           <w:bCs/>
         </w:rPr>
-        <w:t>Boton</w:t>
+        <w:t>actualizar.php</w:t>
       </w:r>
       <w:proofErr w:type="spellEnd"/>
       <w:r>
@@ -2629,40 +5843,6 @@
           <w:b/>
           <w:bCs/>
         </w:rPr>
-        <w:t xml:space="preserve"> "Volver a Cocina":</w:t>
-      </w:r>
-      <w:r>
-        <w:t xml:space="preserve"> Redirige a la pantalla de control del chef o cocinero. </w:t>
-      </w:r>
-    </w:p>
-    <w:p>
-      <w:pPr>
-        <w:rPr>
-          <w:b/>
-          <w:bCs/>
-        </w:rPr>
-      </w:pPr>
-      <w:r>
-        <w:rPr>
-          <w:b/>
-          <w:bCs/>
-        </w:rPr>
-        <w:t>7. Módulo de Modificación de Precios e Inventario (</w:t>
-      </w:r>
-      <w:proofErr w:type="spellStart"/>
-      <w:r>
-        <w:rPr>
-          <w:b/>
-          <w:bCs/>
-        </w:rPr>
-        <w:t>actualizar.php</w:t>
-      </w:r>
-      <w:proofErr w:type="spellEnd"/>
-      <w:r>
-        <w:rPr>
-          <w:b/>
-          <w:bCs/>
-        </w:rPr>
         <w:t>)</w:t>
       </w:r>
     </w:p>
@@ -2675,6 +5855,67 @@
       </w:pPr>
       <w:r>
         <w:rPr>
+          <w:noProof/>
+        </w:rPr>
+        <w:drawing>
+          <wp:inline distT="0" distB="0" distL="0" distR="0" wp14:anchorId="4673E9DC" wp14:editId="115C1D4F">
+            <wp:extent cx="5612130" cy="2782570"/>
+            <wp:effectExtent l="0" t="0" r="7620" b="0"/>
+            <wp:docPr id="525822455" name="Imagen 36"/>
+            <wp:cNvGraphicFramePr>
+              <a:graphicFrameLocks xmlns:a="http://schemas.openxmlformats.org/drawingml/2006/main" noChangeAspect="1"/>
+            </wp:cNvGraphicFramePr>
+            <a:graphic xmlns:a="http://schemas.openxmlformats.org/drawingml/2006/main">
+              <a:graphicData uri="http://schemas.openxmlformats.org/drawingml/2006/picture">
+                <pic:pic xmlns:pic="http://schemas.openxmlformats.org/drawingml/2006/picture">
+                  <pic:nvPicPr>
+                    <pic:cNvPr id="0" name="Picture 80"/>
+                    <pic:cNvPicPr>
+                      <a:picLocks noChangeAspect="1" noChangeArrowheads="1"/>
+                    </pic:cNvPicPr>
+                  </pic:nvPicPr>
+                  <pic:blipFill>
+                    <a:blip r:embed="rId53">
+                      <a:extLst>
+                        <a:ext uri="{28A0092B-C50C-407E-A947-70E740481C1C}">
+                          <a14:useLocalDpi xmlns:a14="http://schemas.microsoft.com/office/drawing/2010/main" val="0"/>
+                        </a:ext>
+                      </a:extLst>
+                    </a:blip>
+                    <a:srcRect/>
+                    <a:stretch>
+                      <a:fillRect/>
+                    </a:stretch>
+                  </pic:blipFill>
+                  <pic:spPr bwMode="auto">
+                    <a:xfrm>
+                      <a:off x="0" y="0"/>
+                      <a:ext cx="5612130" cy="2782570"/>
+                    </a:xfrm>
+                    <a:prstGeom prst="rect">
+                      <a:avLst/>
+                    </a:prstGeom>
+                    <a:noFill/>
+                    <a:ln>
+                      <a:noFill/>
+                    </a:ln>
+                  </pic:spPr>
+                </pic:pic>
+              </a:graphicData>
+            </a:graphic>
+          </wp:inline>
+        </w:drawing>
+      </w:r>
+    </w:p>
+    <w:p>
+      <w:pPr>
+        <w:rPr>
+          <w:b/>
+          <w:bCs/>
+        </w:rPr>
+      </w:pPr>
+      <w:r>
+        <w:rPr>
           <w:b/>
           <w:bCs/>
         </w:rPr>
@@ -2693,11 +5934,60 @@
           <w:bCs/>
         </w:rPr>
       </w:pPr>
-      <w:r>
-        <w:rPr>
-          <w:b/>
-          <w:bCs/>
-        </w:rPr>
+    </w:p>
+    <w:p>
+      <w:pPr>
+        <w:rPr>
+          <w:b/>
+          <w:bCs/>
+        </w:rPr>
+      </w:pPr>
+    </w:p>
+    <w:p>
+      <w:pPr>
+        <w:rPr>
+          <w:b/>
+          <w:bCs/>
+        </w:rPr>
+      </w:pPr>
+    </w:p>
+    <w:p>
+      <w:pPr>
+        <w:rPr>
+          <w:b/>
+          <w:bCs/>
+        </w:rPr>
+      </w:pPr>
+    </w:p>
+    <w:p>
+      <w:pPr>
+        <w:rPr>
+          <w:b/>
+          <w:bCs/>
+        </w:rPr>
+      </w:pPr>
+    </w:p>
+    <w:p>
+      <w:pPr>
+        <w:rPr>
+          <w:b/>
+          <w:bCs/>
+        </w:rPr>
+      </w:pPr>
+    </w:p>
+    <w:p>
+      <w:pPr>
+        <w:rPr>
+          <w:b/>
+          <w:bCs/>
+        </w:rPr>
+      </w:pPr>
+      <w:r>
+        <w:rPr>
+          <w:b/>
+          <w:bCs/>
+        </w:rPr>
+        <w:lastRenderedPageBreak/>
         <w:t>Estructura de la Tabla de Edición</w:t>
       </w:r>
     </w:p>
@@ -3095,7 +6385,6 @@
           <w:b/>
           <w:bCs/>
         </w:rPr>
-        <w:lastRenderedPageBreak/>
         <w:t>Flujo de Trabajo</w:t>
       </w:r>
     </w:p>
@@ -3208,6 +6497,64 @@
     </w:p>
     <w:p>
       <w:pPr>
+        <w:jc w:val="center"/>
+      </w:pPr>
+      <w:r>
+        <w:rPr>
+          <w:noProof/>
+        </w:rPr>
+        <w:drawing>
+          <wp:inline distT="0" distB="0" distL="0" distR="0" wp14:anchorId="1D646178" wp14:editId="1F191171">
+            <wp:extent cx="1962150" cy="315346"/>
+            <wp:effectExtent l="0" t="0" r="0" b="8890"/>
+            <wp:docPr id="912262544" name="Imagen 37"/>
+            <wp:cNvGraphicFramePr>
+              <a:graphicFrameLocks xmlns:a="http://schemas.openxmlformats.org/drawingml/2006/main" noChangeAspect="1"/>
+            </wp:cNvGraphicFramePr>
+            <a:graphic xmlns:a="http://schemas.openxmlformats.org/drawingml/2006/main">
+              <a:graphicData uri="http://schemas.openxmlformats.org/drawingml/2006/picture">
+                <pic:pic xmlns:pic="http://schemas.openxmlformats.org/drawingml/2006/picture">
+                  <pic:nvPicPr>
+                    <pic:cNvPr id="0" name="Picture 82"/>
+                    <pic:cNvPicPr>
+                      <a:picLocks noChangeAspect="1" noChangeArrowheads="1"/>
+                    </pic:cNvPicPr>
+                  </pic:nvPicPr>
+                  <pic:blipFill>
+                    <a:blip r:embed="rId54">
+                      <a:extLst>
+                        <a:ext uri="{28A0092B-C50C-407E-A947-70E740481C1C}">
+                          <a14:useLocalDpi xmlns:a14="http://schemas.microsoft.com/office/drawing/2010/main" val="0"/>
+                        </a:ext>
+                      </a:extLst>
+                    </a:blip>
+                    <a:srcRect/>
+                    <a:stretch>
+                      <a:fillRect/>
+                    </a:stretch>
+                  </pic:blipFill>
+                  <pic:spPr bwMode="auto">
+                    <a:xfrm>
+                      <a:off x="0" y="0"/>
+                      <a:ext cx="2004002" cy="322072"/>
+                    </a:xfrm>
+                    <a:prstGeom prst="rect">
+                      <a:avLst/>
+                    </a:prstGeom>
+                    <a:noFill/>
+                    <a:ln>
+                      <a:noFill/>
+                    </a:ln>
+                  </pic:spPr>
+                </pic:pic>
+              </a:graphicData>
+            </a:graphic>
+          </wp:inline>
+        </w:drawing>
+      </w:r>
+    </w:p>
+    <w:p>
+      <w:pPr>
         <w:numPr>
           <w:ilvl w:val="0"/>
           <w:numId w:val="15"/>
@@ -3224,15 +6571,238 @@
         <w:t xml:space="preserve">: Surge si se envían valores en blanco o formateados de manera inconsistente (ej. números negativos en el inventario). </w:t>
       </w:r>
     </w:p>
+    <w:p>
+      <w:pPr>
+        <w:jc w:val="center"/>
+      </w:pPr>
+      <w:r>
+        <w:rPr>
+          <w:noProof/>
+        </w:rPr>
+        <w:drawing>
+          <wp:inline distT="0" distB="0" distL="0" distR="0" wp14:anchorId="046D7474" wp14:editId="0FAF4ADD">
+            <wp:extent cx="1743075" cy="470254"/>
+            <wp:effectExtent l="0" t="0" r="0" b="6350"/>
+            <wp:docPr id="596461868" name="Imagen 38"/>
+            <wp:cNvGraphicFramePr>
+              <a:graphicFrameLocks xmlns:a="http://schemas.openxmlformats.org/drawingml/2006/main" noChangeAspect="1"/>
+            </wp:cNvGraphicFramePr>
+            <a:graphic xmlns:a="http://schemas.openxmlformats.org/drawingml/2006/main">
+              <a:graphicData uri="http://schemas.openxmlformats.org/drawingml/2006/picture">
+                <pic:pic xmlns:pic="http://schemas.openxmlformats.org/drawingml/2006/picture">
+                  <pic:nvPicPr>
+                    <pic:cNvPr id="0" name="Picture 84"/>
+                    <pic:cNvPicPr>
+                      <a:picLocks noChangeAspect="1" noChangeArrowheads="1"/>
+                    </pic:cNvPicPr>
+                  </pic:nvPicPr>
+                  <pic:blipFill>
+                    <a:blip r:embed="rId55">
+                      <a:extLst>
+                        <a:ext uri="{28A0092B-C50C-407E-A947-70E740481C1C}">
+                          <a14:useLocalDpi xmlns:a14="http://schemas.microsoft.com/office/drawing/2010/main" val="0"/>
+                        </a:ext>
+                      </a:extLst>
+                    </a:blip>
+                    <a:srcRect/>
+                    <a:stretch>
+                      <a:fillRect/>
+                    </a:stretch>
+                  </pic:blipFill>
+                  <pic:spPr bwMode="auto">
+                    <a:xfrm>
+                      <a:off x="0" y="0"/>
+                      <a:ext cx="1758811" cy="474499"/>
+                    </a:xfrm>
+                    <a:prstGeom prst="rect">
+                      <a:avLst/>
+                    </a:prstGeom>
+                    <a:noFill/>
+                    <a:ln>
+                      <a:noFill/>
+                    </a:ln>
+                  </pic:spPr>
+                </pic:pic>
+              </a:graphicData>
+            </a:graphic>
+          </wp:inline>
+        </w:drawing>
+      </w:r>
+    </w:p>
     <w:p/>
     <w:sectPr>
+      <w:footerReference w:type="default" r:id="rId56"/>
       <w:pgSz w:w="12240" w:h="15840"/>
       <w:pgMar w:top="1417" w:right="1701" w:bottom="1417" w:left="1701" w:header="708" w:footer="708" w:gutter="0"/>
+      <w:pgNumType w:start="1"/>
       <w:cols w:space="708"/>
       <w:docGrid w:linePitch="360"/>
     </w:sectPr>
   </w:body>
 </w:document>
+</file>
+
+<file path=word/endnotes.xml><?xml version="1.0" encoding="utf-8"?>
+<w:endnotes xmlns:wpc="http://schemas.microsoft.com/office/word/2010/wordprocessingCanvas" xmlns:cx="http://schemas.microsoft.com/office/drawing/2014/chartex" xmlns:cx1="http://schemas.microsoft.com/office/drawing/2015/9/8/chartex" xmlns:cx2="http://schemas.microsoft.com/office/drawing/2015/10/21/chartex" xmlns:cx3="http://schemas.microsoft.com/office/drawing/2016/5/9/chartex" xmlns:cx4="http://schemas.microsoft.com/office/drawing/2016/5/10/chartex" xmlns:cx5="http://schemas.microsoft.com/office/drawing/2016/5/11/chartex" xmlns:cx6="http://schemas.microsoft.com/office/drawing/2016/5/12/chartex" xmlns:cx7="http://schemas.microsoft.com/office/drawing/2016/5/13/chartex" xmlns:cx8="http://schemas.microsoft.com/office/drawing/2016/5/14/chartex" xmlns:mc="http://schemas.openxmlformats.org/markup-compatibility/2006" xmlns:aink="http://schemas.microsoft.com/office/drawing/2016/ink" xmlns:am3d="http://schemas.microsoft.com/office/drawing/2017/model3d" xmlns:o="urn:schemas-microsoft-com:office:office" xmlns:oel="http://schemas.microsoft.com/office/2019/extlst" xmlns:r="http://schemas.openxmlformats.org/officeDocument/2006/relationships" xmlns:m="http://schemas.openxmlformats.org/officeDocument/2006/math" xmlns:v="urn:schemas-microsoft-com:vml" xmlns:wp14="http://schemas.microsoft.com/office/word/2010/wordprocessingDrawing" xmlns:wp="http://schemas.openxmlformats.org/drawingml/2006/wordprocessingDrawing" xmlns:w10="urn:schemas-microsoft-com:office:word" xmlns:w="http://schemas.openxmlformats.org/wordprocessingml/2006/main" xmlns:w14="http://schemas.microsoft.com/office/word/2010/wordml" xmlns:w15="http://schemas.microsoft.com/office/word/2012/wordml" xmlns:w16cex="http://schemas.microsoft.com/office/word/2018/wordml/cex" xmlns:w16cid="http://schemas.microsoft.com/office/word/2016/wordml/cid" xmlns:w16="http://schemas.microsoft.com/office/word/2018/wordml" xmlns:w16du="http://schemas.microsoft.com/office/word/2023/wordml/word16du" xmlns:w16sdtdh="http://schemas.microsoft.com/office/word/2020/wordml/sdtdatahash" xmlns:w16sdtfl="http://schemas.microsoft.com/office/word/2024/wordml/sdtformatlock" xmlns:w16se="http://schemas.microsoft.com/office/word/2015/wordml/symex" xmlns:wpg="http://schemas.microsoft.com/office/word/2010/wordprocessingGroup" xmlns:wpi="http://schemas.microsoft.com/office/word/2010/wordprocessingInk" xmlns:wne="http://schemas.microsoft.com/office/word/2006/wordml" xmlns:wps="http://schemas.microsoft.com/office/word/2010/wordprocessingShape" mc:Ignorable="w14 w15 w16se w16cid w16 w16cex w16sdtdh w16sdtfl w16du wp14">
+  <w:endnote w:type="separator" w:id="-1">
+    <w:p>
+      <w:pPr>
+        <w:spacing w:after="0" w:line="240" w:lineRule="auto"/>
+      </w:pPr>
+      <w:r>
+        <w:separator/>
+      </w:r>
+    </w:p>
+  </w:endnote>
+  <w:endnote w:type="continuationSeparator" w:id="0">
+    <w:p>
+      <w:pPr>
+        <w:spacing w:after="0" w:line="240" w:lineRule="auto"/>
+      </w:pPr>
+      <w:r>
+        <w:continuationSeparator/>
+      </w:r>
+    </w:p>
+  </w:endnote>
+</w:endnotes>
+</file>
+
+<file path=word/footer1.xml><?xml version="1.0" encoding="utf-8"?>
+<w:ftr xmlns:wpc="http://schemas.microsoft.com/office/word/2010/wordprocessingCanvas" xmlns:cx="http://schemas.microsoft.com/office/drawing/2014/chartex" xmlns:cx1="http://schemas.microsoft.com/office/drawing/2015/9/8/chartex" xmlns:cx2="http://schemas.microsoft.com/office/drawing/2015/10/21/chartex" xmlns:cx3="http://schemas.microsoft.com/office/drawing/2016/5/9/chartex" xmlns:cx4="http://schemas.microsoft.com/office/drawing/2016/5/10/chartex" xmlns:cx5="http://schemas.microsoft.com/office/drawing/2016/5/11/chartex" xmlns:cx6="http://schemas.microsoft.com/office/drawing/2016/5/12/chartex" xmlns:cx7="http://schemas.microsoft.com/office/drawing/2016/5/13/chartex" xmlns:cx8="http://schemas.microsoft.com/office/drawing/2016/5/14/chartex" xmlns:mc="http://schemas.openxmlformats.org/markup-compatibility/2006" xmlns:aink="http://schemas.microsoft.com/office/drawing/2016/ink" xmlns:am3d="http://schemas.microsoft.com/office/drawing/2017/model3d" xmlns:o="urn:schemas-microsoft-com:office:office" xmlns:oel="http://schemas.microsoft.com/office/2019/extlst" xmlns:r="http://schemas.openxmlformats.org/officeDocument/2006/relationships" xmlns:m="http://schemas.openxmlformats.org/officeDocument/2006/math" xmlns:v="urn:schemas-microsoft-com:vml" xmlns:wp14="http://schemas.microsoft.com/office/word/2010/wordprocessingDrawing" xmlns:wp="http://schemas.openxmlformats.org/drawingml/2006/wordprocessingDrawing" xmlns:w10="urn:schemas-microsoft-com:office:word" xmlns:w="http://schemas.openxmlformats.org/wordprocessingml/2006/main" xmlns:w14="http://schemas.microsoft.com/office/word/2010/wordml" xmlns:w15="http://schemas.microsoft.com/office/word/2012/wordml" xmlns:w16cex="http://schemas.microsoft.com/office/word/2018/wordml/cex" xmlns:w16cid="http://schemas.microsoft.com/office/word/2016/wordml/cid" xmlns:w16="http://schemas.microsoft.com/office/word/2018/wordml" xmlns:w16du="http://schemas.microsoft.com/office/word/2023/wordml/word16du" xmlns:w16sdtdh="http://schemas.microsoft.com/office/word/2020/wordml/sdtdatahash" xmlns:w16sdtfl="http://schemas.microsoft.com/office/word/2024/wordml/sdtformatlock" xmlns:w16se="http://schemas.microsoft.com/office/word/2015/wordml/symex" xmlns:wpg="http://schemas.microsoft.com/office/word/2010/wordprocessingGroup" xmlns:wpi="http://schemas.microsoft.com/office/word/2010/wordprocessingInk" xmlns:wne="http://schemas.microsoft.com/office/word/2006/wordml" xmlns:wps="http://schemas.microsoft.com/office/word/2010/wordprocessingShape" mc:Ignorable="w14 w15 w16se w16cid w16 w16cex w16sdtdh w16sdtfl w16du wp14">
+  <w:sdt>
+    <w:sdtPr>
+      <w:id w:val="1123653867"/>
+      <w:docPartObj>
+        <w:docPartGallery w:val="Page Numbers (Bottom of Page)"/>
+        <w:docPartUnique/>
+      </w:docPartObj>
+    </w:sdtPr>
+    <w:sdtContent>
+      <w:p>
+        <w:pPr>
+          <w:pStyle w:val="Piedepgina"/>
+          <w:jc w:val="center"/>
+        </w:pPr>
+        <w:r>
+          <w:rPr>
+            <w:noProof/>
+          </w:rPr>
+          <mc:AlternateContent>
+            <mc:Choice Requires="wps">
+              <w:drawing>
+                <wp:inline distT="0" distB="0" distL="0" distR="0" wp14:anchorId="07B9E31E" wp14:editId="014AB644">
+                  <wp:extent cx="5467350" cy="54610"/>
+                  <wp:effectExtent l="9525" t="19050" r="9525" b="12065"/>
+                  <wp:docPr id="875915071" name="Diagrama de flujo: decisión 1"/>
+                  <wp:cNvGraphicFramePr>
+                    <a:graphicFrameLocks xmlns:a="http://schemas.openxmlformats.org/drawingml/2006/main"/>
+                  </wp:cNvGraphicFramePr>
+                  <a:graphic xmlns:a="http://schemas.openxmlformats.org/drawingml/2006/main">
+                    <a:graphicData uri="http://schemas.microsoft.com/office/word/2010/wordprocessingShape">
+                      <wps:wsp>
+                        <wps:cNvSpPr>
+                          <a:spLocks noChangeArrowheads="1"/>
+                        </wps:cNvSpPr>
+                        <wps:spPr bwMode="auto">
+                          <a:xfrm>
+                            <a:off x="0" y="0"/>
+                            <a:ext cx="5467350" cy="54610"/>
+                          </a:xfrm>
+                          <a:prstGeom prst="flowChartDecision">
+                            <a:avLst/>
+                          </a:prstGeom>
+                          <a:solidFill>
+                            <a:srgbClr val="000000"/>
+                          </a:solidFill>
+                          <a:ln w="9525">
+                            <a:solidFill>
+                              <a:srgbClr val="000000"/>
+                            </a:solidFill>
+                            <a:miter lim="800000"/>
+                            <a:headEnd/>
+                            <a:tailEnd/>
+                          </a:ln>
+                        </wps:spPr>
+                        <wps:bodyPr rot="0" vert="horz" wrap="square" lIns="91440" tIns="45720" rIns="91440" bIns="45720" anchor="t" anchorCtr="0" upright="1">
+                          <a:noAutofit/>
+                        </wps:bodyPr>
+                      </wps:wsp>
+                    </a:graphicData>
+                  </a:graphic>
+                </wp:inline>
+              </w:drawing>
+            </mc:Choice>
+            <mc:Fallback>
+              <w:pict>
+                <v:shapetype w14:anchorId="322BCB49" id="_x0000_t110" coordsize="21600,21600" o:spt="110" path="m10800,l,10800,10800,21600,21600,10800xe">
+                  <v:stroke joinstyle="miter"/>
+                  <v:path gradientshapeok="t" o:connecttype="rect" textboxrect="5400,5400,16200,16200"/>
+                </v:shapetype>
+                <v:shape id="Diagrama de flujo: decisión 1" o:spid="_x0000_s1026" type="#_x0000_t110" style="width:430.5pt;height:4.3pt;visibility:visible;mso-wrap-style:square;mso-left-percent:-10001;mso-top-percent:-10001;mso-position-horizontal:absolute;mso-position-horizontal-relative:char;mso-position-vertical:absolute;mso-position-vertical-relative:line;mso-left-percent:-10001;mso-top-percent:-10001;v-text-anchor:top" o:gfxdata="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" fillcolor="black">
+                  <w10:anchorlock/>
+                </v:shape>
+              </w:pict>
+            </mc:Fallback>
+          </mc:AlternateContent>
+        </w:r>
+      </w:p>
+      <w:p>
+        <w:pPr>
+          <w:pStyle w:val="Piedepgina"/>
+          <w:jc w:val="center"/>
+        </w:pPr>
+        <w:r>
+          <w:fldChar w:fldCharType="begin"/>
+        </w:r>
+        <w:r>
+          <w:instrText>PAGE    \* MERGEFORMAT</w:instrText>
+        </w:r>
+        <w:r>
+          <w:fldChar w:fldCharType="separate"/>
+        </w:r>
+        <w:r>
+          <w:rPr>
+            <w:lang w:val="es-ES"/>
+          </w:rPr>
+          <w:t>2</w:t>
+        </w:r>
+        <w:r>
+          <w:fldChar w:fldCharType="end"/>
+        </w:r>
+      </w:p>
+    </w:sdtContent>
+  </w:sdt>
+  <w:p>
+    <w:pPr>
+      <w:pStyle w:val="Piedepgina"/>
+    </w:pPr>
+  </w:p>
+</w:ftr>
+</file>
+
+<file path=word/footnotes.xml><?xml version="1.0" encoding="utf-8"?>
+<w:footnotes xmlns:wpc="http://schemas.microsoft.com/office/word/2010/wordprocessingCanvas" xmlns:cx="http://schemas.microsoft.com/office/drawing/2014/chartex" xmlns:cx1="http://schemas.microsoft.com/office/drawing/2015/9/8/chartex" xmlns:cx2="http://schemas.microsoft.com/office/drawing/2015/10/21/chartex" xmlns:cx3="http://schemas.microsoft.com/office/drawing/2016/5/9/chartex" xmlns:cx4="http://schemas.microsoft.com/office/drawing/2016/5/10/chartex" xmlns:cx5="http://schemas.microsoft.com/office/drawing/2016/5/11/chartex" xmlns:cx6="http://schemas.microsoft.com/office/drawing/2016/5/12/chartex" xmlns:cx7="http://schemas.microsoft.com/office/drawing/2016/5/13/chartex" xmlns:cx8="http://schemas.microsoft.com/office/drawing/2016/5/14/chartex" xmlns:mc="http://schemas.openxmlformats.org/markup-compatibility/2006" xmlns:aink="http://schemas.microsoft.com/office/drawing/2016/ink" xmlns:am3d="http://schemas.microsoft.com/office/drawing/2017/model3d" xmlns:o="urn:schemas-microsoft-com:office:office" xmlns:oel="http://schemas.microsoft.com/office/2019/extlst" xmlns:r="http://schemas.openxmlformats.org/officeDocument/2006/relationships" xmlns:m="http://schemas.openxmlformats.org/officeDocument/2006/math" xmlns:v="urn:schemas-microsoft-com:vml" xmlns:wp14="http://schemas.microsoft.com/office/word/2010/wordprocessingDrawing" xmlns:wp="http://schemas.openxmlformats.org/drawingml/2006/wordprocessingDrawing" xmlns:w10="urn:schemas-microsoft-com:office:word" xmlns:w="http://schemas.openxmlformats.org/wordprocessingml/2006/main" xmlns:w14="http://schemas.microsoft.com/office/word/2010/wordml" xmlns:w15="http://schemas.microsoft.com/office/word/2012/wordml" xmlns:w16cex="http://schemas.microsoft.com/office/word/2018/wordml/cex" xmlns:w16cid="http://schemas.microsoft.com/office/word/2016/wordml/cid" xmlns:w16="http://schemas.microsoft.com/office/word/2018/wordml" xmlns:w16du="http://schemas.microsoft.com/office/word/2023/wordml/word16du" xmlns:w16sdtdh="http://schemas.microsoft.com/office/word/2020/wordml/sdtdatahash" xmlns:w16sdtfl="http://schemas.microsoft.com/office/word/2024/wordml/sdtformatlock" xmlns:w16se="http://schemas.microsoft.com/office/word/2015/wordml/symex" xmlns:wpg="http://schemas.microsoft.com/office/word/2010/wordprocessingGroup" xmlns:wpi="http://schemas.microsoft.com/office/word/2010/wordprocessingInk" xmlns:wne="http://schemas.microsoft.com/office/word/2006/wordml" xmlns:wps="http://schemas.microsoft.com/office/word/2010/wordprocessingShape" mc:Ignorable="w14 w15 w16se w16cid w16 w16cex w16sdtdh w16sdtfl w16du wp14">
+  <w:footnote w:type="separator" w:id="-1">
+    <w:p>
+      <w:pPr>
+        <w:spacing w:after="0" w:line="240" w:lineRule="auto"/>
+      </w:pPr>
+      <w:r>
+        <w:separator/>
+      </w:r>
+    </w:p>
+  </w:footnote>
+  <w:footnote w:type="continuationSeparator" w:id="0">
+    <w:p>
+      <w:pPr>
+        <w:spacing w:after="0" w:line="240" w:lineRule="auto"/>
+      </w:pPr>
+      <w:r>
+        <w:continuationSeparator/>
+      </w:r>
+    </w:p>
+  </w:footnote>
+</w:footnotes>
 </file>
 
 <file path=word/numbering.xml><?xml version="1.0" encoding="utf-8"?>
@@ -6019,6 +9589,7 @@
   <w:style w:type="character" w:default="1" w:styleId="Fuentedeprrafopredeter">
     <w:name w:val="Default Paragraph Font"/>
     <w:uiPriority w:val="1"/>
+    <w:semiHidden/>
     <w:unhideWhenUsed/>
   </w:style>
   <w:style w:type="table" w:default="1" w:styleId="Tablanormal">
@@ -6332,6 +9903,50 @@
       <w:spacing w:val="5"/>
     </w:rPr>
   </w:style>
+  <w:style w:type="paragraph" w:styleId="Encabezado">
+    <w:name w:val="header"/>
+    <w:basedOn w:val="Normal"/>
+    <w:link w:val="EncabezadoCar"/>
+    <w:uiPriority w:val="99"/>
+    <w:unhideWhenUsed/>
+    <w:rsid w:val="00BA24EC"/>
+    <w:pPr>
+      <w:tabs>
+        <w:tab w:val="center" w:pos="4419"/>
+        <w:tab w:val="right" w:pos="8838"/>
+      </w:tabs>
+      <w:spacing w:after="0" w:line="240" w:lineRule="auto"/>
+    </w:pPr>
+  </w:style>
+  <w:style w:type="character" w:customStyle="1" w:styleId="EncabezadoCar">
+    <w:name w:val="Encabezado Car"/>
+    <w:basedOn w:val="Fuentedeprrafopredeter"/>
+    <w:link w:val="Encabezado"/>
+    <w:uiPriority w:val="99"/>
+    <w:rsid w:val="00BA24EC"/>
+  </w:style>
+  <w:style w:type="paragraph" w:styleId="Piedepgina">
+    <w:name w:val="footer"/>
+    <w:basedOn w:val="Normal"/>
+    <w:link w:val="PiedepginaCar"/>
+    <w:uiPriority w:val="99"/>
+    <w:unhideWhenUsed/>
+    <w:rsid w:val="00BA24EC"/>
+    <w:pPr>
+      <w:tabs>
+        <w:tab w:val="center" w:pos="4419"/>
+        <w:tab w:val="right" w:pos="8838"/>
+      </w:tabs>
+      <w:spacing w:after="0" w:line="240" w:lineRule="auto"/>
+    </w:pPr>
+  </w:style>
+  <w:style w:type="character" w:customStyle="1" w:styleId="PiedepginaCar">
+    <w:name w:val="Pie de página Car"/>
+    <w:basedOn w:val="Fuentedeprrafopredeter"/>
+    <w:link w:val="Piedepgina"/>
+    <w:uiPriority w:val="99"/>
+    <w:rsid w:val="00BA24EC"/>
+  </w:style>
 </w:styles>
 </file>
 
